--- a/sessions/OZON-testy-itogi-2026-10-12.docx
+++ b/sessions/OZON-testy-itogi-2026-10-12.docx
@@ -20,7 +20,7 @@
           <w:sz w:val="18"/>
           <w:szCs w:val="18"/>
         </w:rPr>
-        <w:t xml:space="preserve">GENGLASS, 12.10.2026. Цифры из выгрузок кабинета OZON: заказы, показы и реклама по 10.10, цены и акции по 11.10. «В день» - среднее за день периода.</w:t>
+        <w:t xml:space="preserve">GENGLASS, 12.10.2026. Цифры из выгрузок кабинета OZON: заказы, показы и реклама по 10.10, цены и акции по 11.10. «В день» - среднее за день периода. Заказы везде без отменённых.</w:t>
       </w:r>
     </w:p>
     <w:p>
@@ -65,10 +65,10 @@
           <w:b/>
           <w:bCs/>
         </w:rPr>
-        <w:t xml:space="preserve">Дорогая ставка не нужна. </w:t>
-      </w:r>
-      <w:r>
-        <w:t xml:space="preserve">OZON даёт покупателю одинаковую скидку при ставке 8, 12 и 25 ₽. На KONUX ставка 25 ₽ и 30 тыс. ₽ в неделю заказов карточке не добавила.</w:t>
+        <w:t xml:space="preserve">Дорогая ставка не увеличивает скидку OZON. </w:t>
+      </w:r>
+      <w:r>
+        <w:t xml:space="preserve">Покупатель видит одинаковую цену при ставке 8, 12 и 25 ₽. Приносит ли дорогая ставка заказы, по тестам не ясно: заказов единицы, а на KONUX и KUVINO дорогая реклама шла всё время, карточку без неё мы не видели.</w:t>
       </w:r>
     </w:p>
     <w:p>
@@ -85,10 +85,10 @@
           <w:b/>
           <w:bCs/>
         </w:rPr>
-        <w:t xml:space="preserve">Выходить из акций незачем. </w:t>
-      </w:r>
-      <w:r>
-        <w:t xml:space="preserve">После выхода из «Усиления» ни цена для покупателя, ни заказы заметно не изменились.</w:t>
+        <w:t xml:space="preserve">Выход из акции пока ничего не дал. </w:t>
+      </w:r>
+      <w:r>
+        <w:t xml:space="preserve">После выхода из «Усиления» ни цена для покупателя, ни заказы заметно не изменились (итоговый замер 13.10).</w:t>
       </w:r>
     </w:p>
     <w:p>
@@ -147,7 +147,7 @@
         <w:t xml:space="preserve">Что сделали. </w:t>
       </w:r>
       <w:r>
-        <w:t xml:space="preserve">18.09 включили рекламу за клик на 11 товарах со ставкой 8-12 ₽ и не трогали. Сравнивали с остальными товарами магазина без рекламы.</w:t>
+        <w:t xml:space="preserve">18.09 включили рекламу за клик на 11 товарах со ставкой 8-12 ₽ и не трогали. Сравнивали с остальными 568 товарами магазина (среди них 62 товара со своей рекламой).</w:t>
       </w:r>
     </w:p>
     <w:tbl>
@@ -284,7 +284,7 @@
                 <w:sz w:val="18"/>
                 <w:szCs w:val="18"/>
               </w:rPr>
-              <w:t xml:space="preserve">Остальной магазин, до -&gt; после</w:t>
+              <w:t xml:space="preserve">Остальные 568 товаров, до -&gt; после</w:t>
             </w:r>
           </w:p>
         </w:tc>
@@ -668,7 +668,7 @@
                 <w:sz w:val="18"/>
                 <w:szCs w:val="18"/>
               </w:rPr>
-              <w:t xml:space="preserve">Заказы, шт (без отмен)</w:t>
+              <w:t xml:space="preserve">Заказы, шт</w:t>
             </w:r>
           </w:p>
         </w:tc>
@@ -752,7 +752,7 @@
                 <w:sz w:val="18"/>
                 <w:szCs w:val="18"/>
               </w:rPr>
-              <w:t xml:space="preserve">3,43 -&gt; 3,17</w:t>
+              <w:t xml:space="preserve">8,71 -&gt; 8,61</w:t>
             </w:r>
           </w:p>
         </w:tc>
@@ -902,7 +902,7 @@
                 <w:sz w:val="18"/>
                 <w:szCs w:val="18"/>
               </w:rPr>
-              <w:t xml:space="preserve">Доплата OZON, доля нашей цены</w:t>
+              <w:t xml:space="preserve">Доплата OZON, доля нашей цены (середина по товарам)</w:t>
             </w:r>
           </w:p>
         </w:tc>
@@ -930,7 +930,7 @@
                 <w:sz w:val="18"/>
                 <w:szCs w:val="18"/>
               </w:rPr>
-              <w:t xml:space="preserve">51,0%</w:t>
+              <w:t xml:space="preserve">50,0% (один замер 09.09)</w:t>
             </w:r>
           </w:p>
         </w:tc>
@@ -958,7 +958,7 @@
                 <w:sz w:val="18"/>
                 <w:szCs w:val="18"/>
               </w:rPr>
-              <w:t xml:space="preserve">55,1%</w:t>
+              <w:t xml:space="preserve">54,2%</w:t>
             </w:r>
           </w:p>
         </w:tc>
@@ -986,7 +986,7 @@
                 <w:sz w:val="18"/>
                 <w:szCs w:val="18"/>
               </w:rPr>
-              <w:t xml:space="preserve">50,0% -&gt; 47,9%</w:t>
+              <w:t xml:space="preserve">49,9% -&gt; 47,7%</w:t>
             </w:r>
           </w:p>
         </w:tc>
@@ -1002,7 +1002,7 @@
           <w:sz w:val="18"/>
           <w:szCs w:val="18"/>
         </w:rPr>
-        <w:t xml:space="preserve">Как посчитано: показы, заходы и корзины - сумма по 11 товарам за каждый день из выгрузки OZON по товарам, потом среднее за день. Заказы - из списка заказов, отменённые не считаем. Доплата OZON - на сколько цена для покупателя ниже нашей цены, в процентах от нашей цены.</w:t>
+        <w:t xml:space="preserve">Как посчитано: показы, заходы и корзины - сумма по 11 товарам за каждый день из выгрузки OZON по товарам, потом среднее за день. Заказы - из списка заказов, отменённые не считаем. Доплата OZON - на сколько цена для покупателя ниже нашей цены, в процентах от нашей цены; середина по товарам за день, потом среднее по дням. До старта есть только один замер (09.09).</w:t>
       </w:r>
     </w:p>
     <w:p>
@@ -1063,7 +1063,7 @@
         <w:t xml:space="preserve">Что это даёт в деньгах. </w:t>
       </w:r>
       <w:r>
-        <w:t xml:space="preserve">Сверх обычного продали около 13-21 штуки за 23 дня (без карточки KONUX, где реклама забрала заказы у соседних товаров). С каждой такой продажи после всех расходов (OZON, себестоимость, доставка, налог, административные) остаётся около 9-13% нашей цены. За вычетом 55 тыс. ₽ рекламы это от +35 до +95 тыс. ₽ прибыли за 23 дня. Разброс большой: до включения рекламы у этих товаров было всего 8 заказов за 2 недели.</w:t>
+        <w:t xml:space="preserve">Сверх обычного продали около 13-21 штуки за 23 дня (без карточки KONUX, где реклама забрала заказы у соседних товаров). С каждой такой продажи после всех расходов (OZON, себестоимость, доставка, налог, административные) остаётся около 9-13% нашей цены (средняя цена этих товаров около 57 тыс. ₽). За вычетом 55 тыс. ₽ рекламы это от +10 до +95 тыс. ₽ прибыли за 23 дня. Разброс очень большой: до включения рекламы у этих товаров было всего 8 заказов за 2 недели.</w:t>
       </w:r>
     </w:p>
     <w:p>
@@ -1653,10 +1653,10 @@
           <w:b/>
           <w:bCs/>
         </w:rPr>
-        <w:t xml:space="preserve">Итог. </w:t>
-      </w:r>
-      <w:r>
-        <w:t xml:space="preserve">Цена для покупателя у обеих групп снизилась одинаково, на 2%. Заказов меньше одного в день, разницы не видно. Выход из акции ничего не дал.</w:t>
+        <w:t xml:space="preserve">Итог (замер 13.10). </w:t>
+      </w:r>
+      <w:r>
+        <w:t xml:space="preserve">Цена для покупателя у обеих групп снизилась одинаково, на 2%. Заказов меньше одного в день, разницы не видно. Пока выход из акции ничего не дал.</w:t>
       </w:r>
     </w:p>
     <w:p>
@@ -1993,7 +1993,7 @@
                 <w:sz w:val="18"/>
                 <w:szCs w:val="18"/>
               </w:rPr>
-              <w:t xml:space="preserve">4,2</w:t>
+              <w:t xml:space="preserve">3,9</w:t>
             </w:r>
           </w:p>
         </w:tc>
@@ -2339,7 +2339,7 @@
                 <w:sz w:val="18"/>
                 <w:szCs w:val="18"/>
               </w:rPr>
-              <w:t xml:space="preserve">3,8</w:t>
+              <w:t xml:space="preserve">2,8</w:t>
             </w:r>
           </w:p>
         </w:tc>
@@ -2512,7 +2512,7 @@
                 <w:sz w:val="18"/>
                 <w:szCs w:val="18"/>
               </w:rPr>
-              <w:t xml:space="preserve">0,6</w:t>
+              <w:t xml:space="preserve">0,7</w:t>
             </w:r>
           </w:p>
         </w:tc>
@@ -2991,7 +2991,7 @@
         <w:t xml:space="preserve">Итог. </w:t>
       </w:r>
       <w:r>
-        <w:t xml:space="preserve">KONUX: дорогая ставка даёт в 18 раз больше показов, но карточка целиком продаёт не больше, чем без неё. 28 тыс. ₽ в неделю уходят впустую. KUVINO: дорогая ставка даёт заказы, и карточка растёт, хотя доказательством это не считаем: дорогая реклама там шла и до роста. OZEVIS: бюджет урезали втрое, заказов не убавилось.</w:t>
+        <w:t xml:space="preserve">Правило теста (дорогая ставка оправдана, если даёт на 3 заказа в неделю больше) не выполнено ни у KONUX (3,9 против 1,4), ни у KUVINO (2,8 против 0,7). Доля рекламы в выручке по кабинету: KONUX 10,6%, KUVINO 12,9%, обе ниже порога 15%. Дорогая ставка даёт в 18 раз больше показов при бюджете в 15 раз больше. Карточка KONUX в целом не растёт, KUVINO растёт. Но дорогая реклама на обеих шла всё время, поэтому неизвестно, сколько заказов карточка потеряет без неё. Это и проверяем шагом 1 ниже. OZEVIS: бюджет урезали втрое, заказов не убавилось.</w:t>
       </w:r>
     </w:p>
     <w:p>
@@ -3511,7 +3511,7 @@
         <w:spacing w:after="100"/>
       </w:pPr>
       <w:r>
-        <w:t xml:space="preserve">Отправная точка сентября: чистая прибыль 349 тыс. ₽, на рекламу ушло 1 638 тыс. ₽ (819 тыс. за клик и 818 тыс. за заказ).</w:t>
+        <w:t xml:space="preserve">Отправная точка сентября: чистая прибыль 349 тыс. ₽, на рекламу ушло 1 638 тыс. ₽ (819 тыс. за клик и 818 тыс. за заказ). Прибыль ниже считаем так же, как в ежемесячном «Отчете». Изменения в кабинете вносит команда, цифры снимает и сверяет Катя, решения - Иван.</w:t>
       </w:r>
     </w:p>
     <w:tbl>
@@ -3527,10 +3527,11 @@
         </w:tblBorders>
       </w:tblPr>
       <w:tblGrid>
-        <w:gridCol w:w="500"/>
-        <w:gridCol w:w="4100"/>
-        <w:gridCol w:w="2300"/>
-        <w:gridCol w:w="2738"/>
+        <w:gridCol w:w="450"/>
+        <w:gridCol w:w="3550"/>
+        <w:gridCol w:w="2050"/>
+        <w:gridCol w:w="1800"/>
+        <w:gridCol w:w="1788"/>
       </w:tblGrid>
       <w:tr>
         <w:trPr>
@@ -3538,7 +3539,7 @@
         </w:trPr>
         <w:tc>
           <w:tcPr>
-            <w:tcW w:type="dxa" w:w="500"/>
+            <w:tcW w:type="dxa" w:w="450"/>
             <w:tcBorders>
               <w:top w:val="single" w:color="BFC5CC" w:sz="4"/>
               <w:left w:val="single" w:color="BFC5CC" w:sz="4"/>
@@ -3567,7 +3568,7 @@
         </w:tc>
         <w:tc>
           <w:tcPr>
-            <w:tcW w:type="dxa" w:w="4100"/>
+            <w:tcW w:type="dxa" w:w="3550"/>
             <w:tcBorders>
               <w:top w:val="single" w:color="BFC5CC" w:sz="4"/>
               <w:left w:val="single" w:color="BFC5CC" w:sz="4"/>
@@ -3596,7 +3597,7 @@
         </w:tc>
         <w:tc>
           <w:tcPr>
-            <w:tcW w:type="dxa" w:w="2300"/>
+            <w:tcW w:type="dxa" w:w="2050"/>
             <w:tcBorders>
               <w:top w:val="single" w:color="BFC5CC" w:sz="4"/>
               <w:left w:val="single" w:color="BFC5CC" w:sz="4"/>
@@ -3619,13 +3620,42 @@
                 <w:sz w:val="18"/>
                 <w:szCs w:val="18"/>
               </w:rPr>
-              <w:t xml:space="preserve">Что даёт</w:t>
-            </w:r>
-          </w:p>
-        </w:tc>
-        <w:tc>
-          <w:tcPr>
-            <w:tcW w:type="dxa" w:w="2738"/>
+              <w:t xml:space="preserve">Что даёт в прибыли</w:t>
+            </w:r>
+          </w:p>
+        </w:tc>
+        <w:tc>
+          <w:tcPr>
+            <w:tcW w:type="dxa" w:w="1800"/>
+            <w:tcBorders>
+              <w:top w:val="single" w:color="BFC5CC" w:sz="4"/>
+              <w:left w:val="single" w:color="BFC5CC" w:sz="4"/>
+              <w:bottom w:val="single" w:color="BFC5CC" w:sz="4"/>
+              <w:right w:val="single" w:color="BFC5CC" w:sz="4"/>
+            </w:tcBorders>
+            <w:shd w:fill="E8EEF7" w:color="auto" w:val="clear"/>
+            <w:tcMar>
+              <w:top w:type="dxa" w:w="60"/>
+              <w:left w:type="dxa" w:w="90"/>
+              <w:bottom w:type="dxa" w:w="60"/>
+              <w:right w:type="dxa" w:w="90"/>
+            </w:tcMar>
+          </w:tcPr>
+          <w:p>
+            <w:r>
+              <w:rPr>
+                <w:b/>
+                <w:bCs/>
+                <w:sz w:val="18"/>
+                <w:szCs w:val="18"/>
+              </w:rPr>
+              <w:t xml:space="preserve">Когда</w:t>
+            </w:r>
+          </w:p>
+        </w:tc>
+        <w:tc>
+          <w:tcPr>
+            <w:tcW w:type="dxa" w:w="1788"/>
             <w:tcBorders>
               <w:top w:val="single" w:color="BFC5CC" w:sz="4"/>
               <w:left w:val="single" w:color="BFC5CC" w:sz="4"/>
@@ -3659,7 +3689,7 @@
         </w:trPr>
         <w:tc>
           <w:tcPr>
-            <w:tcW w:type="dxa" w:w="500"/>
+            <w:tcW w:type="dxa" w:w="450"/>
             <w:tcBorders>
               <w:top w:val="single" w:color="BFC5CC" w:sz="4"/>
               <w:left w:val="single" w:color="BFC5CC" w:sz="4"/>
@@ -3687,7 +3717,7 @@
         </w:tc>
         <w:tc>
           <w:tcPr>
-            <w:tcW w:type="dxa" w:w="4100"/>
+            <w:tcW w:type="dxa" w:w="3550"/>
             <w:tcBorders>
               <w:top w:val="single" w:color="BFC5CC" w:sz="4"/>
               <w:left w:val="single" w:color="BFC5CC" w:sz="4"/>
@@ -3715,57 +3745,85 @@
         </w:tc>
         <w:tc>
           <w:tcPr>
-            <w:tcW w:type="dxa" w:w="2300"/>
-            <w:tcBorders>
-              <w:top w:val="single" w:color="BFC5CC" w:sz="4"/>
-              <w:left w:val="single" w:color="BFC5CC" w:sz="4"/>
-              <w:bottom w:val="single" w:color="BFC5CC" w:sz="4"/>
-              <w:right w:val="single" w:color="BFC5CC" w:sz="4"/>
-            </w:tcBorders>
-            <w:tcMar>
-              <w:top w:type="dxa" w:w="60"/>
-              <w:left w:type="dxa" w:w="90"/>
-              <w:bottom w:type="dxa" w:w="60"/>
-              <w:right w:type="dxa" w:w="90"/>
-            </w:tcMar>
-          </w:tcPr>
-          <w:p>
-            <w:r>
-              <w:rPr>
-                <w:b w:val="false"/>
-                <w:bCs w:val="false"/>
-                <w:sz w:val="18"/>
-                <w:szCs w:val="18"/>
-              </w:rPr>
-              <w:t xml:space="preserve">+18-28 тыс. ₽ прибыли в неделю</w:t>
-            </w:r>
-          </w:p>
-        </w:tc>
-        <w:tc>
-          <w:tcPr>
-            <w:tcW w:type="dxa" w:w="2738"/>
-            <w:tcBorders>
-              <w:top w:val="single" w:color="BFC5CC" w:sz="4"/>
-              <w:left w:val="single" w:color="BFC5CC" w:sz="4"/>
-              <w:bottom w:val="single" w:color="BFC5CC" w:sz="4"/>
-              <w:right w:val="single" w:color="BFC5CC" w:sz="4"/>
-            </w:tcBorders>
-            <w:tcMar>
-              <w:top w:type="dxa" w:w="60"/>
-              <w:left w:type="dxa" w:w="90"/>
-              <w:bottom w:type="dxa" w:w="60"/>
-              <w:right w:type="dxa" w:w="90"/>
-            </w:tcMar>
-          </w:tcPr>
-          <w:p>
-            <w:r>
-              <w:rPr>
-                <w:b w:val="false"/>
-                <w:bCs w:val="false"/>
-                <w:sz w:val="18"/>
-                <w:szCs w:val="18"/>
-              </w:rPr>
-              <w:t xml:space="preserve">если карточка за 2 недели продаёт меньше 7,4 шт в неделю (сейчас 9,2) - вернуть</w:t>
+            <w:tcW w:type="dxa" w:w="2050"/>
+            <w:tcBorders>
+              <w:top w:val="single" w:color="BFC5CC" w:sz="4"/>
+              <w:left w:val="single" w:color="BFC5CC" w:sz="4"/>
+              <w:bottom w:val="single" w:color="BFC5CC" w:sz="4"/>
+              <w:right w:val="single" w:color="BFC5CC" w:sz="4"/>
+            </w:tcBorders>
+            <w:tcMar>
+              <w:top w:type="dxa" w:w="60"/>
+              <w:left w:type="dxa" w:w="90"/>
+              <w:bottom w:type="dxa" w:w="60"/>
+              <w:right w:type="dxa" w:w="90"/>
+            </w:tcMar>
+          </w:tcPr>
+          <w:p>
+            <w:r>
+              <w:rPr>
+                <w:b w:val="false"/>
+                <w:bCs w:val="false"/>
+                <w:sz w:val="18"/>
+                <w:szCs w:val="18"/>
+              </w:rPr>
+              <w:t xml:space="preserve">+18-28 тыс. ₽ в неделю, если заказы карточки удержатся; если дорогая ставка давала свои заказы, то -15...-25 тыс. в неделю</w:t>
+            </w:r>
+          </w:p>
+        </w:tc>
+        <w:tc>
+          <w:tcPr>
+            <w:tcW w:type="dxa" w:w="1800"/>
+            <w:tcBorders>
+              <w:top w:val="single" w:color="BFC5CC" w:sz="4"/>
+              <w:left w:val="single" w:color="BFC5CC" w:sz="4"/>
+              <w:bottom w:val="single" w:color="BFC5CC" w:sz="4"/>
+              <w:right w:val="single" w:color="BFC5CC" w:sz="4"/>
+            </w:tcBorders>
+            <w:tcMar>
+              <w:top w:type="dxa" w:w="60"/>
+              <w:left w:type="dxa" w:w="90"/>
+              <w:bottom w:type="dxa" w:w="60"/>
+              <w:right w:type="dxa" w:w="90"/>
+            </w:tcMar>
+          </w:tcPr>
+          <w:p>
+            <w:r>
+              <w:rPr>
+                <w:b w:val="false"/>
+                <w:bCs w:val="false"/>
+                <w:sz w:val="18"/>
+                <w:szCs w:val="18"/>
+              </w:rPr>
+              <w:t xml:space="preserve">с 13.10, проверка 27.10</w:t>
+            </w:r>
+          </w:p>
+        </w:tc>
+        <w:tc>
+          <w:tcPr>
+            <w:tcW w:type="dxa" w:w="1788"/>
+            <w:tcBorders>
+              <w:top w:val="single" w:color="BFC5CC" w:sz="4"/>
+              <w:left w:val="single" w:color="BFC5CC" w:sz="4"/>
+              <w:bottom w:val="single" w:color="BFC5CC" w:sz="4"/>
+              <w:right w:val="single" w:color="BFC5CC" w:sz="4"/>
+            </w:tcBorders>
+            <w:tcMar>
+              <w:top w:type="dxa" w:w="60"/>
+              <w:left w:type="dxa" w:w="90"/>
+              <w:bottom w:type="dxa" w:w="60"/>
+              <w:right w:type="dxa" w:w="90"/>
+            </w:tcMar>
+          </w:tcPr>
+          <w:p>
+            <w:r>
+              <w:rPr>
+                <w:b w:val="false"/>
+                <w:bCs w:val="false"/>
+                <w:sz w:val="18"/>
+                <w:szCs w:val="18"/>
+              </w:rPr>
+              <w:t xml:space="preserve">карточка за 2 недели продаёт меньше 7,4 шт в неделю (сейчас 9,2) - вернуть</w:t>
             </w:r>
           </w:p>
         </w:tc>
@@ -3776,7 +3834,7 @@
         </w:trPr>
         <w:tc>
           <w:tcPr>
-            <w:tcW w:type="dxa" w:w="500"/>
+            <w:tcW w:type="dxa" w:w="450"/>
             <w:tcBorders>
               <w:top w:val="single" w:color="BFC5CC" w:sz="4"/>
               <w:left w:val="single" w:color="BFC5CC" w:sz="4"/>
@@ -3804,63 +3862,91 @@
         </w:tc>
         <w:tc>
           <w:tcPr>
-            <w:tcW w:type="dxa" w:w="4100"/>
-            <w:tcBorders>
-              <w:top w:val="single" w:color="BFC5CC" w:sz="4"/>
-              <w:left w:val="single" w:color="BFC5CC" w:sz="4"/>
-              <w:bottom w:val="single" w:color="BFC5CC" w:sz="4"/>
-              <w:right w:val="single" w:color="BFC5CC" w:sz="4"/>
-            </w:tcBorders>
-            <w:tcMar>
-              <w:top w:type="dxa" w:w="60"/>
-              <w:left w:type="dxa" w:w="90"/>
-              <w:bottom w:type="dxa" w:w="60"/>
-              <w:right w:type="dxa" w:w="90"/>
-            </w:tcMar>
-          </w:tcPr>
-          <w:p>
-            <w:r>
-              <w:rPr>
-                <w:b w:val="false"/>
-                <w:bCs w:val="false"/>
-                <w:sz w:val="18"/>
-                <w:szCs w:val="18"/>
-              </w:rPr>
-              <w:t xml:space="preserve">Остальные дорогие кампании за клик (443 тыс. ₽ в сентябре: GGT-03-3-3-E-16080, GGT-03-3-3-O-20090, GGT-48-5-1, GGT-47-3-3-80, GGT-46) снижать до 8-12 ₽, по одной в неделю после KONUX</w:t>
-            </w:r>
-          </w:p>
-        </w:tc>
-        <w:tc>
-          <w:tcPr>
-            <w:tcW w:type="dxa" w:w="2300"/>
-            <w:tcBorders>
-              <w:top w:val="single" w:color="BFC5CC" w:sz="4"/>
-              <w:left w:val="single" w:color="BFC5CC" w:sz="4"/>
-              <w:bottom w:val="single" w:color="BFC5CC" w:sz="4"/>
-              <w:right w:val="single" w:color="BFC5CC" w:sz="4"/>
-            </w:tcBorders>
-            <w:tcMar>
-              <w:top w:type="dxa" w:w="60"/>
-              <w:left w:type="dxa" w:w="90"/>
-              <w:bottom w:type="dxa" w:w="60"/>
-              <w:right w:type="dxa" w:w="90"/>
-            </w:tcMar>
-          </w:tcPr>
-          <w:p>
-            <w:r>
-              <w:rPr>
-                <w:b w:val="false"/>
-                <w:bCs w:val="false"/>
-                <w:sz w:val="18"/>
-                <w:szCs w:val="18"/>
-              </w:rPr>
-              <w:t xml:space="preserve">до 100 тыс. ₽ экономии в неделю, если заказы удержатся</w:t>
-            </w:r>
-          </w:p>
-        </w:tc>
-        <w:tc>
-          <w:tcPr>
-            <w:tcW w:type="dxa" w:w="2738"/>
+            <w:tcW w:type="dxa" w:w="3550"/>
+            <w:tcBorders>
+              <w:top w:val="single" w:color="BFC5CC" w:sz="4"/>
+              <w:left w:val="single" w:color="BFC5CC" w:sz="4"/>
+              <w:bottom w:val="single" w:color="BFC5CC" w:sz="4"/>
+              <w:right w:val="single" w:color="BFC5CC" w:sz="4"/>
+            </w:tcBorders>
+            <w:tcMar>
+              <w:top w:type="dxa" w:w="60"/>
+              <w:left w:type="dxa" w:w="90"/>
+              <w:bottom w:type="dxa" w:w="60"/>
+              <w:right w:type="dxa" w:w="90"/>
+            </w:tcMar>
+          </w:tcPr>
+          <w:p>
+            <w:r>
+              <w:rPr>
+                <w:b w:val="false"/>
+                <w:bCs w:val="false"/>
+                <w:sz w:val="18"/>
+                <w:szCs w:val="18"/>
+              </w:rPr>
+              <w:t xml:space="preserve">Только если шаг 1 не уронил заказы: снизить до 8-12 ₽ ещё три дорогие кампании (GGT-03-3-3-O-20090, GGT-03-3-3-E-16080, GGT-47-3-3-80), по одной в неделю</w:t>
+            </w:r>
+          </w:p>
+        </w:tc>
+        <w:tc>
+          <w:tcPr>
+            <w:tcW w:type="dxa" w:w="2050"/>
+            <w:tcBorders>
+              <w:top w:val="single" w:color="BFC5CC" w:sz="4"/>
+              <w:left w:val="single" w:color="BFC5CC" w:sz="4"/>
+              <w:bottom w:val="single" w:color="BFC5CC" w:sz="4"/>
+              <w:right w:val="single" w:color="BFC5CC" w:sz="4"/>
+            </w:tcBorders>
+            <w:tcMar>
+              <w:top w:type="dxa" w:w="60"/>
+              <w:left w:type="dxa" w:w="90"/>
+              <w:bottom w:type="dxa" w:w="60"/>
+              <w:right w:type="dxa" w:w="90"/>
+            </w:tcMar>
+          </w:tcPr>
+          <w:p>
+            <w:r>
+              <w:rPr>
+                <w:b w:val="false"/>
+                <w:bCs w:val="false"/>
+                <w:sz w:val="18"/>
+                <w:szCs w:val="18"/>
+              </w:rPr>
+              <w:t xml:space="preserve">сейчас они тратят 61,7 тыс. ₽ в неделю; при удержании заказов +39-55 тыс. ₽ в неделю</w:t>
+            </w:r>
+          </w:p>
+        </w:tc>
+        <w:tc>
+          <w:tcPr>
+            <w:tcW w:type="dxa" w:w="1800"/>
+            <w:tcBorders>
+              <w:top w:val="single" w:color="BFC5CC" w:sz="4"/>
+              <w:left w:val="single" w:color="BFC5CC" w:sz="4"/>
+              <w:bottom w:val="single" w:color="BFC5CC" w:sz="4"/>
+              <w:right w:val="single" w:color="BFC5CC" w:sz="4"/>
+            </w:tcBorders>
+            <w:tcMar>
+              <w:top w:type="dxa" w:w="60"/>
+              <w:left w:type="dxa" w:w="90"/>
+              <w:bottom w:type="dxa" w:w="60"/>
+              <w:right w:type="dxa" w:w="90"/>
+            </w:tcMar>
+          </w:tcPr>
+          <w:p>
+            <w:r>
+              <w:rPr>
+                <w:b w:val="false"/>
+                <w:bCs w:val="false"/>
+                <w:sz w:val="18"/>
+                <w:szCs w:val="18"/>
+              </w:rPr>
+              <w:t xml:space="preserve">с 27.10</w:t>
+            </w:r>
+          </w:p>
+        </w:tc>
+        <w:tc>
+          <w:tcPr>
+            <w:tcW w:type="dxa" w:w="1788"/>
             <w:tcBorders>
               <w:top w:val="single" w:color="BFC5CC" w:sz="4"/>
               <w:left w:val="single" w:color="BFC5CC" w:sz="4"/>
@@ -3893,7 +3979,7 @@
         </w:trPr>
         <w:tc>
           <w:tcPr>
-            <w:tcW w:type="dxa" w:w="500"/>
+            <w:tcW w:type="dxa" w:w="450"/>
             <w:tcBorders>
               <w:top w:val="single" w:color="BFC5CC" w:sz="4"/>
               <w:left w:val="single" w:color="BFC5CC" w:sz="4"/>
@@ -3921,85 +4007,113 @@
         </w:tc>
         <w:tc>
           <w:tcPr>
-            <w:tcW w:type="dxa" w:w="4100"/>
-            <w:tcBorders>
-              <w:top w:val="single" w:color="BFC5CC" w:sz="4"/>
-              <w:left w:val="single" w:color="BFC5CC" w:sz="4"/>
-              <w:bottom w:val="single" w:color="BFC5CC" w:sz="4"/>
-              <w:right w:val="single" w:color="BFC5CC" w:sz="4"/>
-            </w:tcBorders>
-            <w:tcMar>
-              <w:top w:type="dxa" w:w="60"/>
-              <w:left w:type="dxa" w:w="90"/>
-              <w:bottom w:type="dxa" w:w="60"/>
-              <w:right w:type="dxa" w:w="90"/>
-            </w:tcMar>
-          </w:tcPr>
-          <w:p>
-            <w:r>
-              <w:rPr>
-                <w:b w:val="false"/>
-                <w:bCs w:val="false"/>
-                <w:sz w:val="18"/>
-                <w:szCs w:val="18"/>
-              </w:rPr>
-              <w:t xml:space="preserve">Рекламу за 8 ₽ включить на товарах, которые продаются, но без рекламы: партиями по 20, лимит 1 500 ₽ в неделю на товар</w:t>
-            </w:r>
-          </w:p>
-        </w:tc>
-        <w:tc>
-          <w:tcPr>
-            <w:tcW w:type="dxa" w:w="2300"/>
-            <w:tcBorders>
-              <w:top w:val="single" w:color="BFC5CC" w:sz="4"/>
-              <w:left w:val="single" w:color="BFC5CC" w:sz="4"/>
-              <w:bottom w:val="single" w:color="BFC5CC" w:sz="4"/>
-              <w:right w:val="single" w:color="BFC5CC" w:sz="4"/>
-            </w:tcBorders>
-            <w:tcMar>
-              <w:top w:type="dxa" w:w="60"/>
-              <w:left w:type="dxa" w:w="90"/>
-              <w:bottom w:type="dxa" w:w="60"/>
-              <w:right w:type="dxa" w:w="90"/>
-            </w:tcMar>
-          </w:tcPr>
-          <w:p>
-            <w:r>
-              <w:rPr>
-                <w:b w:val="false"/>
-                <w:bCs w:val="false"/>
-                <w:sz w:val="18"/>
-                <w:szCs w:val="18"/>
-              </w:rPr>
-              <w:t xml:space="preserve">+10-35 тыс. ₽ прибыли за 4 недели с каждой партии (оценка)</w:t>
-            </w:r>
-          </w:p>
-        </w:tc>
-        <w:tc>
-          <w:tcPr>
-            <w:tcW w:type="dxa" w:w="2738"/>
-            <w:tcBorders>
-              <w:top w:val="single" w:color="BFC5CC" w:sz="4"/>
-              <w:left w:val="single" w:color="BFC5CC" w:sz="4"/>
-              <w:bottom w:val="single" w:color="BFC5CC" w:sz="4"/>
-              <w:right w:val="single" w:color="BFC5CC" w:sz="4"/>
-            </w:tcBorders>
-            <w:tcMar>
-              <w:top w:type="dxa" w:w="60"/>
-              <w:left w:type="dxa" w:w="90"/>
-              <w:bottom w:type="dxa" w:w="60"/>
-              <w:right w:type="dxa" w:w="90"/>
-            </w:tcMar>
-          </w:tcPr>
-          <w:p>
-            <w:r>
-              <w:rPr>
-                <w:b w:val="false"/>
-                <w:bCs w:val="false"/>
-                <w:sz w:val="18"/>
-                <w:szCs w:val="18"/>
-              </w:rPr>
-              <w:t xml:space="preserve">через 2 недели партия не прибавила заказов - выключить</w:t>
+            <w:tcW w:type="dxa" w:w="3550"/>
+            <w:tcBorders>
+              <w:top w:val="single" w:color="BFC5CC" w:sz="4"/>
+              <w:left w:val="single" w:color="BFC5CC" w:sz="4"/>
+              <w:bottom w:val="single" w:color="BFC5CC" w:sz="4"/>
+              <w:right w:val="single" w:color="BFC5CC" w:sz="4"/>
+            </w:tcBorders>
+            <w:tcMar>
+              <w:top w:type="dxa" w:w="60"/>
+              <w:left w:type="dxa" w:w="90"/>
+              <w:bottom w:type="dxa" w:w="60"/>
+              <w:right w:type="dxa" w:w="90"/>
+            </w:tcMar>
+          </w:tcPr>
+          <w:p>
+            <w:r>
+              <w:rPr>
+                <w:b w:val="false"/>
+                <w:bCs w:val="false"/>
+                <w:sz w:val="18"/>
+                <w:szCs w:val="18"/>
+              </w:rPr>
+              <w:t xml:space="preserve">Одна партия: реклама за 8 ₽ на 20 товарах, которые продаются без рекламы и стоят в карточках без других кампаний; лимит 1 500 ₽ в неделю на товар</w:t>
+            </w:r>
+          </w:p>
+        </w:tc>
+        <w:tc>
+          <w:tcPr>
+            <w:tcW w:type="dxa" w:w="2050"/>
+            <w:tcBorders>
+              <w:top w:val="single" w:color="BFC5CC" w:sz="4"/>
+              <w:left w:val="single" w:color="BFC5CC" w:sz="4"/>
+              <w:bottom w:val="single" w:color="BFC5CC" w:sz="4"/>
+              <w:right w:val="single" w:color="BFC5CC" w:sz="4"/>
+            </w:tcBorders>
+            <w:tcMar>
+              <w:top w:type="dxa" w:w="60"/>
+              <w:left w:type="dxa" w:w="90"/>
+              <w:bottom w:type="dxa" w:w="60"/>
+              <w:right w:type="dxa" w:w="90"/>
+            </w:tcMar>
+          </w:tcPr>
+          <w:p>
+            <w:r>
+              <w:rPr>
+                <w:b w:val="false"/>
+                <w:bCs w:val="false"/>
+                <w:sz w:val="18"/>
+                <w:szCs w:val="18"/>
+              </w:rPr>
+              <w:t xml:space="preserve">расход до 120 тыс. ₽ за 4 недели; ожидание от +10 до +35 тыс. ₽ (широкий разброс, не проверено)</w:t>
+            </w:r>
+          </w:p>
+        </w:tc>
+        <w:tc>
+          <w:tcPr>
+            <w:tcW w:type="dxa" w:w="1800"/>
+            <w:tcBorders>
+              <w:top w:val="single" w:color="BFC5CC" w:sz="4"/>
+              <w:left w:val="single" w:color="BFC5CC" w:sz="4"/>
+              <w:bottom w:val="single" w:color="BFC5CC" w:sz="4"/>
+              <w:right w:val="single" w:color="BFC5CC" w:sz="4"/>
+            </w:tcBorders>
+            <w:tcMar>
+              <w:top w:type="dxa" w:w="60"/>
+              <w:left w:type="dxa" w:w="90"/>
+              <w:bottom w:type="dxa" w:w="60"/>
+              <w:right w:type="dxa" w:w="90"/>
+            </w:tcMar>
+          </w:tcPr>
+          <w:p>
+            <w:r>
+              <w:rPr>
+                <w:b w:val="false"/>
+                <w:bCs w:val="false"/>
+                <w:sz w:val="18"/>
+                <w:szCs w:val="18"/>
+              </w:rPr>
+              <w:t xml:space="preserve">по решению Ивана, проверка через 2 недели</w:t>
+            </w:r>
+          </w:p>
+        </w:tc>
+        <w:tc>
+          <w:tcPr>
+            <w:tcW w:type="dxa" w:w="1788"/>
+            <w:tcBorders>
+              <w:top w:val="single" w:color="BFC5CC" w:sz="4"/>
+              <w:left w:val="single" w:color="BFC5CC" w:sz="4"/>
+              <w:bottom w:val="single" w:color="BFC5CC" w:sz="4"/>
+              <w:right w:val="single" w:color="BFC5CC" w:sz="4"/>
+            </w:tcBorders>
+            <w:tcMar>
+              <w:top w:type="dxa" w:w="60"/>
+              <w:left w:type="dxa" w:w="90"/>
+              <w:bottom w:type="dxa" w:w="60"/>
+              <w:right w:type="dxa" w:w="90"/>
+            </w:tcMar>
+          </w:tcPr>
+          <w:p>
+            <w:r>
+              <w:rPr>
+                <w:b w:val="false"/>
+                <w:bCs w:val="false"/>
+                <w:sz w:val="18"/>
+                <w:szCs w:val="18"/>
+              </w:rPr>
+              <w:t xml:space="preserve">заказы партии выросли не больше, чем у остального магазина, - выключить; потеря при остановке до 60 тыс. ₽</w:t>
             </w:r>
           </w:p>
         </w:tc>
@@ -4010,7 +4124,7 @@
         </w:trPr>
         <w:tc>
           <w:tcPr>
-            <w:tcW w:type="dxa" w:w="500"/>
+            <w:tcW w:type="dxa" w:w="450"/>
             <w:tcBorders>
               <w:top w:val="single" w:color="BFC5CC" w:sz="4"/>
               <w:left w:val="single" w:color="BFC5CC" w:sz="4"/>
@@ -4038,63 +4152,91 @@
         </w:tc>
         <w:tc>
           <w:tcPr>
-            <w:tcW w:type="dxa" w:w="4100"/>
-            <w:tcBorders>
-              <w:top w:val="single" w:color="BFC5CC" w:sz="4"/>
-              <w:left w:val="single" w:color="BFC5CC" w:sz="4"/>
-              <w:bottom w:val="single" w:color="BFC5CC" w:sz="4"/>
-              <w:right w:val="single" w:color="BFC5CC" w:sz="4"/>
-            </w:tcBorders>
-            <w:tcMar>
-              <w:top w:type="dxa" w:w="60"/>
-              <w:left w:type="dxa" w:w="90"/>
-              <w:bottom w:type="dxa" w:w="60"/>
-              <w:right w:type="dxa" w:w="90"/>
-            </w:tcMar>
-          </w:tcPr>
-          <w:p>
-            <w:r>
-              <w:rPr>
-                <w:b w:val="false"/>
-                <w:bCs w:val="false"/>
-                <w:sz w:val="18"/>
-                <w:szCs w:val="18"/>
-              </w:rPr>
-              <w:t xml:space="preserve">KUVINO: ставку 45 ₽ оставить</w:t>
-            </w:r>
-          </w:p>
-        </w:tc>
-        <w:tc>
-          <w:tcPr>
-            <w:tcW w:type="dxa" w:w="2300"/>
-            <w:tcBorders>
-              <w:top w:val="single" w:color="BFC5CC" w:sz="4"/>
-              <w:left w:val="single" w:color="BFC5CC" w:sz="4"/>
-              <w:bottom w:val="single" w:color="BFC5CC" w:sz="4"/>
-              <w:right w:val="single" w:color="BFC5CC" w:sz="4"/>
-            </w:tcBorders>
-            <w:tcMar>
-              <w:top w:type="dxa" w:w="60"/>
-              <w:left w:type="dxa" w:w="90"/>
-              <w:bottom w:type="dxa" w:w="60"/>
-              <w:right w:type="dxa" w:w="90"/>
-            </w:tcMar>
-          </w:tcPr>
-          <w:p>
-            <w:r>
-              <w:rPr>
-                <w:b w:val="false"/>
-                <w:bCs w:val="false"/>
-                <w:sz w:val="18"/>
-                <w:szCs w:val="18"/>
-              </w:rPr>
-              <w:t xml:space="preserve">заказы карточки держатся</w:t>
-            </w:r>
-          </w:p>
-        </w:tc>
-        <w:tc>
-          <w:tcPr>
-            <w:tcW w:type="dxa" w:w="2738"/>
+            <w:tcW w:type="dxa" w:w="3550"/>
+            <w:tcBorders>
+              <w:top w:val="single" w:color="BFC5CC" w:sz="4"/>
+              <w:left w:val="single" w:color="BFC5CC" w:sz="4"/>
+              <w:bottom w:val="single" w:color="BFC5CC" w:sz="4"/>
+              <w:right w:val="single" w:color="BFC5CC" w:sz="4"/>
+            </w:tcBorders>
+            <w:tcMar>
+              <w:top w:type="dxa" w:w="60"/>
+              <w:left w:type="dxa" w:w="90"/>
+              <w:bottom w:type="dxa" w:w="60"/>
+              <w:right w:type="dxa" w:w="90"/>
+            </w:tcMar>
+          </w:tcPr>
+          <w:p>
+            <w:r>
+              <w:rPr>
+                <w:b w:val="false"/>
+                <w:bCs w:val="false"/>
+                <w:sz w:val="18"/>
+                <w:szCs w:val="18"/>
+              </w:rPr>
+              <w:t xml:space="preserve">KUVINO: ставку 45 ₽ пока оставить</w:t>
+            </w:r>
+          </w:p>
+        </w:tc>
+        <w:tc>
+          <w:tcPr>
+            <w:tcW w:type="dxa" w:w="2050"/>
+            <w:tcBorders>
+              <w:top w:val="single" w:color="BFC5CC" w:sz="4"/>
+              <w:left w:val="single" w:color="BFC5CC" w:sz="4"/>
+              <w:bottom w:val="single" w:color="BFC5CC" w:sz="4"/>
+              <w:right w:val="single" w:color="BFC5CC" w:sz="4"/>
+            </w:tcBorders>
+            <w:tcMar>
+              <w:top w:type="dxa" w:w="60"/>
+              <w:left w:type="dxa" w:w="90"/>
+              <w:bottom w:type="dxa" w:w="60"/>
+              <w:right w:type="dxa" w:w="90"/>
+            </w:tcMar>
+          </w:tcPr>
+          <w:p>
+            <w:r>
+              <w:rPr>
+                <w:b w:val="false"/>
+                <w:bCs w:val="false"/>
+                <w:sz w:val="18"/>
+                <w:szCs w:val="18"/>
+              </w:rPr>
+              <w:t xml:space="preserve">карточка растёт, доля рекламы 12,9%</w:t>
+            </w:r>
+          </w:p>
+        </w:tc>
+        <w:tc>
+          <w:tcPr>
+            <w:tcW w:type="dxa" w:w="1800"/>
+            <w:tcBorders>
+              <w:top w:val="single" w:color="BFC5CC" w:sz="4"/>
+              <w:left w:val="single" w:color="BFC5CC" w:sz="4"/>
+              <w:bottom w:val="single" w:color="BFC5CC" w:sz="4"/>
+              <w:right w:val="single" w:color="BFC5CC" w:sz="4"/>
+            </w:tcBorders>
+            <w:tcMar>
+              <w:top w:type="dxa" w:w="60"/>
+              <w:left w:type="dxa" w:w="90"/>
+              <w:bottom w:type="dxa" w:w="60"/>
+              <w:right w:type="dxa" w:w="90"/>
+            </w:tcMar>
+          </w:tcPr>
+          <w:p>
+            <w:r>
+              <w:rPr>
+                <w:b w:val="false"/>
+                <w:bCs w:val="false"/>
+                <w:sz w:val="18"/>
+                <w:szCs w:val="18"/>
+              </w:rPr>
+              <w:t xml:space="preserve">пересмотреть после шага 1</w:t>
+            </w:r>
+          </w:p>
+        </w:tc>
+        <w:tc>
+          <w:tcPr>
+            <w:tcW w:type="dxa" w:w="1788"/>
             <w:tcBorders>
               <w:top w:val="single" w:color="BFC5CC" w:sz="4"/>
               <w:left w:val="single" w:color="BFC5CC" w:sz="4"/>
@@ -4127,7 +4269,7 @@
         </w:trPr>
         <w:tc>
           <w:tcPr>
-            <w:tcW w:type="dxa" w:w="500"/>
+            <w:tcW w:type="dxa" w:w="450"/>
             <w:tcBorders>
               <w:top w:val="single" w:color="BFC5CC" w:sz="4"/>
               <w:left w:val="single" w:color="BFC5CC" w:sz="4"/>
@@ -4155,7 +4297,7 @@
         </w:tc>
         <w:tc>
           <w:tcPr>
-            <w:tcW w:type="dxa" w:w="4100"/>
+            <w:tcW w:type="dxa" w:w="3550"/>
             <w:tcBorders>
               <w:top w:val="single" w:color="BFC5CC" w:sz="4"/>
               <w:left w:val="single" w:color="BFC5CC" w:sz="4"/>
@@ -4183,35 +4325,63 @@
         </w:tc>
         <w:tc>
           <w:tcPr>
-            <w:tcW w:type="dxa" w:w="2300"/>
-            <w:tcBorders>
-              <w:top w:val="single" w:color="BFC5CC" w:sz="4"/>
-              <w:left w:val="single" w:color="BFC5CC" w:sz="4"/>
-              <w:bottom w:val="single" w:color="BFC5CC" w:sz="4"/>
-              <w:right w:val="single" w:color="BFC5CC" w:sz="4"/>
-            </w:tcBorders>
-            <w:tcMar>
-              <w:top w:type="dxa" w:w="60"/>
-              <w:left w:type="dxa" w:w="90"/>
-              <w:bottom w:type="dxa" w:w="60"/>
-              <w:right w:type="dxa" w:w="90"/>
-            </w:tcMar>
-          </w:tcPr>
-          <w:p>
-            <w:r>
-              <w:rPr>
-                <w:b w:val="false"/>
-                <w:bCs w:val="false"/>
-                <w:sz w:val="18"/>
-                <w:szCs w:val="18"/>
-              </w:rPr>
-              <w:t xml:space="preserve">без неё показы магазина падают в 2-3 раза; 9% стоили бы +2 700 ₽ с заказа</w:t>
-            </w:r>
-          </w:p>
-        </w:tc>
-        <w:tc>
-          <w:tcPr>
-            <w:tcW w:type="dxa" w:w="2738"/>
+            <w:tcW w:type="dxa" w:w="2050"/>
+            <w:tcBorders>
+              <w:top w:val="single" w:color="BFC5CC" w:sz="4"/>
+              <w:left w:val="single" w:color="BFC5CC" w:sz="4"/>
+              <w:bottom w:val="single" w:color="BFC5CC" w:sz="4"/>
+              <w:right w:val="single" w:color="BFC5CC" w:sz="4"/>
+            </w:tcBorders>
+            <w:tcMar>
+              <w:top w:type="dxa" w:w="60"/>
+              <w:left w:type="dxa" w:w="90"/>
+              <w:bottom w:type="dxa" w:w="60"/>
+              <w:right w:type="dxa" w:w="90"/>
+            </w:tcMar>
+          </w:tcPr>
+          <w:p>
+            <w:r>
+              <w:rPr>
+                <w:b w:val="false"/>
+                <w:bCs w:val="false"/>
+                <w:sz w:val="18"/>
+                <w:szCs w:val="18"/>
+              </w:rPr>
+              <w:t xml:space="preserve">без неё показы магазина падали в 2-3 раза; 9% стоили бы +2 700 ₽ с заказа</w:t>
+            </w:r>
+          </w:p>
+        </w:tc>
+        <w:tc>
+          <w:tcPr>
+            <w:tcW w:type="dxa" w:w="1800"/>
+            <w:tcBorders>
+              <w:top w:val="single" w:color="BFC5CC" w:sz="4"/>
+              <w:left w:val="single" w:color="BFC5CC" w:sz="4"/>
+              <w:bottom w:val="single" w:color="BFC5CC" w:sz="4"/>
+              <w:right w:val="single" w:color="BFC5CC" w:sz="4"/>
+            </w:tcBorders>
+            <w:tcMar>
+              <w:top w:type="dxa" w:w="60"/>
+              <w:left w:type="dxa" w:w="90"/>
+              <w:bottom w:type="dxa" w:w="60"/>
+              <w:right w:type="dxa" w:w="90"/>
+            </w:tcMar>
+          </w:tcPr>
+          <w:p>
+            <w:r>
+              <w:rPr>
+                <w:b w:val="false"/>
+                <w:bCs w:val="false"/>
+                <w:sz w:val="18"/>
+                <w:szCs w:val="18"/>
+              </w:rPr>
+              <w:t xml:space="preserve">постоянно</w:t>
+            </w:r>
+          </w:p>
+        </w:tc>
+        <w:tc>
+          <w:tcPr>
+            <w:tcW w:type="dxa" w:w="1788"/>
             <w:tcBorders>
               <w:top w:val="single" w:color="BFC5CC" w:sz="4"/>
               <w:left w:val="single" w:color="BFC5CC" w:sz="4"/>
@@ -4244,7 +4414,7 @@
         </w:trPr>
         <w:tc>
           <w:tcPr>
-            <w:tcW w:type="dxa" w:w="500"/>
+            <w:tcW w:type="dxa" w:w="450"/>
             <w:tcBorders>
               <w:top w:val="single" w:color="BFC5CC" w:sz="4"/>
               <w:left w:val="single" w:color="BFC5CC" w:sz="4"/>
@@ -4272,35 +4442,35 @@
         </w:tc>
         <w:tc>
           <w:tcPr>
-            <w:tcW w:type="dxa" w:w="4100"/>
-            <w:tcBorders>
-              <w:top w:val="single" w:color="BFC5CC" w:sz="4"/>
-              <w:left w:val="single" w:color="BFC5CC" w:sz="4"/>
-              <w:bottom w:val="single" w:color="BFC5CC" w:sz="4"/>
-              <w:right w:val="single" w:color="BFC5CC" w:sz="4"/>
-            </w:tcBorders>
-            <w:tcMar>
-              <w:top w:type="dxa" w:w="60"/>
-              <w:left w:type="dxa" w:w="90"/>
-              <w:bottom w:type="dxa" w:w="60"/>
-              <w:right w:type="dxa" w:w="90"/>
-            </w:tcMar>
-          </w:tcPr>
-          <w:p>
-            <w:r>
-              <w:rPr>
-                <w:b w:val="false"/>
-                <w:bCs w:val="false"/>
-                <w:sz w:val="18"/>
-                <w:szCs w:val="18"/>
-              </w:rPr>
-              <w:t xml:space="preserve">Из акций ради цены не выходить</w:t>
-            </w:r>
-          </w:p>
-        </w:tc>
-        <w:tc>
-          <w:tcPr>
-            <w:tcW w:type="dxa" w:w="2300"/>
+            <w:tcW w:type="dxa" w:w="3550"/>
+            <w:tcBorders>
+              <w:top w:val="single" w:color="BFC5CC" w:sz="4"/>
+              <w:left w:val="single" w:color="BFC5CC" w:sz="4"/>
+              <w:bottom w:val="single" w:color="BFC5CC" w:sz="4"/>
+              <w:right w:val="single" w:color="BFC5CC" w:sz="4"/>
+            </w:tcBorders>
+            <w:tcMar>
+              <w:top w:type="dxa" w:w="60"/>
+              <w:left w:type="dxa" w:w="90"/>
+              <w:bottom w:type="dxa" w:w="60"/>
+              <w:right w:type="dxa" w:w="90"/>
+            </w:tcMar>
+          </w:tcPr>
+          <w:p>
+            <w:r>
+              <w:rPr>
+                <w:b w:val="false"/>
+                <w:bCs w:val="false"/>
+                <w:sz w:val="18"/>
+                <w:szCs w:val="18"/>
+              </w:rPr>
+              <w:t xml:space="preserve">Из акций ради цены не выходить, пока замер 13.10 не покажет обратное</w:t>
+            </w:r>
+          </w:p>
+        </w:tc>
+        <w:tc>
+          <w:tcPr>
+            <w:tcW w:type="dxa" w:w="2050"/>
             <w:tcBorders>
               <w:top w:val="single" w:color="BFC5CC" w:sz="4"/>
               <w:left w:val="single" w:color="BFC5CC" w:sz="4"/>
@@ -4328,7 +4498,35 @@
         </w:tc>
         <w:tc>
           <w:tcPr>
-            <w:tcW w:type="dxa" w:w="2738"/>
+            <w:tcW w:type="dxa" w:w="1800"/>
+            <w:tcBorders>
+              <w:top w:val="single" w:color="BFC5CC" w:sz="4"/>
+              <w:left w:val="single" w:color="BFC5CC" w:sz="4"/>
+              <w:bottom w:val="single" w:color="BFC5CC" w:sz="4"/>
+              <w:right w:val="single" w:color="BFC5CC" w:sz="4"/>
+            </w:tcBorders>
+            <w:tcMar>
+              <w:top w:type="dxa" w:w="60"/>
+              <w:left w:type="dxa" w:w="90"/>
+              <w:bottom w:type="dxa" w:w="60"/>
+              <w:right w:type="dxa" w:w="90"/>
+            </w:tcMar>
+          </w:tcPr>
+          <w:p>
+            <w:r>
+              <w:rPr>
+                <w:b w:val="false"/>
+                <w:bCs w:val="false"/>
+                <w:sz w:val="18"/>
+                <w:szCs w:val="18"/>
+              </w:rPr>
+              <w:t xml:space="preserve">13.10</w:t>
+            </w:r>
+          </w:p>
+        </w:tc>
+        <w:tc>
+          <w:tcPr>
+            <w:tcW w:type="dxa" w:w="1788"/>
             <w:tcBorders>
               <w:top w:val="single" w:color="BFC5CC" w:sz="4"/>
               <w:left w:val="single" w:color="BFC5CC" w:sz="4"/>
@@ -4361,7 +4559,7 @@
         </w:trPr>
         <w:tc>
           <w:tcPr>
-            <w:tcW w:type="dxa" w:w="500"/>
+            <w:tcW w:type="dxa" w:w="450"/>
             <w:tcBorders>
               <w:top w:val="single" w:color="BFC5CC" w:sz="4"/>
               <w:left w:val="single" w:color="BFC5CC" w:sz="4"/>
@@ -4389,35 +4587,35 @@
         </w:tc>
         <w:tc>
           <w:tcPr>
-            <w:tcW w:type="dxa" w:w="4100"/>
-            <w:tcBorders>
-              <w:top w:val="single" w:color="BFC5CC" w:sz="4"/>
-              <w:left w:val="single" w:color="BFC5CC" w:sz="4"/>
-              <w:bottom w:val="single" w:color="BFC5CC" w:sz="4"/>
-              <w:right w:val="single" w:color="BFC5CC" w:sz="4"/>
-            </w:tcBorders>
-            <w:tcMar>
-              <w:top w:type="dxa" w:w="60"/>
-              <w:left w:type="dxa" w:w="90"/>
-              <w:bottom w:type="dxa" w:w="60"/>
-              <w:right w:type="dxa" w:w="90"/>
-            </w:tcMar>
-          </w:tcPr>
-          <w:p>
-            <w:r>
-              <w:rPr>
-                <w:b w:val="false"/>
-                <w:bCs w:val="false"/>
-                <w:sz w:val="18"/>
-                <w:szCs w:val="18"/>
-              </w:rPr>
-              <w:t xml:space="preserve">Когда нужна распродажа: снижать свою цену (в карточке и в акции в один день), а не поднимать ставку за заказ на весь магазин</w:t>
-            </w:r>
-          </w:p>
-        </w:tc>
-        <w:tc>
-          <w:tcPr>
-            <w:tcW w:type="dxa" w:w="2300"/>
+            <w:tcW w:type="dxa" w:w="3550"/>
+            <w:tcBorders>
+              <w:top w:val="single" w:color="BFC5CC" w:sz="4"/>
+              <w:left w:val="single" w:color="BFC5CC" w:sz="4"/>
+              <w:bottom w:val="single" w:color="BFC5CC" w:sz="4"/>
+              <w:right w:val="single" w:color="BFC5CC" w:sz="4"/>
+            </w:tcBorders>
+            <w:tcMar>
+              <w:top w:type="dxa" w:w="60"/>
+              <w:left w:type="dxa" w:w="90"/>
+              <w:bottom w:type="dxa" w:w="60"/>
+              <w:right w:type="dxa" w:w="90"/>
+            </w:tcMar>
+          </w:tcPr>
+          <w:p>
+            <w:r>
+              <w:rPr>
+                <w:b w:val="false"/>
+                <w:bCs w:val="false"/>
+                <w:sz w:val="18"/>
+                <w:szCs w:val="18"/>
+              </w:rPr>
+              <w:t xml:space="preserve">Для распродажи пробовать снижать свою цену (в карточке и в акции в один день), а не поднимать ставку за заказ на весь магазин. Подтверждено пока на 3 товарах, поэтому вторая волна теста 4 на новых товарах</w:t>
+            </w:r>
+          </w:p>
+        </w:tc>
+        <w:tc>
+          <w:tcPr>
+            <w:tcW w:type="dxa" w:w="2050"/>
             <w:tcBorders>
               <w:top w:val="single" w:color="BFC5CC" w:sz="4"/>
               <w:left w:val="single" w:color="BFC5CC" w:sz="4"/>
@@ -4445,7 +4643,35 @@
         </w:tc>
         <w:tc>
           <w:tcPr>
-            <w:tcW w:type="dxa" w:w="2738"/>
+            <w:tcW w:type="dxa" w:w="1800"/>
+            <w:tcBorders>
+              <w:top w:val="single" w:color="BFC5CC" w:sz="4"/>
+              <w:left w:val="single" w:color="BFC5CC" w:sz="4"/>
+              <w:bottom w:val="single" w:color="BFC5CC" w:sz="4"/>
+              <w:right w:val="single" w:color="BFC5CC" w:sz="4"/>
+            </w:tcBorders>
+            <w:tcMar>
+              <w:top w:type="dxa" w:w="60"/>
+              <w:left w:type="dxa" w:w="90"/>
+              <w:bottom w:type="dxa" w:w="60"/>
+              <w:right w:type="dxa" w:w="90"/>
+            </w:tcMar>
+          </w:tcPr>
+          <w:p>
+            <w:r>
+              <w:rPr>
+                <w:b w:val="false"/>
+                <w:bCs w:val="false"/>
+                <w:sz w:val="18"/>
+                <w:szCs w:val="18"/>
+              </w:rPr>
+              <w:t xml:space="preserve">список товаров - решение Ивана</w:t>
+            </w:r>
+          </w:p>
+        </w:tc>
+        <w:tc>
+          <w:tcPr>
+            <w:tcW w:type="dxa" w:w="1788"/>
             <w:tcBorders>
               <w:top w:val="single" w:color="BFC5CC" w:sz="4"/>
               <w:left w:val="single" w:color="BFC5CC" w:sz="4"/>
@@ -4473,6 +4699,79 @@
         </w:tc>
       </w:tr>
     </w:tbl>
+    <w:p>
+      <w:pPr>
+        <w:pStyle w:val="Heading1"/>
+      </w:pPr>
+      <w:r>
+        <w:t xml:space="preserve">Что решаете вы</w:t>
+      </w:r>
+    </w:p>
+    <w:p>
+      <w:pPr>
+        <w:pStyle w:val="ListParagraph"/>
+        <w:numPr>
+          <w:ilvl w:val="0"/>
+          <w:numId w:val="3"/>
+        </w:numPr>
+        <w:spacing w:after="60"/>
+      </w:pPr>
+      <w:r>
+        <w:t xml:space="preserve">Шаг 1, KONUX: снижаем с 13.10 или нет.</w:t>
+      </w:r>
+    </w:p>
+    <w:p>
+      <w:pPr>
+        <w:pStyle w:val="ListParagraph"/>
+        <w:numPr>
+          <w:ilvl w:val="0"/>
+          <w:numId w:val="3"/>
+        </w:numPr>
+        <w:spacing w:after="60"/>
+      </w:pPr>
+      <w:r>
+        <w:t xml:space="preserve">Шаг 3: партия на 120 тыс. ₽ (больше 100 тыс., нужно ваше согласование) - запускаем или нет.</w:t>
+      </w:r>
+    </w:p>
+    <w:p>
+      <w:pPr>
+        <w:pStyle w:val="ListParagraph"/>
+        <w:numPr>
+          <w:ilvl w:val="0"/>
+          <w:numId w:val="3"/>
+        </w:numPr>
+        <w:spacing w:after="60"/>
+      </w:pPr>
+      <w:r>
+        <w:t xml:space="preserve">Кампания GGT-46 в кабинете помечена «НЕ ТРОГАТЬ НЕ МЕНЯТЬ БЮДЖЕТ», 6,7 тыс. ₽ в неделю. В план не включена; если её тоже снижать, пометку снимаете вы.</w:t>
+      </w:r>
+    </w:p>
+    <w:p>
+      <w:pPr>
+        <w:pStyle w:val="ListParagraph"/>
+        <w:numPr>
+          <w:ilvl w:val="0"/>
+          <w:numId w:val="3"/>
+        </w:numPr>
+        <w:spacing w:after="60"/>
+      </w:pPr>
+      <w:r>
+        <w:t xml:space="preserve">Шаг 4, KUVINO: оставить до итога KONUX или тоже снижать.</w:t>
+      </w:r>
+    </w:p>
+    <w:p>
+      <w:pPr>
+        <w:pStyle w:val="ListParagraph"/>
+        <w:numPr>
+          <w:ilvl w:val="0"/>
+          <w:numId w:val="3"/>
+        </w:numPr>
+        <w:spacing w:after="60"/>
+      </w:pPr>
+      <w:r>
+        <w:t xml:space="preserve">Шаг 7: какие товары берём во вторую волну.</w:t>
+      </w:r>
+    </w:p>
     <w:p>
       <w:pPr>
         <w:spacing w:before="120"/>
@@ -4485,7 +4784,7 @@
         <w:t xml:space="preserve">Что ещё не посчитано: </w:t>
       </w:r>
       <w:r>
-        <w:t xml:space="preserve">доля рекламы в выручке по данным кабинета для KONUX и KUVINO, доплата OZON в рублях, сверка прибыли с заказа с бухгалтерией за сентябрь. Цифры прибыли выше - оценка на небольшом числе заказов.</w:t>
+        <w:t xml:space="preserve">доплата OZON в рублях и сверка прибыли с заказа с бухгалтерией за сентябрь. Цифры прибыли выше - оценка на небольшом числе заказов.</w:t>
       </w:r>
     </w:p>
     <w:sectPr>
@@ -4694,6 +4993,12 @@
   </w:num>
   <w:num w:numId="2">
     <w:abstractNumId w:val="3"/>
+    <w:lvlOverride w:ilvl="0">
+      <w:startOverride w:val="1"/>
+    </w:lvlOverride>
+  </w:num>
+  <w:num w:numId="3">
+    <w:abstractNumId w:val="2"/>
     <w:lvlOverride w:ilvl="0">
       <w:startOverride w:val="1"/>
     </w:lvlOverride>

--- a/sessions/OZON-testy-itogi-2026-10-12.docx
+++ b/sessions/OZON-testy-itogi-2026-10-12.docx
@@ -1610,7 +1610,7 @@
                 <w:sz w:val="18"/>
                 <w:szCs w:val="18"/>
               </w:rPr>
-              <w:t xml:space="preserve">0,4 -&gt; 0,5</w:t>
+              <w:t xml:space="preserve">0,43 -&gt; 0,42</w:t>
             </w:r>
           </w:p>
         </w:tc>
@@ -1638,7 +1638,7 @@
                 <w:sz w:val="18"/>
                 <w:szCs w:val="18"/>
               </w:rPr>
-              <w:t xml:space="preserve">0,3 -&gt; 0,3</w:t>
+              <w:t xml:space="preserve">0,29 -&gt; 0,33</w:t>
             </w:r>
           </w:p>
         </w:tc>
@@ -1993,7 +1993,7 @@
                 <w:sz w:val="18"/>
                 <w:szCs w:val="18"/>
               </w:rPr>
-              <w:t xml:space="preserve">3,9</w:t>
+              <w:t xml:space="preserve">4,1</w:t>
             </w:r>
           </w:p>
         </w:tc>
@@ -2166,7 +2166,7 @@
                 <w:sz w:val="18"/>
                 <w:szCs w:val="18"/>
               </w:rPr>
-              <w:t xml:space="preserve">1,4</w:t>
+              <w:t xml:space="preserve">1,5</w:t>
             </w:r>
           </w:p>
         </w:tc>
@@ -2991,7 +2991,7 @@
         <w:t xml:space="preserve">Итог. </w:t>
       </w:r>
       <w:r>
-        <w:t xml:space="preserve">Правило теста (дорогая ставка оправдана, если даёт на 3 заказа в неделю больше) не выполнено ни у KONUX (3,9 против 1,4), ни у KUVINO (2,8 против 0,7). Доля рекламы в выручке по кабинету: KONUX 10,6%, KUVINO 12,9%, обе ниже порога 15%. Дорогая ставка даёт в 18 раз больше показов при бюджете в 15 раз больше. Карточка KONUX в целом не растёт, KUVINO растёт. Но дорогая реклама на обеих шла всё время, поэтому неизвестно, сколько заказов карточка потеряет без неё. Это и проверяем шагом 1 ниже. OZEVIS: бюджет урезали втрое, заказов не убавилось.</w:t>
+        <w:t xml:space="preserve">Правило теста (дорогая ставка оправдана, если даёт на 3 заказа в неделю больше) не выполнено ни у KONUX (4,1 против 1,5), ни у KUVINO (2,8 против 0,7). Доля рекламы в выручке по кабинету: KONUX 10,6%, KUVINO 12,9%, обе ниже порога 15%. Дорогая ставка даёт в 18 раз больше показов при бюджете в 15 раз больше. Карточка KONUX в целом не растёт, KUVINO растёт. Но дорогая реклама на обеих шла всё время, поэтому неизвестно, сколько заказов карточка потеряет без неё. Это и проверяем шагом 1 ниже. OZEVIS: бюджет урезали втрое, заказов не убавилось.</w:t>
       </w:r>
     </w:p>
     <w:p>
@@ -3503,7 +3503,7 @@
         <w:pStyle w:val="Heading1"/>
       </w:pPr>
       <w:r>
-        <w:t xml:space="preserve">Что делаем дальше: применяем результаты</w:t>
+        <w:t xml:space="preserve">Что изменилось в кабинете 08.10</w:t>
       </w:r>
     </w:p>
     <w:p>
@@ -3511,7 +3511,75 @@
         <w:spacing w:after="100"/>
       </w:pPr>
       <w:r>
-        <w:t xml:space="preserve">Отправная точка сентября: чистая прибыль 349 тыс. ₽, на рекламу ушло 1 638 тыс. ₽ (819 тыс. за клик и 818 тыс. за заказ). Прибыль ниже считаем так же, как в ежемесячном «Отчете». Изменения в кабинете вносит команда, цифры снимает и сверяет Катя, решения - Иван.</w:t>
+        <w:t xml:space="preserve">08.10 рекламу за клик перестроили. Расход вырос с 28,1 до 36,6 тыс. ₽ в день (+30%, около +60 тыс. ₽ в неделю).</w:t>
+      </w:r>
+    </w:p>
+    <w:p>
+      <w:pPr>
+        <w:pStyle w:val="ListParagraph"/>
+        <w:numPr>
+          <w:ilvl w:val="0"/>
+          <w:numId w:val="3"/>
+        </w:numPr>
+        <w:spacing w:after="60"/>
+      </w:pPr>
+      <w:r>
+        <w:t xml:space="preserve">Остановлены три кампании: GGT-03-3-3-E-16080 (4,3 тыс. ₽ в день), GGT-47-3-3-80 (2,1 тыс.), GGT-03-3-5-O-18090 (1,5 тыс.).</w:t>
+      </w:r>
+    </w:p>
+    <w:p>
+      <w:pPr>
+        <w:pStyle w:val="ListParagraph"/>
+        <w:numPr>
+          <w:ilvl w:val="0"/>
+          <w:numId w:val="3"/>
+        </w:numPr>
+        <w:spacing w:after="60"/>
+      </w:pPr>
+      <w:r>
+        <w:t xml:space="preserve">Запущены две дешёвые, как советует тест 1: GGT-E-16080 и GGT-O-20090, около 12 ₽ за клик.</w:t>
+      </w:r>
+    </w:p>
+    <w:p>
+      <w:pPr>
+        <w:pStyle w:val="ListParagraph"/>
+        <w:numPr>
+          <w:ilvl w:val="0"/>
+          <w:numId w:val="3"/>
+        </w:numPr>
+        <w:spacing w:after="60"/>
+      </w:pPr>
+      <w:r>
+        <w:t xml:space="preserve">Запущены четыре дорогие, хотя тесты говорят, что дорогая ставка скидку OZON не увеличивает: GGT-03-3-3-O-18090 (52 ₽ за клик, 4,8 тыс. ₽ в день), GGT-03-3-5-E-16080 (44 ₽, 3,4 тыс.), GGT-48-5-1 (33 ₽, 3,4 тыс., в карточке KONUX), GGT-47-3-5-90 (44 ₽, 2,2 тыс.).</w:t>
+      </w:r>
+    </w:p>
+    <w:p>
+      <w:pPr>
+        <w:spacing w:after="100" w:before="60"/>
+      </w:pPr>
+      <w:r>
+        <w:rPr>
+          <w:color w:val="5A6470"/>
+          <w:sz w:val="18"/>
+          <w:szCs w:val="18"/>
+        </w:rPr>
+        <w:t xml:space="preserve">Цена клика = расход / клики за 09-10.10; расход - среднее за день (ads_daily). Товары теста 4 под новую рекламу не попали.</w:t>
+      </w:r>
+    </w:p>
+    <w:p>
+      <w:pPr>
+        <w:pStyle w:val="Heading1"/>
+      </w:pPr>
+      <w:r>
+        <w:t xml:space="preserve">Что делаем дальше: применяем результаты</w:t>
+      </w:r>
+    </w:p>
+    <w:p>
+      <w:pPr>
+        <w:spacing w:after="100"/>
+      </w:pPr>
+      <w:r>
+        <w:t xml:space="preserve">Отправная точка сентября: чистая прибыль 349 тыс. ₽, на рекламу ушло 1 638 тыс. ₽ (819 тыс. за клик и 818 тыс. за заказ). Прибыль ниже считаем так же, как в ежемесячном «Отчете»: каждый сэкономленный рубль рекламы даёт 0,7-1 ₽ прибыли. Изменения в кабинете вносит команда, цифры снимает и сверяет Катя, решения - Иван. Комиссия OZON с марта выросла с 32% до 51%; если она вырастет ещё, все суммы надо пересчитать.</w:t>
       </w:r>
     </w:p>
     <w:tbl>
@@ -3739,7 +3807,7 @@
                 <w:sz w:val="18"/>
                 <w:szCs w:val="18"/>
               </w:rPr>
-              <w:t xml:space="preserve">KONUX: ставку 25 ₽ снизить до 8 ₽, бюджет с 30 до 2 тыс. ₽ в неделю</w:t>
+              <w:t xml:space="preserve">Карточка KONUX: обе дорогие кампании (GGT-35-5-1, 25 ₽, 4,3 тыс. ₽ в день, и новую GGT-48-5-1, 33 ₽, 3,4 тыс. в день) перевести на 8 ₽ и 2 тыс. ₽ в неделю каждую</w:t>
             </w:r>
           </w:p>
         </w:tc>
@@ -3767,7 +3835,7 @@
                 <w:sz w:val="18"/>
                 <w:szCs w:val="18"/>
               </w:rPr>
-              <w:t xml:space="preserve">+18-28 тыс. ₽ в неделю, если заказы карточки удержатся; если дорогая ставка давала свои заказы, то -15...-25 тыс. в неделю</w:t>
+              <w:t xml:space="preserve">расход меньше на 50 тыс. ₽ в неделю: +35-50 тыс. ₽ прибыли, если заказы удержатся; если дорогие ставки давали свои заказы, может быть и минус</w:t>
             </w:r>
           </w:p>
         </w:tc>
@@ -3823,7 +3891,7 @@
                 <w:sz w:val="18"/>
                 <w:szCs w:val="18"/>
               </w:rPr>
-              <w:t xml:space="preserve">карточка за 2 недели продаёт меньше 7,4 шт в неделю (сейчас 9,2) - вернуть</w:t>
+              <w:t xml:space="preserve">карточка за 2 недели продаёт меньше 7,4 шт в неделю (до 08.10 было 9,2) - вернуть</w:t>
             </w:r>
           </w:p>
         </w:tc>
@@ -3884,7 +3952,7 @@
                 <w:sz w:val="18"/>
                 <w:szCs w:val="18"/>
               </w:rPr>
-              <w:t xml:space="preserve">Только если шаг 1 не уронил заказы: снизить до 8-12 ₽ ещё три дорогие кампании (GGT-03-3-3-O-20090, GGT-03-3-3-E-16080, GGT-47-3-3-80), по одной в неделю</w:t>
+              <w:t xml:space="preserve">Только если шаг 1 не уронил заказы: так же снизить до 8-12 ₽ остальные дорогие (GGT-03-3-3-O-20090, 16 ₽ за клик, и три новых от 08.10: O-18090, 3-5-E-16080, GGT-47-3-5-90), по одной в неделю</w:t>
             </w:r>
           </w:p>
         </w:tc>
@@ -3912,7 +3980,7 @@
                 <w:sz w:val="18"/>
                 <w:szCs w:val="18"/>
               </w:rPr>
-              <w:t xml:space="preserve">сейчас они тратят 61,7 тыс. ₽ в неделю; при удержании заказов +39-55 тыс. ₽ в неделю</w:t>
+              <w:t xml:space="preserve">сейчас они тратят около 100 тыс. ₽ в неделю; при удержании заказов +65-90 тыс. ₽ в неделю</w:t>
             </w:r>
           </w:p>
         </w:tc>
@@ -3968,7 +4036,7 @@
                 <w:sz w:val="18"/>
                 <w:szCs w:val="18"/>
               </w:rPr>
-              <w:t xml:space="preserve">то же правило: карточка упала больше чем на 20% - вернуть</w:t>
+              <w:t xml:space="preserve">заказы рекламируемого товара за 2 недели ниже, чем за 2 недели до снижения, - вернуть</w:t>
             </w:r>
           </w:p>
         </w:tc>
@@ -4029,7 +4097,7 @@
                 <w:sz w:val="18"/>
                 <w:szCs w:val="18"/>
               </w:rPr>
-              <w:t xml:space="preserve">Одна партия: реклама за 8 ₽ на 20 товарах, которые продаются без рекламы и стоят в карточках без других кампаний; лимит 1 500 ₽ в неделю на товар</w:t>
+              <w:t xml:space="preserve">Одна партия: реклама за 8 ₽ на 20 товарах, которые продаются без рекламы, стоят в карточках без других кампаний и не участвуют в тестах 1-4; лимит 1 500 ₽ в неделю на товар</w:t>
             </w:r>
           </w:p>
         </w:tc>
@@ -4717,7 +4785,7 @@
         <w:spacing w:after="60"/>
       </w:pPr>
       <w:r>
-        <w:t xml:space="preserve">Шаг 1, KONUX: снижаем с 13.10 или нет.</w:t>
+        <w:t xml:space="preserve">Кто и зачем 08.10 запустил четыре кампании по 33-52 ₽ за клик? Если на то есть причина (сезон, остатки), шаги 1-2 надо скорректировать.</w:t>
       </w:r>
     </w:p>
     <w:p>
@@ -4730,7 +4798,7 @@
         <w:spacing w:after="60"/>
       </w:pPr>
       <w:r>
-        <w:t xml:space="preserve">Шаг 3: партия на 120 тыс. ₽ (больше 100 тыс., нужно ваше согласование) - запускаем или нет.</w:t>
+        <w:t xml:space="preserve">Шаг 1, карточка KONUX: снижаем обе дорогие кампании с 13.10 или нет.</w:t>
       </w:r>
     </w:p>
     <w:p>
@@ -4743,7 +4811,20 @@
         <w:spacing w:after="60"/>
       </w:pPr>
       <w:r>
-        <w:t xml:space="preserve">Кампания GGT-46 в кабинете помечена «НЕ ТРОГАТЬ НЕ МЕНЯТЬ БЮДЖЕТ», 6,7 тыс. ₽ в неделю. В план не включена; если её тоже снижать, пометку снимаете вы.</w:t>
+        <w:t xml:space="preserve">Шаг 3: партия на 120 тыс. ₽ (больше 100 тыс., нужно ваше согласование) - запускаем или нет.</w:t>
+      </w:r>
+    </w:p>
+    <w:p>
+      <w:pPr>
+        <w:pStyle w:val="ListParagraph"/>
+        <w:numPr>
+          <w:ilvl w:val="0"/>
+          <w:numId w:val="3"/>
+        </w:numPr>
+        <w:spacing w:after="60"/>
+      </w:pPr>
+      <w:r>
+        <w:t xml:space="preserve">Кампания GGT-46 (до 30.09 в названии стояло «НЕ ТРОГАТЬ НЕ МЕНЯТЬ БЮДЖЕТ», 25 ₽ за клик, 6,2 тыс. ₽ в неделю) в план не включена - трогаем или нет.</w:t>
       </w:r>
     </w:p>
     <w:p>

--- a/sessions/OZON-testy-itogi-2026-10-12.docx
+++ b/sessions/OZON-testy-itogi-2026-10-12.docx
@@ -3568,6 +3568,21 @@
     </w:p>
     <w:p>
       <w:pPr>
+        <w:spacing w:after="100"/>
+      </w:pPr>
+      <w:r>
+        <w:rPr>
+          <w:b/>
+          <w:bCs/>
+        </w:rPr>
+        <w:t xml:space="preserve">Что это уже дало. </w:t>
+      </w:r>
+      <w:r>
+        <w:t xml:space="preserve">С 10-11.10 у всех 18 товаров с новой рекламой доплата OZON выросла на 6,3-7,4 п. к магазину. Одинаково при цене клика 12 ₽ и 52 ₽: это ещё одно подтверждение теста 1 на новых товарах. Показы в поиске у 4 товаров с дорогими кампаниями выросли с 1 411 до 11 663 в день при расходе 13,7 тыс. ₽ в день, у 14 товаров с дешёвыми - с 6 086 до 8 950. По заказам выводов пока нет: прошло 2 дня (1-3 шт), замер к 24-25.10.</w:t>
+      </w:r>
+    </w:p>
+    <w:p>
+      <w:pPr>
         <w:pStyle w:val="Heading1"/>
       </w:pPr>
       <w:r>
@@ -3807,7 +3822,7 @@
                 <w:sz w:val="18"/>
                 <w:szCs w:val="18"/>
               </w:rPr>
-              <w:t xml:space="preserve">Карточка KONUX: обе дорогие кампании (GGT-35-5-1, 25 ₽, 4,3 тыс. ₽ в день, и новую GGT-48-5-1, 33 ₽, 3,4 тыс. в день) перевести на 8 ₽ и 2 тыс. ₽ в неделю каждую</w:t>
+              <w:t xml:space="preserve">Карточка KONUX: обе дорогие кампании (GGT-35-5-1: ставка 25 ₽, фактически 12,8 ₽ за клик, дорогая бюджетом 4,3 тыс. ₽ в день; новая GGT-48-5-1: 33 ₽ за клик, 3,4 тыс. в день) перевести на 8 ₽ и 2 тыс. ₽ в неделю каждую</w:t>
             </w:r>
           </w:p>
         </w:tc>
@@ -3835,7 +3850,7 @@
                 <w:sz w:val="18"/>
                 <w:szCs w:val="18"/>
               </w:rPr>
-              <w:t xml:space="preserve">расход меньше на 50 тыс. ₽ в неделю: +35-50 тыс. ₽ прибыли, если заказы удержатся; если дорогие ставки давали свои заказы, может быть и минус</w:t>
+              <w:t xml:space="preserve">расход меньше на 50 тыс. ₽ в неделю: +35-50 тыс. ₽ прибыли, если заказы удержатся; если дорогая реклама давала свои заказы (по тесту 3 около 2,6 шт в неделю), итог от -5 до +10 тыс. в неделю</w:t>
             </w:r>
           </w:p>
         </w:tc>
@@ -3980,7 +3995,7 @@
                 <w:sz w:val="18"/>
                 <w:szCs w:val="18"/>
               </w:rPr>
-              <w:t xml:space="preserve">сейчас они тратят около 100 тыс. ₽ в неделю; при удержании заказов +65-90 тыс. ₽ в неделю</w:t>
+              <w:t xml:space="preserve">сейчас они тратят около 100 тыс. ₽ в неделю; при удержании заказов +65-90 тыс. ₽ в неделю; если реклама давала свои заказы, часть этой суммы уйдёт - посчитаем по корзинам</w:t>
             </w:r>
           </w:p>
         </w:tc>
@@ -4036,7 +4051,7 @@
                 <w:sz w:val="18"/>
                 <w:szCs w:val="18"/>
               </w:rPr>
-              <w:t xml:space="preserve">заказы рекламируемого товара за 2 недели ниже, чем за 2 недели до снижения, - вернуть</w:t>
+              <w:t xml:space="preserve">корзины рекламируемого товара за 2 недели упали больше чем на 30% к 2 неделям до снижения - вернуть (заказов на товар меньше 1 в неделю, по ним не различить)</w:t>
             </w:r>
           </w:p>
         </w:tc>
@@ -4785,7 +4800,7 @@
         <w:spacing w:after="60"/>
       </w:pPr>
       <w:r>
-        <w:t xml:space="preserve">Кто и зачем 08.10 запустил четыре кампании по 33-52 ₽ за клик? Если на то есть причина (сезон, остатки), шаги 1-2 надо скорректировать.</w:t>
+        <w:t xml:space="preserve">Кто и зачем 08.10 запустил четыре кампании по 33-52 ₽ за клик (в 2,6-4 раза дороже клика старых кампаний, 12-16 ₽)? Если на то есть причина (сезон, остатки), шаги 1-2 надо скорректировать. Цена ожидания: три из них (шаг 2) тратят около 73 тыс. ₽ в неделю, до 27.10 это около 145 тыс. ₽. Если причины нет, рекомендую не ждать шага 1 и с 13.10 поставить им лимит 2 тыс. ₽ в неделю.</w:t>
       </w:r>
     </w:p>
     <w:p>

--- a/sessions/OZON-testy-itogi-2026-10-12.docx
+++ b/sessions/OZON-testy-itogi-2026-10-12.docx
@@ -3555,6 +3555,19 @@
     </w:p>
     <w:p>
       <w:pPr>
+        <w:pStyle w:val="ListParagraph"/>
+        <w:numPr>
+          <w:ilvl w:val="0"/>
+          <w:numId w:val="3"/>
+        </w:numPr>
+        <w:spacing w:after="60"/>
+      </w:pPr>
+      <w:r>
+        <w:t xml:space="preserve">Ещё две маленькие кампании GGT-O-18090: 109 и 488 ₽ в день.</w:t>
+      </w:r>
+    </w:p>
+    <w:p>
+      <w:pPr>
         <w:spacing w:after="100" w:before="60"/>
       </w:pPr>
       <w:r>
@@ -3578,7 +3591,7 @@
         <w:t xml:space="preserve">Что это уже дало. </w:t>
       </w:r>
       <w:r>
-        <w:t xml:space="preserve">С 10-11.10 у всех 18 товаров с новой рекламой доплата OZON выросла на 6,3-7,4 п. к магазину. Одинаково при цене клика 12 ₽ и 52 ₽: это ещё одно подтверждение теста 1 на новых товарах. Показы в поиске у 4 товаров с дорогими кампаниями выросли с 1 411 до 11 663 в день при расходе 13,7 тыс. ₽ в день, у 14 товаров с дешёвыми - с 6 086 до 8 950. По заказам выводов пока нет: прошло 2 дня (1-3 шт), замер к 24-25.10.</w:t>
+        <w:t xml:space="preserve">С 10-11.10 у 20 из 23 товаров с новой рекламой доплата OZON выросла примерно на 6-7 п. к магазину (у двух из оставшихся реклама была и раньше, доплата уже была выше). Одинаково при цене клика 12 ₽ и 52 ₽ и даже при расходе 10-100 ₽ в день; у 42 соседних товаров без рекламы в тех же карточках доплата не сдвинулась. Это ещё одно подтверждение теста 1 на новых товарах: снижение ставки не должно поднять цену для покупателя (пока 2 дня данных). Показы в поиске у 4 товаров с дорогими кампаниями выросли с 1 411 до 11 663 в день при расходе 13,7 тыс. ₽ в день, у 14 товаров с дешёвыми - с 6 086 до 8 950. По заказам выводов пока нет: прошло 2 дня (1-3 шт), замер к 24-25.10.</w:t>
       </w:r>
     </w:p>
     <w:p>
@@ -3850,7 +3863,7 @@
                 <w:sz w:val="18"/>
                 <w:szCs w:val="18"/>
               </w:rPr>
-              <w:t xml:space="preserve">расход меньше на 50 тыс. ₽ в неделю: +35-50 тыс. ₽ прибыли, если заказы удержатся; если дорогая реклама давала свои заказы (по тесту 3 около 2,6 шт в неделю), итог от -5 до +10 тыс. в неделю</w:t>
+              <w:t xml:space="preserve">расход меньше на 50 тыс. ₽ в неделю: +35-50 тыс. ₽ прибыли, если заказы удержатся; если дорогая реклама давала свои заказы (по тесту 3 около 2,6 шт в неделю), итог от -5 до +10 тыс. в неделю (без GGT-48-5-1: по ней своих заказов ещё не видно)</w:t>
             </w:r>
           </w:p>
         </w:tc>
@@ -3995,7 +4008,7 @@
                 <w:sz w:val="18"/>
                 <w:szCs w:val="18"/>
               </w:rPr>
-              <w:t xml:space="preserve">сейчас они тратят около 100 тыс. ₽ в неделю; при удержании заказов +65-90 тыс. ₽ в неделю; если реклама давала свои заказы, часть этой суммы уйдёт - посчитаем по корзинам</w:t>
+              <w:t xml:space="preserve">сейчас они тратят около 100 тыс. ₽ в неделю; при удержании заказов +65-90 тыс. ₽ в неделю; если все заказы этих товаров давала реклама, потеря до 42 тыс. ₽ в неделю, итог не ниже +23 тыс. в неделю</w:t>
             </w:r>
           </w:p>
         </w:tc>
@@ -4051,7 +4064,7 @@
                 <w:sz w:val="18"/>
                 <w:szCs w:val="18"/>
               </w:rPr>
-              <w:t xml:space="preserve">корзины рекламируемого товара за 2 недели упали больше чем на 30% к 2 неделям до снижения - вернуть (заказов на товар меньше 1 в неделю, по ним не различить)</w:t>
+              <w:t xml:space="preserve">корзины рекламируемого товара за 2 недели упали больше чем на 30% к базе - вернуть. База: для трёх кампаний от 08.10 - 24.09-07.10, до их запуска (с дорогой рекламой корзины выросли, а заказы нет); для O-20090 - 2 недели до снижения. По заказам (около 1 в неделю на товар) не различить</w:t>
             </w:r>
           </w:p>
         </w:tc>
@@ -4800,7 +4813,7 @@
         <w:spacing w:after="60"/>
       </w:pPr>
       <w:r>
-        <w:t xml:space="preserve">Кто и зачем 08.10 запустил четыре кампании по 33-52 ₽ за клик (в 2,6-4 раза дороже клика старых кампаний, 12-16 ₽)? Если на то есть причина (сезон, остатки), шаги 1-2 надо скорректировать. Цена ожидания: три из них (шаг 2) тратят около 73 тыс. ₽ в неделю, до 27.10 это около 145 тыс. ₽. Если причины нет, рекомендую не ждать шага 1 и с 13.10 поставить им лимит 2 тыс. ₽ в неделю.</w:t>
+        <w:t xml:space="preserve">Кто и зачем 08.10 запустил четыре кампании по 33-52 ₽ за клик (52, 44, 44 и 33 ₽; старые кампании стоят 10-37 ₽ за клик, а тест 1 показал, что доплата OZON от цены клика не зависит)? Если на то есть причина (сезон, остатки), шаги 1-2 надо скорректировать. Цена ожидания: три из них (шаг 2) тратят около 73 тыс. ₽ в неделю, до 27.10 это около 145 тыс. ₽. Если причины нет, рекомендую не ждать шага 1 и с 13.10 поставить им ставку 8-12 ₽ и лимит 2 тыс. ₽ в неделю.</w:t>
       </w:r>
     </w:p>
     <w:p>

--- a/sessions/OZON-testy-itogi-2026-10-12.docx
+++ b/sessions/OZON-testy-itogi-2026-10-12.docx
@@ -3496,6 +3496,526 @@
       </w:r>
       <w:r>
         <w:t xml:space="preserve">На 3 товарах OZON не урезал доплату. Для твёрдого вывода нужно хотя бы 5 товаров. Главный урок - про порядок работы в кабинете: цену надо снижать одновременно и в карточке, и в акции, а на следующее утро проверять.</w:t>
+      </w:r>
+    </w:p>
+    <w:p>
+      <w:pPr>
+        <w:pStyle w:val="Heading1"/>
+      </w:pPr>
+      <w:r>
+        <w:t xml:space="preserve">Что мы покупаем каждым инструментом</w:t>
+      </w:r>
+    </w:p>
+    <w:p>
+      <w:pPr>
+        <w:spacing w:after="100"/>
+      </w:pPr>
+      <w:r>
+        <w:t xml:space="preserve">Три инструмента OZON работают по-разному, и платим мы за разное. Ниже - что каждый даёт по тестам, чего не даёт и что пока не проверено.</w:t>
+      </w:r>
+    </w:p>
+    <w:tbl>
+      <w:tblPr>
+        <w:tblW w:type="dxa" w:w="9638"/>
+        <w:tblBorders>
+          <w:top w:val="single" w:color="auto" w:sz="4"/>
+          <w:left w:val="single" w:color="auto" w:sz="4"/>
+          <w:bottom w:val="single" w:color="auto" w:sz="4"/>
+          <w:right w:val="single" w:color="auto" w:sz="4"/>
+          <w:insideH w:val="single" w:color="auto" w:sz="4"/>
+          <w:insideV w:val="single" w:color="auto" w:sz="4"/>
+        </w:tblBorders>
+      </w:tblPr>
+      <w:tblGrid>
+        <w:gridCol w:w="1700"/>
+        <w:gridCol w:w="3100"/>
+        <w:gridCol w:w="2900"/>
+        <w:gridCol w:w="1938"/>
+      </w:tblGrid>
+      <w:tr>
+        <w:trPr>
+          <w:tblHeader/>
+        </w:trPr>
+        <w:tc>
+          <w:tcPr>
+            <w:tcW w:type="dxa" w:w="1700"/>
+            <w:tcBorders>
+              <w:top w:val="single" w:color="BFC5CC" w:sz="4"/>
+              <w:left w:val="single" w:color="BFC5CC" w:sz="4"/>
+              <w:bottom w:val="single" w:color="BFC5CC" w:sz="4"/>
+              <w:right w:val="single" w:color="BFC5CC" w:sz="4"/>
+            </w:tcBorders>
+            <w:shd w:fill="E8EEF7" w:color="auto" w:val="clear"/>
+            <w:tcMar>
+              <w:top w:type="dxa" w:w="60"/>
+              <w:left w:type="dxa" w:w="90"/>
+              <w:bottom w:type="dxa" w:w="60"/>
+              <w:right w:type="dxa" w:w="90"/>
+            </w:tcMar>
+          </w:tcPr>
+          <w:p>
+            <w:r>
+              <w:rPr>
+                <w:b/>
+                <w:bCs/>
+                <w:sz w:val="18"/>
+                <w:szCs w:val="18"/>
+              </w:rPr>
+              <w:t xml:space="preserve">Инструмент</w:t>
+            </w:r>
+          </w:p>
+        </w:tc>
+        <w:tc>
+          <w:tcPr>
+            <w:tcW w:type="dxa" w:w="3100"/>
+            <w:tcBorders>
+              <w:top w:val="single" w:color="BFC5CC" w:sz="4"/>
+              <w:left w:val="single" w:color="BFC5CC" w:sz="4"/>
+              <w:bottom w:val="single" w:color="BFC5CC" w:sz="4"/>
+              <w:right w:val="single" w:color="BFC5CC" w:sz="4"/>
+            </w:tcBorders>
+            <w:shd w:fill="E8EEF7" w:color="auto" w:val="clear"/>
+            <w:tcMar>
+              <w:top w:type="dxa" w:w="60"/>
+              <w:left w:type="dxa" w:w="90"/>
+              <w:bottom w:type="dxa" w:w="60"/>
+              <w:right w:type="dxa" w:w="90"/>
+            </w:tcMar>
+          </w:tcPr>
+          <w:p>
+            <w:r>
+              <w:rPr>
+                <w:b/>
+                <w:bCs/>
+                <w:sz w:val="18"/>
+                <w:szCs w:val="18"/>
+              </w:rPr>
+              <w:t xml:space="preserve">Что покупаем (проверено)</w:t>
+            </w:r>
+          </w:p>
+        </w:tc>
+        <w:tc>
+          <w:tcPr>
+            <w:tcW w:type="dxa" w:w="2900"/>
+            <w:tcBorders>
+              <w:top w:val="single" w:color="BFC5CC" w:sz="4"/>
+              <w:left w:val="single" w:color="BFC5CC" w:sz="4"/>
+              <w:bottom w:val="single" w:color="BFC5CC" w:sz="4"/>
+              <w:right w:val="single" w:color="BFC5CC" w:sz="4"/>
+            </w:tcBorders>
+            <w:shd w:fill="E8EEF7" w:color="auto" w:val="clear"/>
+            <w:tcMar>
+              <w:top w:type="dxa" w:w="60"/>
+              <w:left w:type="dxa" w:w="90"/>
+              <w:bottom w:type="dxa" w:w="60"/>
+              <w:right w:type="dxa" w:w="90"/>
+            </w:tcMar>
+          </w:tcPr>
+          <w:p>
+            <w:r>
+              <w:rPr>
+                <w:b/>
+                <w:bCs/>
+                <w:sz w:val="18"/>
+                <w:szCs w:val="18"/>
+              </w:rPr>
+              <w:t xml:space="preserve">Чего не покупаем или не знаем</w:t>
+            </w:r>
+          </w:p>
+        </w:tc>
+        <w:tc>
+          <w:tcPr>
+            <w:tcW w:type="dxa" w:w="1938"/>
+            <w:tcBorders>
+              <w:top w:val="single" w:color="BFC5CC" w:sz="4"/>
+              <w:left w:val="single" w:color="BFC5CC" w:sz="4"/>
+              <w:bottom w:val="single" w:color="BFC5CC" w:sz="4"/>
+              <w:right w:val="single" w:color="BFC5CC" w:sz="4"/>
+            </w:tcBorders>
+            <w:shd w:fill="E8EEF7" w:color="auto" w:val="clear"/>
+            <w:tcMar>
+              <w:top w:type="dxa" w:w="60"/>
+              <w:left w:type="dxa" w:w="90"/>
+              <w:bottom w:type="dxa" w:w="60"/>
+              <w:right w:type="dxa" w:w="90"/>
+            </w:tcMar>
+          </w:tcPr>
+          <w:p>
+            <w:r>
+              <w:rPr>
+                <w:b/>
+                <w:bCs/>
+                <w:sz w:val="18"/>
+                <w:szCs w:val="18"/>
+              </w:rPr>
+              <w:t xml:space="preserve">Сколько стоит</w:t>
+            </w:r>
+          </w:p>
+        </w:tc>
+      </w:tr>
+      <w:tr>
+        <w:trPr>
+          <w:tblHeader w:val="false"/>
+        </w:trPr>
+        <w:tc>
+          <w:tcPr>
+            <w:tcW w:type="dxa" w:w="1700"/>
+            <w:tcBorders>
+              <w:top w:val="single" w:color="BFC5CC" w:sz="4"/>
+              <w:left w:val="single" w:color="BFC5CC" w:sz="4"/>
+              <w:bottom w:val="single" w:color="BFC5CC" w:sz="4"/>
+              <w:right w:val="single" w:color="BFC5CC" w:sz="4"/>
+            </w:tcBorders>
+            <w:tcMar>
+              <w:top w:type="dxa" w:w="60"/>
+              <w:left w:type="dxa" w:w="90"/>
+              <w:bottom w:type="dxa" w:w="60"/>
+              <w:right w:type="dxa" w:w="90"/>
+            </w:tcMar>
+          </w:tcPr>
+          <w:p>
+            <w:r>
+              <w:rPr>
+                <w:b w:val="false"/>
+                <w:bCs w:val="false"/>
+                <w:sz w:val="18"/>
+                <w:szCs w:val="18"/>
+              </w:rPr>
+              <w:t xml:space="preserve">Реклама за клик</w:t>
+            </w:r>
+          </w:p>
+        </w:tc>
+        <w:tc>
+          <w:tcPr>
+            <w:tcW w:type="dxa" w:w="3100"/>
+            <w:tcBorders>
+              <w:top w:val="single" w:color="BFC5CC" w:sz="4"/>
+              <w:left w:val="single" w:color="BFC5CC" w:sz="4"/>
+              <w:bottom w:val="single" w:color="BFC5CC" w:sz="4"/>
+              <w:right w:val="single" w:color="BFC5CC" w:sz="4"/>
+            </w:tcBorders>
+            <w:tcMar>
+              <w:top w:type="dxa" w:w="60"/>
+              <w:left w:type="dxa" w:w="90"/>
+              <w:bottom w:type="dxa" w:w="60"/>
+              <w:right w:type="dxa" w:w="90"/>
+            </w:tcMar>
+          </w:tcPr>
+          <w:p>
+            <w:r>
+              <w:rPr>
+                <w:b w:val="false"/>
+                <w:bCs w:val="false"/>
+                <w:sz w:val="18"/>
+                <w:szCs w:val="18"/>
+              </w:rPr>
+              <w:t xml:space="preserve">1) Доплату OZON: с рекламой цена для покупателя ниже на 6-7 п. нашей цены (тест 1: +6,2 п. в среднем; 08.10: у 20 из 23 новых товаров). 2) Показы в поиске: у товаров теста 1 с 2 072 до 5 805 в день. 3) Заказы на товарах, которые без рекламы почти не продавались: с 0,57 до 1,83 в день.</w:t>
+            </w:r>
+          </w:p>
+        </w:tc>
+        <w:tc>
+          <w:tcPr>
+            <w:tcW w:type="dxa" w:w="2900"/>
+            <w:tcBorders>
+              <w:top w:val="single" w:color="BFC5CC" w:sz="4"/>
+              <w:left w:val="single" w:color="BFC5CC" w:sz="4"/>
+              <w:bottom w:val="single" w:color="BFC5CC" w:sz="4"/>
+              <w:right w:val="single" w:color="BFC5CC" w:sz="4"/>
+            </w:tcBorders>
+            <w:tcMar>
+              <w:top w:type="dxa" w:w="60"/>
+              <w:left w:type="dxa" w:w="90"/>
+              <w:bottom w:type="dxa" w:w="60"/>
+              <w:right w:type="dxa" w:w="90"/>
+            </w:tcMar>
+          </w:tcPr>
+          <w:p>
+            <w:r>
+              <w:rPr>
+                <w:b w:val="false"/>
+                <w:bCs w:val="false"/>
+                <w:sz w:val="18"/>
+                <w:szCs w:val="18"/>
+              </w:rPr>
+              <w:t xml:space="preserve">Ставка выше 8-12 ₽ доплату не увеличивает (8, 12, 25, 52 ₽ дают одно и то же). Дорогая ставка даёт больше показов, но по заказам правило теста 3 не выполнено. В карточке, где уже идёт большая кампания, новая реклама забирает заказы у соседей (KONUX).</w:t>
+            </w:r>
+          </w:p>
+        </w:tc>
+        <w:tc>
+          <w:tcPr>
+            <w:tcW w:type="dxa" w:w="1938"/>
+            <w:tcBorders>
+              <w:top w:val="single" w:color="BFC5CC" w:sz="4"/>
+              <w:left w:val="single" w:color="BFC5CC" w:sz="4"/>
+              <w:bottom w:val="single" w:color="BFC5CC" w:sz="4"/>
+              <w:right w:val="single" w:color="BFC5CC" w:sz="4"/>
+            </w:tcBorders>
+            <w:tcMar>
+              <w:top w:type="dxa" w:w="60"/>
+              <w:left w:type="dxa" w:w="90"/>
+              <w:bottom w:type="dxa" w:w="60"/>
+              <w:right w:type="dxa" w:w="90"/>
+            </w:tcMar>
+          </w:tcPr>
+          <w:p>
+            <w:r>
+              <w:rPr>
+                <w:b w:val="false"/>
+                <w:bCs w:val="false"/>
+                <w:sz w:val="18"/>
+                <w:szCs w:val="18"/>
+              </w:rPr>
+              <w:t xml:space="preserve">819 тыс. ₽ в сентябре; тест 1 - 55 тыс. ₽ за 23 дня на 11 товаров</w:t>
+            </w:r>
+          </w:p>
+        </w:tc>
+      </w:tr>
+      <w:tr>
+        <w:trPr>
+          <w:tblHeader w:val="false"/>
+        </w:trPr>
+        <w:tc>
+          <w:tcPr>
+            <w:tcW w:type="dxa" w:w="1700"/>
+            <w:tcBorders>
+              <w:top w:val="single" w:color="BFC5CC" w:sz="4"/>
+              <w:left w:val="single" w:color="BFC5CC" w:sz="4"/>
+              <w:bottom w:val="single" w:color="BFC5CC" w:sz="4"/>
+              <w:right w:val="single" w:color="BFC5CC" w:sz="4"/>
+            </w:tcBorders>
+            <w:tcMar>
+              <w:top w:type="dxa" w:w="60"/>
+              <w:left w:type="dxa" w:w="90"/>
+              <w:bottom w:type="dxa" w:w="60"/>
+              <w:right w:type="dxa" w:w="90"/>
+            </w:tcMar>
+          </w:tcPr>
+          <w:p>
+            <w:r>
+              <w:rPr>
+                <w:b w:val="false"/>
+                <w:bCs w:val="false"/>
+                <w:sz w:val="18"/>
+                <w:szCs w:val="18"/>
+              </w:rPr>
+              <w:t xml:space="preserve">Оплата за заказ (5% на весь магазин)</w:t>
+            </w:r>
+          </w:p>
+        </w:tc>
+        <w:tc>
+          <w:tcPr>
+            <w:tcW w:type="dxa" w:w="3100"/>
+            <w:tcBorders>
+              <w:top w:val="single" w:color="BFC5CC" w:sz="4"/>
+              <w:left w:val="single" w:color="BFC5CC" w:sz="4"/>
+              <w:bottom w:val="single" w:color="BFC5CC" w:sz="4"/>
+              <w:right w:val="single" w:color="BFC5CC" w:sz="4"/>
+            </w:tcBorders>
+            <w:tcMar>
+              <w:top w:type="dxa" w:w="60"/>
+              <w:left w:type="dxa" w:w="90"/>
+              <w:bottom w:type="dxa" w:w="60"/>
+              <w:right w:type="dxa" w:w="90"/>
+            </w:tcMar>
+          </w:tcPr>
+          <w:p>
+            <w:r>
+              <w:rPr>
+                <w:b w:val="false"/>
+                <w:bCs w:val="false"/>
+                <w:sz w:val="18"/>
+                <w:szCs w:val="18"/>
+              </w:rPr>
+              <w:t xml:space="preserve">Показы всего магазина: при выключении 28.08-03.09 показы в поиске падали с 90-100 тыс. до 26-48 тыс. в день.</w:t>
+            </w:r>
+          </w:p>
+        </w:tc>
+        <w:tc>
+          <w:tcPr>
+            <w:tcW w:type="dxa" w:w="2900"/>
+            <w:tcBorders>
+              <w:top w:val="single" w:color="BFC5CC" w:sz="4"/>
+              <w:left w:val="single" w:color="BFC5CC" w:sz="4"/>
+              <w:bottom w:val="single" w:color="BFC5CC" w:sz="4"/>
+              <w:right w:val="single" w:color="BFC5CC" w:sz="4"/>
+            </w:tcBorders>
+            <w:tcMar>
+              <w:top w:type="dxa" w:w="60"/>
+              <w:left w:type="dxa" w:w="90"/>
+              <w:bottom w:type="dxa" w:w="60"/>
+              <w:right w:type="dxa" w:w="90"/>
+            </w:tcMar>
+          </w:tcPr>
+          <w:p>
+            <w:r>
+              <w:rPr>
+                <w:b w:val="false"/>
+                <w:bCs w:val="false"/>
+                <w:sz w:val="18"/>
+                <w:szCs w:val="18"/>
+              </w:rPr>
+              <w:t xml:space="preserve">Сколько заказов она приносит и влияет ли на доплату OZON - отдельного теста не было. Подъём с 5% до 9% стоил бы около +2 700 ₽ с заказа.</w:t>
+            </w:r>
+          </w:p>
+        </w:tc>
+        <w:tc>
+          <w:tcPr>
+            <w:tcW w:type="dxa" w:w="1938"/>
+            <w:tcBorders>
+              <w:top w:val="single" w:color="BFC5CC" w:sz="4"/>
+              <w:left w:val="single" w:color="BFC5CC" w:sz="4"/>
+              <w:bottom w:val="single" w:color="BFC5CC" w:sz="4"/>
+              <w:right w:val="single" w:color="BFC5CC" w:sz="4"/>
+            </w:tcBorders>
+            <w:tcMar>
+              <w:top w:type="dxa" w:w="60"/>
+              <w:left w:type="dxa" w:w="90"/>
+              <w:bottom w:type="dxa" w:w="60"/>
+              <w:right w:type="dxa" w:w="90"/>
+            </w:tcMar>
+          </w:tcPr>
+          <w:p>
+            <w:r>
+              <w:rPr>
+                <w:b w:val="false"/>
+                <w:bCs w:val="false"/>
+                <w:sz w:val="18"/>
+                <w:szCs w:val="18"/>
+              </w:rPr>
+              <w:t xml:space="preserve">818 тыс. ₽ в сентябре</w:t>
+            </w:r>
+          </w:p>
+        </w:tc>
+      </w:tr>
+      <w:tr>
+        <w:trPr>
+          <w:tblHeader w:val="false"/>
+        </w:trPr>
+        <w:tc>
+          <w:tcPr>
+            <w:tcW w:type="dxa" w:w="1700"/>
+            <w:tcBorders>
+              <w:top w:val="single" w:color="BFC5CC" w:sz="4"/>
+              <w:left w:val="single" w:color="BFC5CC" w:sz="4"/>
+              <w:bottom w:val="single" w:color="BFC5CC" w:sz="4"/>
+              <w:right w:val="single" w:color="BFC5CC" w:sz="4"/>
+            </w:tcBorders>
+            <w:tcMar>
+              <w:top w:type="dxa" w:w="60"/>
+              <w:left w:type="dxa" w:w="90"/>
+              <w:bottom w:type="dxa" w:w="60"/>
+              <w:right w:type="dxa" w:w="90"/>
+            </w:tcMar>
+          </w:tcPr>
+          <w:p>
+            <w:r>
+              <w:rPr>
+                <w:b w:val="false"/>
+                <w:bCs w:val="false"/>
+                <w:sz w:val="18"/>
+                <w:szCs w:val="18"/>
+              </w:rPr>
+              <w:t xml:space="preserve">Акции («Эластичный бустинг», «Усиление»)</w:t>
+            </w:r>
+          </w:p>
+        </w:tc>
+        <w:tc>
+          <w:tcPr>
+            <w:tcW w:type="dxa" w:w="3100"/>
+            <w:tcBorders>
+              <w:top w:val="single" w:color="BFC5CC" w:sz="4"/>
+              <w:left w:val="single" w:color="BFC5CC" w:sz="4"/>
+              <w:bottom w:val="single" w:color="BFC5CC" w:sz="4"/>
+              <w:right w:val="single" w:color="BFC5CC" w:sz="4"/>
+            </w:tcBorders>
+            <w:tcMar>
+              <w:top w:type="dxa" w:w="60"/>
+              <w:left w:type="dxa" w:w="90"/>
+              <w:bottom w:type="dxa" w:w="60"/>
+              <w:right w:type="dxa" w:w="90"/>
+            </w:tcMar>
+          </w:tcPr>
+          <w:p>
+            <w:r>
+              <w:rPr>
+                <w:b w:val="false"/>
+                <w:bCs w:val="false"/>
+                <w:sz w:val="18"/>
+                <w:szCs w:val="18"/>
+              </w:rPr>
+              <w:t xml:space="preserve">Акция - это место, где живёт наша скидка: снижение цены на 10% дошло до покупателя, OZON свою доплату не урезал (тест 4, 3 товара, направление). Цену надо снижать в карточке и в акции в один день.</w:t>
+            </w:r>
+          </w:p>
+        </w:tc>
+        <w:tc>
+          <w:tcPr>
+            <w:tcW w:type="dxa" w:w="2900"/>
+            <w:tcBorders>
+              <w:top w:val="single" w:color="BFC5CC" w:sz="4"/>
+              <w:left w:val="single" w:color="BFC5CC" w:sz="4"/>
+              <w:bottom w:val="single" w:color="BFC5CC" w:sz="4"/>
+              <w:right w:val="single" w:color="BFC5CC" w:sz="4"/>
+            </w:tcBorders>
+            <w:tcMar>
+              <w:top w:type="dxa" w:w="60"/>
+              <w:left w:type="dxa" w:w="90"/>
+              <w:bottom w:type="dxa" w:w="60"/>
+              <w:right w:type="dxa" w:w="90"/>
+            </w:tcMar>
+          </w:tcPr>
+          <w:p>
+            <w:r>
+              <w:rPr>
+                <w:b w:val="false"/>
+                <w:bCs w:val="false"/>
+                <w:sz w:val="18"/>
+                <w:szCs w:val="18"/>
+              </w:rPr>
+              <w:t xml:space="preserve">Выход из «Усиления» ни цену для покупателя, ни заказы заметно не изменил (тест 2). Даёт ли участие в акции заказы само по себе, не проверено.</w:t>
+            </w:r>
+          </w:p>
+        </w:tc>
+        <w:tc>
+          <w:tcPr>
+            <w:tcW w:type="dxa" w:w="1938"/>
+            <w:tcBorders>
+              <w:top w:val="single" w:color="BFC5CC" w:sz="4"/>
+              <w:left w:val="single" w:color="BFC5CC" w:sz="4"/>
+              <w:bottom w:val="single" w:color="BFC5CC" w:sz="4"/>
+              <w:right w:val="single" w:color="BFC5CC" w:sz="4"/>
+            </w:tcBorders>
+            <w:tcMar>
+              <w:top w:type="dxa" w:w="60"/>
+              <w:left w:type="dxa" w:w="90"/>
+              <w:bottom w:type="dxa" w:w="60"/>
+              <w:right w:type="dxa" w:w="90"/>
+            </w:tcMar>
+          </w:tcPr>
+          <w:p>
+            <w:r>
+              <w:rPr>
+                <w:b w:val="false"/>
+                <w:bCs w:val="false"/>
+                <w:sz w:val="18"/>
+                <w:szCs w:val="18"/>
+              </w:rPr>
+              <w:t xml:space="preserve">Платим своей ценой: -10% цены - около -3 000 ₽ выплаты с каждой штуки (тест 4)</w:t>
+            </w:r>
+          </w:p>
+        </w:tc>
+      </w:tr>
+    </w:tbl>
+    <w:p>
+      <w:pPr>
+        <w:spacing w:after="100" w:before="80"/>
+      </w:pPr>
+      <w:r>
+        <w:rPr>
+          <w:color w:val="5A6470"/>
+          <w:sz w:val="18"/>
+          <w:szCs w:val="18"/>
+        </w:rPr>
+        <w:t xml:space="preserve">Отсюда правило: доплату OZON покупаем самой дешёвой рекламой за клик, показы магазина - ставкой за заказ 5%, скидку для покупателя - своей ценой в акции. Дорогие ставки за клик доплату не покупают.</w:t>
       </w:r>
     </w:p>
     <w:p>

--- a/sessions/OZON-testy-itogi-2026-10-12.docx
+++ b/sessions/OZON-testy-itogi-2026-10-12.docx
@@ -68,7 +68,7 @@
         <w:t xml:space="preserve">Дорогая ставка не увеличивает скидку OZON. </w:t>
       </w:r>
       <w:r>
-        <w:t xml:space="preserve">Покупатель видит одинаковую цену при ставке 8, 12 и 25 ₽. Приносит ли дорогая ставка заказы, по тестам не ясно: заказов единицы, а на KONUX и KUVINO дорогая реклама шла всё время, карточку без неё мы не видели.</w:t>
+        <w:t xml:space="preserve">Покупатель видит одинаковую цену при ставке 8, 12 и 25 ₽. Дорогая ставка покупает показы: в 18 раз больше при бюджете в 15 раз больше (тест 3). Приносит ли она заказы, по тестам не ясно: заказов единицы, а на KONUX и KUVINO дорогая реклама шла всё время, карточку без неё мы не видели.</w:t>
       </w:r>
     </w:p>
     <w:p>
@@ -3709,7 +3709,7 @@
                 <w:sz w:val="18"/>
                 <w:szCs w:val="18"/>
               </w:rPr>
-              <w:t xml:space="preserve">1) Доплату OZON: с рекламой цена для покупателя ниже на 6-7 п. нашей цены (тест 1: +6,2 п. в среднем; 08.10: у 20 из 23 новых товаров). 2) Показы в поиске: у товаров теста 1 с 2 072 до 5 805 в день. 3) Заказы на товарах, которые без рекламы почти не продавались: с 0,57 до 1,83 в день.</w:t>
+              <w:t xml:space="preserve">1) Доплату OZON: с рекламой цена для покупателя ниже на 6-7 п. нашей цены (тест 1: +6,2 п. в среднем; 08.10: у 20 из 23 новых товаров). 2) Показы в поиске: у товаров теста 1 с 2 072 до 5 805 в день. 3) Заказы на товарах, которые без рекламы почти не продавались: с 0,57 до 1,83 в день. 4) Большой ставкой и бюджетом покупаем показы: дорогая KONUX - 54 718 показов в неделю против 3 088 у дешёвой, KUVINO - 21 360 против 1 712 (тест 3); 4 дорогие кампании 08.10 подняли показы своих товаров с 1 411 до 11 663 в день.</w:t>
             </w:r>
           </w:p>
         </w:tc>
@@ -3737,7 +3737,7 @@
                 <w:sz w:val="18"/>
                 <w:szCs w:val="18"/>
               </w:rPr>
-              <w:t xml:space="preserve">Ставка выше 8-12 ₽ доплату не увеличивает (8, 12, 25, 52 ₽ дают одно и то же). Дорогая ставка даёт больше показов, но по заказам правило теста 3 не выполнено. В карточке, где уже идёт большая кампания, новая реклама забирает заказы у соседей (KONUX).</w:t>
+              <w:t xml:space="preserve">Ставка выше 8-12 ₽ доплату не увеличивает (8, 12, 25, 52 ₽ дают одно и то же). Окупаются ли показы от дорогой ставки заказами, не доказано: правило теста 3 (на 3 заказа в неделю больше) не выполнено ни у KONUX, ни у KUVINO. В карточке, где уже идёт большая кампания, новая реклама забирает заказы у соседей (KONUX).</w:t>
             </w:r>
           </w:p>
         </w:tc>
@@ -4015,7 +4015,7 @@
           <w:sz w:val="18"/>
           <w:szCs w:val="18"/>
         </w:rPr>
-        <w:t xml:space="preserve">Отсюда правило: доплату OZON покупаем самой дешёвой рекламой за клик, показы магазина - ставкой за заказ 5%, скидку для покупателя - своей ценой в акции. Дорогие ставки за клик доплату не покупают.</w:t>
+        <w:t xml:space="preserve">Отсюда правило: доплату OZON покупаем самой дешёвой рекламой за клик, показы магазина - ставкой за заказ 5%, скидку для покупателя - своей ценой в акции. Дорогая ставка за клик покупает только дополнительные показы, доплату она не покупает; окупаются ли эти показы заказами, пока не доказано.</w:t>
       </w:r>
     </w:p>
     <w:p>

--- a/sessions/OZON-testy-itogi-2026-10-12.docx
+++ b/sessions/OZON-testy-itogi-2026-10-12.docx
@@ -68,7 +68,7 @@
         <w:t xml:space="preserve">Дорогая ставка не увеличивает скидку OZON. </w:t>
       </w:r>
       <w:r>
-        <w:t xml:space="preserve">Покупатель видит одинаковую цену при ставке 8, 12 и 25 ₽. Дорогая ставка покупает показы: в 18 раз больше при бюджете в 15 раз больше (тест 3). Приносит ли она заказы, по тестам не ясно: заказов единицы, а на KONUX и KUVINO дорогая реклама шла всё время, карточку без неё мы не видели.</w:t>
+        <w:t xml:space="preserve">Покупатель видит одинаковую цену при ставке 8, 12 и 25 ₽. Большой бюджет покупает показы: у KONUX в 18 раз больше при бюджете в 15 раз больше, у KUVINO в 12 раз при бюджете в 31 раз (показ в 2,5 раза дороже). Приносит ли она заказы, по тестам не ясно: заказов единицы, а на KONUX и KUVINO дорогая реклама шла всё время, карточку без неё мы не видели.</w:t>
       </w:r>
     </w:p>
     <w:p>
@@ -3709,7 +3709,7 @@
                 <w:sz w:val="18"/>
                 <w:szCs w:val="18"/>
               </w:rPr>
-              <w:t xml:space="preserve">1) Доплату OZON: с рекламой цена для покупателя ниже на 6-7 п. нашей цены (тест 1: +6,2 п. в среднем; 08.10: у 20 из 23 новых товаров). 2) Показы в поиске: у товаров теста 1 с 2 072 до 5 805 в день. 3) Заказы на товарах, которые без рекламы почти не продавались: с 0,57 до 1,83 в день. 4) Большой ставкой и бюджетом покупаем показы: дорогая KONUX - 54 718 показов в неделю против 3 088 у дешёвой, KUVINO - 21 360 против 1 712 (тест 3); 4 дорогие кампании 08.10 подняли показы своих товаров с 1 411 до 11 663 в день.</w:t>
+              <w:t xml:space="preserve">1) Доплату OZON: с рекламой цена для покупателя ниже ещё на 6-7 п. нашей цены, чем без рекламы (тест 1: +6,2 п. в среднем; после 08.10, за 2 дня: у 20 из 21 товара, где до 08.10 рекламы не было). 2) Показы в поиске: у товаров теста 1 с 2 072 до 5 805 в день. 3) Заказы на товарах, которые без рекламы почти не продавались: с 0,57 до 1,83 в день. 4) Большой ставкой и бюджетом - больше показов: дорогая KONUX - 54 718 показов в неделю против 3 088 у дешёвой, KUVINO - 21 360 против 1 712 (тест 3); 4 дорогие кампании 08.10 за 2 дня подняли показы своих товаров с 1 411 до 11 663 в день.</w:t>
             </w:r>
           </w:p>
         </w:tc>
@@ -3737,7 +3737,7 @@
                 <w:sz w:val="18"/>
                 <w:szCs w:val="18"/>
               </w:rPr>
-              <w:t xml:space="preserve">Ставка выше 8-12 ₽ доплату не увеличивает (8, 12, 25, 52 ₽ дают одно и то же). Окупаются ли показы от дорогой ставки заказами, не доказано: правило теста 3 (на 3 заказа в неделю больше) не выполнено ни у KONUX, ни у KUVINO. В карточке, где уже идёт большая кампания, новая реклама забирает заказы у соседей (KONUX).</w:t>
+              <w:t xml:space="preserve">Ставка выше 8-12 ₽ доплату не увеличивает (8, 12 и 25 ₽ - тесты 1 и 3; 33-52 ₽ - 2 дня после 08.10, то же самое). Дорогая ставка даёт немного больше заказов рекламируемого товара (+2-2,6 в неделю, меньше порога теста 3); свои ли это заказы или перетянутые у соседей, не доказано. В карточке KONUX новая реклама забрала заказы у соседей (-0,9 шт к тренду), в карточке KUVINO, тоже с большой кампанией, карточка выросла (+10,8 шт): как будет в других карточках, не ясно.</w:t>
             </w:r>
           </w:p>
         </w:tc>
@@ -3854,7 +3854,7 @@
                 <w:sz w:val="18"/>
                 <w:szCs w:val="18"/>
               </w:rPr>
-              <w:t xml:space="preserve">Сколько заказов она приносит и влияет ли на доплату OZON - отдельного теста не было. Подъём с 5% до 9% стоил бы около +2 700 ₽ с заказа.</w:t>
+              <w:t xml:space="preserve">Сколько заказов она приносит, отдельного теста не было; в неделю выключения заказы магазина упали с 9-10 до 6 в день (одна неделя, гипотеза). Влияет ли она на доплату OZON, не проверено. Подъём с 5% до 9% стоил бы около +2 700 ₽ с заказа.</w:t>
             </w:r>
           </w:p>
         </w:tc>
@@ -3943,7 +3943,7 @@
                 <w:sz w:val="18"/>
                 <w:szCs w:val="18"/>
               </w:rPr>
-              <w:t xml:space="preserve">Акция - это место, где живёт наша скидка: снижение цены на 10% дошло до покупателя, OZON свою доплату не урезал (тест 4, 3 товара, направление). Цену надо снижать в карточке и в акции в один день.</w:t>
+              <w:t xml:space="preserve">В «Эластичном бустинге» цену для покупателя задаёт цена акции: снижение нашей цены на 10% дошло до покупателя, OZON свою доплату не урезал (тест 4, 3 товара, направление). Цену надо снижать в карточке и в акции в один день.</w:t>
             </w:r>
           </w:p>
         </w:tc>
@@ -3971,7 +3971,7 @@
                 <w:sz w:val="18"/>
                 <w:szCs w:val="18"/>
               </w:rPr>
-              <w:t xml:space="preserve">Выход из «Усиления» ни цену для покупателя, ни заказы заметно не изменил (тест 2). Даёт ли участие в акции заказы само по себе, не проверено.</w:t>
+              <w:t xml:space="preserve">«Усиление»: выход из него ни цену для покупателя, ни заказы заметно не изменил (тест 2). Даёт ли участие в акции заказы само по себе, не проверено.</w:t>
             </w:r>
           </w:p>
         </w:tc>
@@ -4015,7 +4015,7 @@
           <w:sz w:val="18"/>
           <w:szCs w:val="18"/>
         </w:rPr>
-        <w:t xml:space="preserve">Отсюда правило: доплату OZON покупаем самой дешёвой рекламой за клик, показы магазина - ставкой за заказ 5%, скидку для покупателя - своей ценой в акции. Дорогая ставка за клик покупает только дополнительные показы, доплату она не покупает; окупаются ли эти показы заказами, пока не доказано.</w:t>
+        <w:t xml:space="preserve">Отсюда правило: доплату OZON покупаем самой дешёвой рекламой за клик, показы магазина - ставкой за заказ 5%, скидку для покупателя - своей ценой в «Эластичном». Дорогая ставка сверх дешёвой доплаты не добавляет, доплата та же. Она покупает показы и немного заказов рекламируемого товара; свои ли это заказы или перетянутые у соседей, не доказано.</w:t>
       </w:r>
     </w:p>
     <w:p>
@@ -4083,7 +4083,7 @@
         <w:spacing w:after="60"/>
       </w:pPr>
       <w:r>
-        <w:t xml:space="preserve">Ещё две маленькие кампании GGT-O-18090: 109 и 488 ₽ в день.</w:t>
+        <w:t xml:space="preserve">Ещё две маленькие, около 12 ₽ за клик: GGT-03-3-3-E-16080 (109 ₽ в день, на месте остановленной дорогой) и GGT-O-18090 (488 ₽ в день).</w:t>
       </w:r>
     </w:p>
     <w:p>
@@ -5333,7 +5333,7 @@
         <w:spacing w:after="60"/>
       </w:pPr>
       <w:r>
-        <w:t xml:space="preserve">Кто и зачем 08.10 запустил четыре кампании по 33-52 ₽ за клик (52, 44, 44 и 33 ₽; старые кампании стоят 10-37 ₽ за клик, а тест 1 показал, что доплата OZON от цены клика не зависит)? Если на то есть причина (сезон, остатки), шаги 1-2 надо скорректировать. Цена ожидания: три из них (шаг 2) тратят около 73 тыс. ₽ в неделю, до 27.10 это около 145 тыс. ₽. Если причины нет, рекомендую не ждать шага 1 и с 13.10 поставить им ставку 8-12 ₽ и лимит 2 тыс. ₽ в неделю.</w:t>
+        <w:t xml:space="preserve">Кто и зачем 08.10 запустил четыре кампании по 33-52 ₽ за клик (52, 44, 44 и 33 ₽; старые кампании стоят 10-37 ₽ за клик, а тесты и первые дни после 08.10 показывают, что доплата OZON от цены клика не зависит)? Если на то есть причина (сезон, остатки), шаги 1-2 надо скорректировать. Цена ожидания: три из них (шаг 2) тратят около 73 тыс. ₽ в неделю, до 27.10 это около 145 тыс. ₽. Если причины нет, рекомендую не ждать шага 1 и с 13.10 поставить им ставку 8-12 ₽ и лимит 2 тыс. ₽ в неделю.</w:t>
       </w:r>
     </w:p>
     <w:p>

--- a/sessions/OZON-testy-itogi-2026-10-12.docx
+++ b/sessions/OZON-testy-itogi-2026-10-12.docx
@@ -4016,6 +4016,36 @@
           <w:szCs w:val="18"/>
         </w:rPr>
         <w:t xml:space="preserve">Отсюда правило: доплату OZON покупаем самой дешёвой рекламой за клик, показы магазина - ставкой за заказ 5%, скидку для покупателя - своей ценой в «Эластичном». Дорогая ставка сверх дешёвой доплаты не добавляет, доплата та же. Она покупает показы и немного заказов рекламируемого товара; свои ли это заказы или перетянутые у соседей, не доказано.</w:t>
+      </w:r>
+    </w:p>
+    <w:p>
+      <w:pPr>
+        <w:spacing w:after="60" w:before="100"/>
+      </w:pPr>
+      <w:r>
+        <w:rPr>
+          <w:b/>
+          <w:bCs/>
+        </w:rPr>
+        <w:t xml:space="preserve">Перетягивание заказов. </w:t>
+      </w:r>
+      <w:r>
+        <w:t xml:space="preserve">В карточке KONUX 9 столов (6 вариантов KONUX разного цвета и 3 QUATRIS). Рекламу включили на 2 варианта: их заказы выросли с 3 шт за 14 дней до 12 шт за 23 дня, у остальных упали, вся карточка продаёт в день столько же. Покупатель, который и так взял бы стол из этой карточки, купил рекламируемый: расход есть, прибавки нет. Поэтому рекламу оцениваем по заказам всей карточки.</w:t>
+      </w:r>
+    </w:p>
+    <w:p>
+      <w:pPr>
+        <w:spacing w:after="100" w:before="60"/>
+      </w:pPr>
+      <w:r>
+        <w:rPr>
+          <w:b/>
+          <w:bCs/>
+        </w:rPr>
+        <w:t xml:space="preserve">От чего зависят показы рекламы. </w:t>
+      </w:r>
+      <w:r>
+        <w:t xml:space="preserve">По 38 кампаниям за клик (22.09-07.10) 95% разницы в показах объясняют расход и фактическая цена клика: бюджет вдвое больше - показов примерно на 75% больше; клик вдвое дороже при том же бюджете - показов примерно на 31% меньше. Фактическая цена - то, что OZON списал, она бывает намного ниже ставки. У KONUX при ставке 25 ₽ клик стоил 8,8 ₽, у KUVINO при 45 ₽ - 37 ₽, и кликали по нему вдвое реже (2,7% против 5,9%), поэтому показ у KUVINO вдвое дороже (1 000 ₽ за тысячу против 515 ₽). Прикинуть заранее: показы в неделю ≈ бюджет / (цена клика × 0,04); через 2-3 дня подставить фактическую цену клика. Показы не гарантируют заказов: у KONUX их было больше всех за свои деньги, а продажи карточки не выросли.</w:t>
       </w:r>
     </w:p>
     <w:p>

--- a/sessions/OZON-testy-itogi-2026-10-12.docx
+++ b/sessions/OZON-testy-itogi-2026-10-12.docx
@@ -4030,7 +4030,7 @@
         <w:t xml:space="preserve">Перетягивание заказов. </w:t>
       </w:r>
       <w:r>
-        <w:t xml:space="preserve">В карточке KONUX 9 столов (6 вариантов KONUX разного цвета и 3 QUATRIS). Рекламу включили на 2 варианта: их заказы выросли с 3 шт за 14 дней до 12 шт за 23 дня, у остальных упали, вся карточка продаёт в день столько же. Покупатель, который и так взял бы стол из этой карточки, купил рекламируемый: расход есть, прибавки нет. Поэтому рекламу оцениваем по заказам всей карточки.</w:t>
+        <w:t xml:space="preserve">В карточке KONUX 9 столов (6 KONUX разного цвета и 3 QUATRIS). Дешёвую рекламу теста 1 (8-12 ₽) включили на 4 стола (3 KONUX и 1 QUATRIS): их заказы выросли с 3 шт за 14 дней до 12 шт за 23 дня, у остальных упали, вся карточка с поправкой на спад магазина продаёт в день столько же. Похоже, покупатель, который и так взял бы стол из этой карточки, купил рекламируемый: заказы ушли в основном у GGT-35-5-1 (с 1,07 до 0,65 в день). Оговорка: одна карточка, заказов единицы, и 23.09 в ней же остановили дорогую кампанию QUATRIS. Поэтому рекламу оцениваем по заказам всей карточки.</w:t>
       </w:r>
     </w:p>
     <w:p>
@@ -4045,7 +4045,7 @@
         <w:t xml:space="preserve">От чего зависят показы рекламы. </w:t>
       </w:r>
       <w:r>
-        <w:t xml:space="preserve">По 38 кампаниям за клик (22.09-07.10) 95% разницы в показах объясняют расход и фактическая цена клика: бюджет вдвое больше - показов примерно на 75% больше; клик вдвое дороже при том же бюджете - показов примерно на 31% меньше. Фактическая цена - то, что OZON списал, она бывает намного ниже ставки. У KONUX при ставке 25 ₽ клик стоил 8,8 ₽, у KUVINO при 45 ₽ - 37 ₽, и кликали по нему вдвое реже (2,7% против 5,9%), поэтому показ у KUVINO вдвое дороже (1 000 ₽ за тысячу против 515 ₽). Прикинуть заранее: показы в неделю ≈ бюджет / (цена клика × 0,04); через 2-3 дня подставить фактическую цену клика. Показы не гарантируют заказов: у KONUX их было больше всех за свои деньги, а продажи карточки не выросли.</w:t>
+        <w:t xml:space="preserve">Здесь показы - показы рекламы по кабинету (в тесте 3 и в «Главном» - все показы товара в поиске). Показы - это расход, делённый на цену клика и долю кликов. По 38 кампаниям за клик (22.09-07.10): бюджет вдвое больше - показов на 67-83% больше; клик вдвое дороже при том же бюджете - на 20-40% меньше. Цена клика - то, что OZON списал, она бывает втрое ниже ставки: у KONUX при ставке 25 ₽ клик стоил 8,8 ₽ (до 08.10; после - 12,8 ₽), у KUVINO при 45 ₽ - 37 ₽. Клик у KUVINO в 4 раза дороже, но кликают по нему вдвое реже (2,7% против 5,9%), поэтому 1 000 показов дороже только вдвое (1 000 ₽ против 515 ₽). Прикинуть: показы в неделю ≈ расход / (цена клика × доля кликов), долю кликов брать свою (в середине 0,04). До старта цена клика неизвестна, поэтому прикидка ошибается до двух раз; через 2-3 дня подставить фактические. Показы не гарантируют заказов: у KONUX 58 тыс. показов рекламы в неделю, а заказы карточки с 07.09 не выросли (10,3 -&gt; 9,2 в неделю); сколько она потеряет без кампании, покажет шаг 1.</w:t>
       </w:r>
     </w:p>
     <w:p>

--- a/sessions/OZON-testy-itogi-2026-10-12.docx
+++ b/sessions/OZON-testy-itogi-2026-10-12.docx
@@ -4046,6 +4046,21 @@
       </w:r>
       <w:r>
         <w:t xml:space="preserve">Здесь показы - показы рекламы по кабинету (в тесте 3 и в «Главном» - все показы товара в поиске). Показы - это расход, делённый на цену клика и долю кликов. По 38 кампаниям за клик (22.09-07.10): бюджет вдвое больше - показов на 67-83% больше; клик вдвое дороже при том же бюджете - на 20-40% меньше. Цена клика - то, что OZON списал, она бывает втрое ниже ставки: у KONUX при ставке 25 ₽ клик стоил 8,8 ₽ (до 08.10; после - 12,8 ₽), у KUVINO при 45 ₽ - 37 ₽. Клик у KUVINO в 4 раза дороже, но кликают по нему вдвое реже (2,7% против 5,9%), поэтому 1 000 показов дороже только вдвое (1 000 ₽ против 515 ₽). Прикинуть: показы в неделю ≈ расход / (цена клика × доля кликов), долю кликов брать свою (в середине 0,04). До старта цена клика неизвестна, поэтому прикидка ошибается до двух раз; через 2-3 дня подставить фактические. Показы не гарантируют заказов: у KONUX 58 тыс. показов рекламы в неделю, а заказы карточки с 07.09 не выросли (10,3 -&gt; 9,2 в неделю); сколько она потеряет без кампании, покажет шаг 1.</w:t>
+      </w:r>
+    </w:p>
+    <w:p>
+      <w:pPr>
+        <w:spacing w:after="100" w:before="60"/>
+      </w:pPr>
+      <w:r>
+        <w:rPr>
+          <w:b/>
+          <w:bCs/>
+        </w:rPr>
+        <w:t xml:space="preserve">Сколько даёт акция (по истории 12.06-21.09). </w:t>
+      </w:r>
+      <w:r>
+        <w:t xml:space="preserve">Участие в акциях до 23.09 не записывалось, поэтому взяли резкие скачки цены для покупателя у товаров без рекламы (около половины из них - вход или выход из акции, остальное - наша цена или доплата OZON). Снижение цены для покупателя примерно на 14% (907 случаев) давало на один товар в неделю около +107 показов в поиске (база 512) и +0,5 корзины (база 1,8) сверх магазина; заказов прибавка почти не видна (0,13 -&gt; 0,15 в неделю, и до скачка заказы падали). Рост цены примерно на 35% (685 случаев): -91 показ и -1 корзина в неделю на товар, заказы падали заметно. Позиция в поиске в обоих случаях не менялась. Для сравнения: дешёвая реклама за клик в тесте 1 давала около +2 400 показов в неделю на товар. Акция работает прежде всего через цену для покупателя, показов она прибавляет немного [ГИПОТЕЗА: восстановлено косвенно, проверим по ежедневным снимкам].</w:t>
       </w:r>
     </w:p>
     <w:p>

--- a/sessions/OZON-testy-itogi-2026-10-12.docx
+++ b/sessions/OZON-testy-itogi-2026-10-12.docx
@@ -4057,10 +4057,10 @@
           <w:b/>
           <w:bCs/>
         </w:rPr>
-        <w:t xml:space="preserve">Сколько даёт акция (по истории 12.06-21.09). </w:t>
-      </w:r>
-      <w:r>
-        <w:t xml:space="preserve">Участие в акциях до 23.09 не записывалось, поэтому взяли резкие скачки цены для покупателя у товаров без рекламы (около половины из них - вход или выход из акции, остальное - наша цена или доплата OZON). Снижение цены для покупателя примерно на 14% (907 случаев) давало на один товар в неделю около +107 показов в поиске (база 512) и +0,5 корзины (база 1,8) сверх магазина; заказов прибавка почти не видна (0,13 -&gt; 0,15 в неделю, и до скачка заказы падали). Рост цены примерно на 35% (685 случаев): -91 показ и -1 корзина в неделю на товар, заказы падали заметно. Позиция в поиске в обоих случаях не менялась. Для сравнения: дешёвая реклама за клик в тесте 1 давала около +2 400 показов в неделю на товар. Акция работает прежде всего через цену для покупателя, показов она прибавляет немного [ГИПОТЕЗА: восстановлено косвенно, проверим по ежедневным снимкам].</w:t>
+        <w:t xml:space="preserve">Сколько даёт акция: по истории не посчитать. </w:t>
+      </w:r>
+      <w:r>
+        <w:t xml:space="preserve">Участие в акциях до 23.09 не записывалось, а в истории OZON нет пометок об акциях. Пробовали восстановить по скачкам цены для покупателя у отдельных товаров (12.06-21.09): из 1 892 скачков 1 746 пришлись на дни, когда цена менялась сразу у многих товаров, или на неделю выключения ставки за заказ, то есть это OZON или весь магазин, а не акция. По оставшимся 91 случаю надёжного эффекта на показы и заказы нет: заказов единицы, а изменения начинались ещё до скачка. Ответ даст ежедневный снимок участия в акциях (собираем с 23.09) вместе с воронкой по всем товарам: каждый вход и выход из акции будет замером против остального магазина.</w:t>
       </w:r>
     </w:p>
     <w:p>

--- a/sessions/OZON-testy-itogi-2026-10-12.docx
+++ b/sessions/OZON-testy-itogi-2026-10-12.docx
@@ -4060,7 +4060,7 @@
         <w:t xml:space="preserve">Сколько даёт акция: по истории не посчитать. </w:t>
       </w:r>
       <w:r>
-        <w:t xml:space="preserve">Участие в акциях до 23.09 не записывалось, а в истории OZON нет пометок об акциях. Пробовали восстановить по скачкам цены для покупателя у отдельных товаров (12.06-21.09): из 1 892 скачков 1 746 пришлись на дни, когда цена менялась сразу у многих товаров, или на неделю выключения ставки за заказ, то есть это OZON или весь магазин, а не акция. По оставшимся 91 случаю надёжного эффекта на показы и заказы нет: заказов единицы, а изменения начинались ещё до скачка. Ответ даст ежедневный снимок участия в акциях (собираем с 23.09) вместе с воронкой по всем товарам: каждый вход и выход из акции будет замером против остального магазина.</w:t>
+        <w:t xml:space="preserve">Участие в акциях до 23.09 не записывалось, а в наших выгрузках нет дат входа товара в акцию. Пробовали восстановить по скачкам цены для покупателя у отдельных товаров (12.06-21.09): из 1 892 скачков 1 645 пришлись на дни, когда цена менялась сразу у многих товаров (от 3% магазина), ещё 101 - на три недели вокруг выключения ставки за заказ (21.08-10.09) или повторы того же товара. В такие дни акцию не отличить от смены ставки за заказ: в октябре акции тоже менялись пачками (143 смены из 148 за 3 дня). Из оставшихся 146 у 91 есть воронка и не было рекламы за клик; надёжного эффекта на показы и заказы по ним нет: заказов единицы, а изменения начинались ещё до скачка. Ответ может дать ежедневный снимок участия в акциях (собираем с 23.09) вместе с воронкой: вход или выход из акции сравним с остальным магазином, если в те же дни не менялось другое (смены 08-09.10 совпали с перестройкой рекламы 08.10).</w:t>
       </w:r>
     </w:p>
     <w:p>

--- a/sessions/OZON-testy-itogi-2026-10-12.docx
+++ b/sessions/OZON-testy-itogi-2026-10-12.docx
@@ -109,6 +109,1061 @@
       </w:r>
       <w:r>
         <w:t xml:space="preserve">Мы снизили свою цену на 10%, OZON свою скидку сверху не убрал. Проверено пока на 3 товарах, это направление, а не доказательство.</w:t>
+      </w:r>
+    </w:p>
+    <w:p>
+      <w:pPr>
+        <w:pStyle w:val="Heading1"/>
+      </w:pPr>
+      <w:r>
+        <w:t xml:space="preserve">Выводы и стратегия по всему магазину</w:t>
+      </w:r>
+    </w:p>
+    <w:p>
+      <w:pPr>
+        <w:spacing w:after="100"/>
+      </w:pPr>
+      <w:r>
+        <w:rPr>
+          <w:b/>
+          <w:bCs/>
+        </w:rPr>
+        <w:t xml:space="preserve">Где мы сейчас. </w:t>
+      </w:r>
+      <w:r>
+        <w:t xml:space="preserve">Заказов 303 / 313 / 274 в июле / августе / сентябре (без отмен). Реклама за 04-10.10: ставка за заказ 232 тыс. ₽, 9 дорогих кампаний за клик (клик дороже 14 ₽) 112 тыс., 40 дешёвых 103 тыс. - около 447 тыс. ₽ в неделю, около 7 тыс. ₽ рекламы на один заказ (в сентябре около 6 тыс.). На витрине 823 товара, за 60 дней продавались 195; 139 из них без рекламы за клик дали половину заказов (291 из 568). 629 товаров за 60 дней не продавались.</w:t>
+      </w:r>
+    </w:p>
+    <w:p>
+      <w:pPr>
+        <w:spacing w:after="100"/>
+      </w:pPr>
+      <w:r>
+        <w:rPr>
+          <w:b/>
+          <w:bCs/>
+        </w:rPr>
+        <w:t xml:space="preserve">Выводы</w:t>
+      </w:r>
+    </w:p>
+    <w:p>
+      <w:pPr>
+        <w:pStyle w:val="ListParagraph"/>
+        <w:numPr>
+          <w:ilvl w:val="0"/>
+          <w:numId w:val="2"/>
+        </w:numPr>
+        <w:spacing w:after="80"/>
+      </w:pPr>
+      <w:r>
+        <w:rPr>
+          <w:b/>
+          <w:bCs/>
+        </w:rPr>
+        <w:t xml:space="preserve">Дорогие клики переплачивают. </w:t>
+      </w:r>
+      <w:r>
+        <w:t xml:space="preserve">Доплату OZON даёт любая реклама за клик, ставка 8-12 ₽ даёт ту же, что 25-52 ₽. Дорогая ставка покупает показы, заказов сверх правила теста 3 не дала.</w:t>
+      </w:r>
+    </w:p>
+    <w:p>
+      <w:pPr>
+        <w:pStyle w:val="ListParagraph"/>
+        <w:numPr>
+          <w:ilvl w:val="0"/>
+          <w:numId w:val="2"/>
+        </w:numPr>
+        <w:spacing w:after="80"/>
+      </w:pPr>
+      <w:r>
+        <w:rPr>
+          <w:b/>
+          <w:bCs/>
+        </w:rPr>
+        <w:t xml:space="preserve">Дешёвая реклама окупается не везде. </w:t>
+      </w:r>
+      <w:r>
+        <w:t xml:space="preserve">При 1 500 ₽ в неделю товару нужно продавать от 0,5 шт в неделю, иначе реклама на заказ дороже 10 тыс. ₽ и прибыль уходит в минус (у 135 медленных товаров). Окупится, только если реклама утроит заказы, как в тесте 1.</w:t>
+      </w:r>
+    </w:p>
+    <w:p>
+      <w:pPr>
+        <w:pStyle w:val="ListParagraph"/>
+        <w:numPr>
+          <w:ilvl w:val="0"/>
+          <w:numId w:val="2"/>
+        </w:numPr>
+        <w:spacing w:after="80"/>
+      </w:pPr>
+      <w:r>
+        <w:rPr>
+          <w:b/>
+          <w:bCs/>
+        </w:rPr>
+        <w:t xml:space="preserve">Цену можно снижать у тех, кто продаётся. </w:t>
+      </w:r>
+      <w:r>
+        <w:t xml:space="preserve">У товаров от 0,5 шт в неделю запас до 10% рентабельности 20-27%. Снижение цены окупается ростом заказов: -5% цены требует около +16% заказов, -10% около +37%. Сколько заказов даст снижение, тестами не измерено.</w:t>
+      </w:r>
+    </w:p>
+    <w:p>
+      <w:pPr>
+        <w:pStyle w:val="ListParagraph"/>
+        <w:numPr>
+          <w:ilvl w:val="0"/>
+          <w:numId w:val="2"/>
+        </w:numPr>
+        <w:spacing w:after="80"/>
+      </w:pPr>
+      <w:r>
+        <w:rPr>
+          <w:b/>
+          <w:bCs/>
+        </w:rPr>
+        <w:t xml:space="preserve">Акция нужна как способ дать цену. </w:t>
+      </w:r>
+      <w:r>
+        <w:t xml:space="preserve">Наша скидка в «Эластичном» доходит до покупателя; других выгод акций не доказано. Если цену снижаем сами, акция не обязательна.</w:t>
+      </w:r>
+    </w:p>
+    <w:p>
+      <w:pPr>
+        <w:pStyle w:val="ListParagraph"/>
+        <w:numPr>
+          <w:ilvl w:val="0"/>
+          <w:numId w:val="2"/>
+        </w:numPr>
+        <w:spacing w:after="80"/>
+      </w:pPr>
+      <w:r>
+        <w:rPr>
+          <w:b/>
+          <w:bCs/>
+        </w:rPr>
+        <w:t xml:space="preserve">Ставка за заказ 5% держит показы всего магазина. </w:t>
+      </w:r>
+      <w:r>
+        <w:t xml:space="preserve">Без неё показы падали в 2-3 раза. Это самая большая статья, её не поднимаем и сначала разбираем, почему в октябре она выросла.</w:t>
+      </w:r>
+    </w:p>
+    <w:p>
+      <w:pPr>
+        <w:spacing w:after="60" w:before="120"/>
+      </w:pPr>
+      <w:r>
+        <w:rPr>
+          <w:b/>
+          <w:bCs/>
+        </w:rPr>
+        <w:t xml:space="preserve">Стратегия: 5 шагов</w:t>
+      </w:r>
+    </w:p>
+    <w:tbl>
+      <w:tblPr>
+        <w:tblW w:type="dxa" w:w="9638"/>
+        <w:tblBorders>
+          <w:top w:val="single" w:color="auto" w:sz="4"/>
+          <w:left w:val="single" w:color="auto" w:sz="4"/>
+          <w:bottom w:val="single" w:color="auto" w:sz="4"/>
+          <w:right w:val="single" w:color="auto" w:sz="4"/>
+          <w:insideH w:val="single" w:color="auto" w:sz="4"/>
+          <w:insideV w:val="single" w:color="auto" w:sz="4"/>
+        </w:tblBorders>
+      </w:tblPr>
+      <w:tblGrid>
+        <w:gridCol w:w="450"/>
+        <w:gridCol w:w="3900"/>
+        <w:gridCol w:w="2300"/>
+        <w:gridCol w:w="1500"/>
+        <w:gridCol w:w="1488"/>
+      </w:tblGrid>
+      <w:tr>
+        <w:trPr>
+          <w:tblHeader/>
+        </w:trPr>
+        <w:tc>
+          <w:tcPr>
+            <w:tcW w:type="dxa" w:w="450"/>
+            <w:tcBorders>
+              <w:top w:val="single" w:color="BFC5CC" w:sz="4"/>
+              <w:left w:val="single" w:color="BFC5CC" w:sz="4"/>
+              <w:bottom w:val="single" w:color="BFC5CC" w:sz="4"/>
+              <w:right w:val="single" w:color="BFC5CC" w:sz="4"/>
+            </w:tcBorders>
+            <w:shd w:fill="E8EEF7" w:color="auto" w:val="clear"/>
+            <w:tcMar>
+              <w:top w:type="dxa" w:w="60"/>
+              <w:left w:type="dxa" w:w="90"/>
+              <w:bottom w:type="dxa" w:w="60"/>
+              <w:right w:type="dxa" w:w="90"/>
+            </w:tcMar>
+          </w:tcPr>
+          <w:p>
+            <w:r>
+              <w:rPr>
+                <w:b/>
+                <w:bCs/>
+                <w:sz w:val="18"/>
+                <w:szCs w:val="18"/>
+              </w:rPr>
+              <w:t xml:space="preserve">№</w:t>
+            </w:r>
+          </w:p>
+        </w:tc>
+        <w:tc>
+          <w:tcPr>
+            <w:tcW w:type="dxa" w:w="3900"/>
+            <w:tcBorders>
+              <w:top w:val="single" w:color="BFC5CC" w:sz="4"/>
+              <w:left w:val="single" w:color="BFC5CC" w:sz="4"/>
+              <w:bottom w:val="single" w:color="BFC5CC" w:sz="4"/>
+              <w:right w:val="single" w:color="BFC5CC" w:sz="4"/>
+            </w:tcBorders>
+            <w:shd w:fill="E8EEF7" w:color="auto" w:val="clear"/>
+            <w:tcMar>
+              <w:top w:type="dxa" w:w="60"/>
+              <w:left w:type="dxa" w:w="90"/>
+              <w:bottom w:type="dxa" w:w="60"/>
+              <w:right w:type="dxa" w:w="90"/>
+            </w:tcMar>
+          </w:tcPr>
+          <w:p>
+            <w:r>
+              <w:rPr>
+                <w:b/>
+                <w:bCs/>
+                <w:sz w:val="18"/>
+                <w:szCs w:val="18"/>
+              </w:rPr>
+              <w:t xml:space="preserve">Что делаем</w:t>
+            </w:r>
+          </w:p>
+        </w:tc>
+        <w:tc>
+          <w:tcPr>
+            <w:tcW w:type="dxa" w:w="2300"/>
+            <w:tcBorders>
+              <w:top w:val="single" w:color="BFC5CC" w:sz="4"/>
+              <w:left w:val="single" w:color="BFC5CC" w:sz="4"/>
+              <w:bottom w:val="single" w:color="BFC5CC" w:sz="4"/>
+              <w:right w:val="single" w:color="BFC5CC" w:sz="4"/>
+            </w:tcBorders>
+            <w:shd w:fill="E8EEF7" w:color="auto" w:val="clear"/>
+            <w:tcMar>
+              <w:top w:type="dxa" w:w="60"/>
+              <w:left w:type="dxa" w:w="90"/>
+              <w:bottom w:type="dxa" w:w="60"/>
+              <w:right w:type="dxa" w:w="90"/>
+            </w:tcMar>
+          </w:tcPr>
+          <w:p>
+            <w:r>
+              <w:rPr>
+                <w:b/>
+                <w:bCs/>
+                <w:sz w:val="18"/>
+                <w:szCs w:val="18"/>
+              </w:rPr>
+              <w:t xml:space="preserve">Что даёт</w:t>
+            </w:r>
+          </w:p>
+        </w:tc>
+        <w:tc>
+          <w:tcPr>
+            <w:tcW w:type="dxa" w:w="1500"/>
+            <w:tcBorders>
+              <w:top w:val="single" w:color="BFC5CC" w:sz="4"/>
+              <w:left w:val="single" w:color="BFC5CC" w:sz="4"/>
+              <w:bottom w:val="single" w:color="BFC5CC" w:sz="4"/>
+              <w:right w:val="single" w:color="BFC5CC" w:sz="4"/>
+            </w:tcBorders>
+            <w:shd w:fill="E8EEF7" w:color="auto" w:val="clear"/>
+            <w:tcMar>
+              <w:top w:type="dxa" w:w="60"/>
+              <w:left w:type="dxa" w:w="90"/>
+              <w:bottom w:type="dxa" w:w="60"/>
+              <w:right w:type="dxa" w:w="90"/>
+            </w:tcMar>
+          </w:tcPr>
+          <w:p>
+            <w:r>
+              <w:rPr>
+                <w:b/>
+                <w:bCs/>
+                <w:sz w:val="18"/>
+                <w:szCs w:val="18"/>
+              </w:rPr>
+              <w:t xml:space="preserve">Когда проверка</w:t>
+            </w:r>
+          </w:p>
+        </w:tc>
+        <w:tc>
+          <w:tcPr>
+            <w:tcW w:type="dxa" w:w="1488"/>
+            <w:tcBorders>
+              <w:top w:val="single" w:color="BFC5CC" w:sz="4"/>
+              <w:left w:val="single" w:color="BFC5CC" w:sz="4"/>
+              <w:bottom w:val="single" w:color="BFC5CC" w:sz="4"/>
+              <w:right w:val="single" w:color="BFC5CC" w:sz="4"/>
+            </w:tcBorders>
+            <w:shd w:fill="E8EEF7" w:color="auto" w:val="clear"/>
+            <w:tcMar>
+              <w:top w:type="dxa" w:w="60"/>
+              <w:left w:type="dxa" w:w="90"/>
+              <w:bottom w:type="dxa" w:w="60"/>
+              <w:right w:type="dxa" w:w="90"/>
+            </w:tcMar>
+          </w:tcPr>
+          <w:p>
+            <w:r>
+              <w:rPr>
+                <w:b/>
+                <w:bCs/>
+                <w:sz w:val="18"/>
+                <w:szCs w:val="18"/>
+              </w:rPr>
+              <w:t xml:space="preserve">Когда вернуть</w:t>
+            </w:r>
+          </w:p>
+        </w:tc>
+      </w:tr>
+      <w:tr>
+        <w:trPr>
+          <w:tblHeader w:val="false"/>
+        </w:trPr>
+        <w:tc>
+          <w:tcPr>
+            <w:tcW w:type="dxa" w:w="450"/>
+            <w:tcBorders>
+              <w:top w:val="single" w:color="BFC5CC" w:sz="4"/>
+              <w:left w:val="single" w:color="BFC5CC" w:sz="4"/>
+              <w:bottom w:val="single" w:color="BFC5CC" w:sz="4"/>
+              <w:right w:val="single" w:color="BFC5CC" w:sz="4"/>
+            </w:tcBorders>
+            <w:tcMar>
+              <w:top w:type="dxa" w:w="60"/>
+              <w:left w:type="dxa" w:w="90"/>
+              <w:bottom w:type="dxa" w:w="60"/>
+              <w:right w:type="dxa" w:w="90"/>
+            </w:tcMar>
+          </w:tcPr>
+          <w:p>
+            <w:r>
+              <w:rPr>
+                <w:b w:val="false"/>
+                <w:bCs w:val="false"/>
+                <w:sz w:val="18"/>
+                <w:szCs w:val="18"/>
+              </w:rPr>
+              <w:t xml:space="preserve">1</w:t>
+            </w:r>
+          </w:p>
+        </w:tc>
+        <w:tc>
+          <w:tcPr>
+            <w:tcW w:type="dxa" w:w="3900"/>
+            <w:tcBorders>
+              <w:top w:val="single" w:color="BFC5CC" w:sz="4"/>
+              <w:left w:val="single" w:color="BFC5CC" w:sz="4"/>
+              <w:bottom w:val="single" w:color="BFC5CC" w:sz="4"/>
+              <w:right w:val="single" w:color="BFC5CC" w:sz="4"/>
+            </w:tcBorders>
+            <w:tcMar>
+              <w:top w:type="dxa" w:w="60"/>
+              <w:left w:type="dxa" w:w="90"/>
+              <w:bottom w:type="dxa" w:w="60"/>
+              <w:right w:type="dxa" w:w="90"/>
+            </w:tcMar>
+          </w:tcPr>
+          <w:p>
+            <w:r>
+              <w:rPr>
+                <w:b w:val="false"/>
+                <w:bCs w:val="false"/>
+                <w:sz w:val="18"/>
+                <w:szCs w:val="18"/>
+              </w:rPr>
+              <w:t xml:space="preserve">9 дорогих кампаний за клик - на 8-12 ₽ и лимит 2 тыс. ₽ в неделю, по 2-3 в неделю, KONUX первым</w:t>
+            </w:r>
+          </w:p>
+        </w:tc>
+        <w:tc>
+          <w:tcPr>
+            <w:tcW w:type="dxa" w:w="2300"/>
+            <w:tcBorders>
+              <w:top w:val="single" w:color="BFC5CC" w:sz="4"/>
+              <w:left w:val="single" w:color="BFC5CC" w:sz="4"/>
+              <w:bottom w:val="single" w:color="BFC5CC" w:sz="4"/>
+              <w:right w:val="single" w:color="BFC5CC" w:sz="4"/>
+            </w:tcBorders>
+            <w:tcMar>
+              <w:top w:type="dxa" w:w="60"/>
+              <w:left w:type="dxa" w:w="90"/>
+              <w:bottom w:type="dxa" w:w="60"/>
+              <w:right w:type="dxa" w:w="90"/>
+            </w:tcMar>
+          </w:tcPr>
+          <w:p>
+            <w:r>
+              <w:rPr>
+                <w:b w:val="false"/>
+                <w:bCs w:val="false"/>
+                <w:sz w:val="18"/>
+                <w:szCs w:val="18"/>
+              </w:rPr>
+              <w:t xml:space="preserve">до -90 тыс. ₽ расхода в неделю, если заказы удержатся</w:t>
+            </w:r>
+          </w:p>
+        </w:tc>
+        <w:tc>
+          <w:tcPr>
+            <w:tcW w:type="dxa" w:w="1500"/>
+            <w:tcBorders>
+              <w:top w:val="single" w:color="BFC5CC" w:sz="4"/>
+              <w:left w:val="single" w:color="BFC5CC" w:sz="4"/>
+              <w:bottom w:val="single" w:color="BFC5CC" w:sz="4"/>
+              <w:right w:val="single" w:color="BFC5CC" w:sz="4"/>
+            </w:tcBorders>
+            <w:tcMar>
+              <w:top w:type="dxa" w:w="60"/>
+              <w:left w:type="dxa" w:w="90"/>
+              <w:bottom w:type="dxa" w:w="60"/>
+              <w:right w:type="dxa" w:w="90"/>
+            </w:tcMar>
+          </w:tcPr>
+          <w:p>
+            <w:r>
+              <w:rPr>
+                <w:b w:val="false"/>
+                <w:bCs w:val="false"/>
+                <w:sz w:val="18"/>
+                <w:szCs w:val="18"/>
+              </w:rPr>
+              <w:t xml:space="preserve">через 2 недели по каждой</w:t>
+            </w:r>
+          </w:p>
+        </w:tc>
+        <w:tc>
+          <w:tcPr>
+            <w:tcW w:type="dxa" w:w="1488"/>
+            <w:tcBorders>
+              <w:top w:val="single" w:color="BFC5CC" w:sz="4"/>
+              <w:left w:val="single" w:color="BFC5CC" w:sz="4"/>
+              <w:bottom w:val="single" w:color="BFC5CC" w:sz="4"/>
+              <w:right w:val="single" w:color="BFC5CC" w:sz="4"/>
+            </w:tcBorders>
+            <w:tcMar>
+              <w:top w:type="dxa" w:w="60"/>
+              <w:left w:type="dxa" w:w="90"/>
+              <w:bottom w:type="dxa" w:w="60"/>
+              <w:right w:type="dxa" w:w="90"/>
+            </w:tcMar>
+          </w:tcPr>
+          <w:p>
+            <w:r>
+              <w:rPr>
+                <w:b w:val="false"/>
+                <w:bCs w:val="false"/>
+                <w:sz w:val="18"/>
+                <w:szCs w:val="18"/>
+              </w:rPr>
+              <w:t xml:space="preserve">заказы карточки ниже базы на 20%</w:t>
+            </w:r>
+          </w:p>
+        </w:tc>
+      </w:tr>
+      <w:tr>
+        <w:trPr>
+          <w:tblHeader w:val="false"/>
+        </w:trPr>
+        <w:tc>
+          <w:tcPr>
+            <w:tcW w:type="dxa" w:w="450"/>
+            <w:tcBorders>
+              <w:top w:val="single" w:color="BFC5CC" w:sz="4"/>
+              <w:left w:val="single" w:color="BFC5CC" w:sz="4"/>
+              <w:bottom w:val="single" w:color="BFC5CC" w:sz="4"/>
+              <w:right w:val="single" w:color="BFC5CC" w:sz="4"/>
+            </w:tcBorders>
+            <w:tcMar>
+              <w:top w:type="dxa" w:w="60"/>
+              <w:left w:type="dxa" w:w="90"/>
+              <w:bottom w:type="dxa" w:w="60"/>
+              <w:right w:type="dxa" w:w="90"/>
+            </w:tcMar>
+          </w:tcPr>
+          <w:p>
+            <w:r>
+              <w:rPr>
+                <w:b w:val="false"/>
+                <w:bCs w:val="false"/>
+                <w:sz w:val="18"/>
+                <w:szCs w:val="18"/>
+              </w:rPr>
+              <w:t xml:space="preserve">2</w:t>
+            </w:r>
+          </w:p>
+        </w:tc>
+        <w:tc>
+          <w:tcPr>
+            <w:tcW w:type="dxa" w:w="3900"/>
+            <w:tcBorders>
+              <w:top w:val="single" w:color="BFC5CC" w:sz="4"/>
+              <w:left w:val="single" w:color="BFC5CC" w:sz="4"/>
+              <w:bottom w:val="single" w:color="BFC5CC" w:sz="4"/>
+              <w:right w:val="single" w:color="BFC5CC" w:sz="4"/>
+            </w:tcBorders>
+            <w:tcMar>
+              <w:top w:type="dxa" w:w="60"/>
+              <w:left w:type="dxa" w:w="90"/>
+              <w:bottom w:type="dxa" w:w="60"/>
+              <w:right w:type="dxa" w:w="90"/>
+            </w:tcMar>
+          </w:tcPr>
+          <w:p>
+            <w:r>
+              <w:rPr>
+                <w:b w:val="false"/>
+                <w:bCs w:val="false"/>
+                <w:sz w:val="18"/>
+                <w:szCs w:val="18"/>
+              </w:rPr>
+              <w:t xml:space="preserve">28 продающихся товаров из таблицы «Можно снизить цену»: дешёвая реклама и своя цена -10% (не ниже цены 10% рентабельности), без акции</w:t>
+            </w:r>
+          </w:p>
+        </w:tc>
+        <w:tc>
+          <w:tcPr>
+            <w:tcW w:type="dxa" w:w="2300"/>
+            <w:tcBorders>
+              <w:top w:val="single" w:color="BFC5CC" w:sz="4"/>
+              <w:left w:val="single" w:color="BFC5CC" w:sz="4"/>
+              <w:bottom w:val="single" w:color="BFC5CC" w:sz="4"/>
+              <w:right w:val="single" w:color="BFC5CC" w:sz="4"/>
+            </w:tcBorders>
+            <w:tcMar>
+              <w:top w:type="dxa" w:w="60"/>
+              <w:left w:type="dxa" w:w="90"/>
+              <w:bottom w:type="dxa" w:w="60"/>
+              <w:right w:type="dxa" w:w="90"/>
+            </w:tcMar>
+          </w:tcPr>
+          <w:p>
+            <w:r>
+              <w:rPr>
+                <w:b w:val="false"/>
+                <w:bCs w:val="false"/>
+                <w:sz w:val="18"/>
+                <w:szCs w:val="18"/>
+              </w:rPr>
+              <w:t xml:space="preserve">больше заказов, если они вырастут больше чем на 37%</w:t>
+            </w:r>
+          </w:p>
+        </w:tc>
+        <w:tc>
+          <w:tcPr>
+            <w:tcW w:type="dxa" w:w="1500"/>
+            <w:tcBorders>
+              <w:top w:val="single" w:color="BFC5CC" w:sz="4"/>
+              <w:left w:val="single" w:color="BFC5CC" w:sz="4"/>
+              <w:bottom w:val="single" w:color="BFC5CC" w:sz="4"/>
+              <w:right w:val="single" w:color="BFC5CC" w:sz="4"/>
+            </w:tcBorders>
+            <w:tcMar>
+              <w:top w:type="dxa" w:w="60"/>
+              <w:left w:type="dxa" w:w="90"/>
+              <w:bottom w:type="dxa" w:w="60"/>
+              <w:right w:type="dxa" w:w="90"/>
+            </w:tcMar>
+          </w:tcPr>
+          <w:p>
+            <w:r>
+              <w:rPr>
+                <w:b w:val="false"/>
+                <w:bCs w:val="false"/>
+                <w:sz w:val="18"/>
+                <w:szCs w:val="18"/>
+              </w:rPr>
+              <w:t xml:space="preserve">через 2 недели</w:t>
+            </w:r>
+          </w:p>
+        </w:tc>
+        <w:tc>
+          <w:tcPr>
+            <w:tcW w:type="dxa" w:w="1488"/>
+            <w:tcBorders>
+              <w:top w:val="single" w:color="BFC5CC" w:sz="4"/>
+              <w:left w:val="single" w:color="BFC5CC" w:sz="4"/>
+              <w:bottom w:val="single" w:color="BFC5CC" w:sz="4"/>
+              <w:right w:val="single" w:color="BFC5CC" w:sz="4"/>
+            </w:tcBorders>
+            <w:tcMar>
+              <w:top w:type="dxa" w:w="60"/>
+              <w:left w:type="dxa" w:w="90"/>
+              <w:bottom w:type="dxa" w:w="60"/>
+              <w:right w:type="dxa" w:w="90"/>
+            </w:tcMar>
+          </w:tcPr>
+          <w:p>
+            <w:r>
+              <w:rPr>
+                <w:b w:val="false"/>
+                <w:bCs w:val="false"/>
+                <w:sz w:val="18"/>
+                <w:szCs w:val="18"/>
+              </w:rPr>
+              <w:t xml:space="preserve">рост заказов меньше нужного - вернуть цену</w:t>
+            </w:r>
+          </w:p>
+        </w:tc>
+      </w:tr>
+      <w:tr>
+        <w:trPr>
+          <w:tblHeader w:val="false"/>
+        </w:trPr>
+        <w:tc>
+          <w:tcPr>
+            <w:tcW w:type="dxa" w:w="450"/>
+            <w:tcBorders>
+              <w:top w:val="single" w:color="BFC5CC" w:sz="4"/>
+              <w:left w:val="single" w:color="BFC5CC" w:sz="4"/>
+              <w:bottom w:val="single" w:color="BFC5CC" w:sz="4"/>
+              <w:right w:val="single" w:color="BFC5CC" w:sz="4"/>
+            </w:tcBorders>
+            <w:tcMar>
+              <w:top w:type="dxa" w:w="60"/>
+              <w:left w:type="dxa" w:w="90"/>
+              <w:bottom w:type="dxa" w:w="60"/>
+              <w:right w:type="dxa" w:w="90"/>
+            </w:tcMar>
+          </w:tcPr>
+          <w:p>
+            <w:r>
+              <w:rPr>
+                <w:b w:val="false"/>
+                <w:bCs w:val="false"/>
+                <w:sz w:val="18"/>
+                <w:szCs w:val="18"/>
+              </w:rPr>
+              <w:t xml:space="preserve">3</w:t>
+            </w:r>
+          </w:p>
+        </w:tc>
+        <w:tc>
+          <w:tcPr>
+            <w:tcW w:type="dxa" w:w="3900"/>
+            <w:tcBorders>
+              <w:top w:val="single" w:color="BFC5CC" w:sz="4"/>
+              <w:left w:val="single" w:color="BFC5CC" w:sz="4"/>
+              <w:bottom w:val="single" w:color="BFC5CC" w:sz="4"/>
+              <w:right w:val="single" w:color="BFC5CC" w:sz="4"/>
+            </w:tcBorders>
+            <w:tcMar>
+              <w:top w:type="dxa" w:w="60"/>
+              <w:left w:type="dxa" w:w="90"/>
+              <w:bottom w:type="dxa" w:w="60"/>
+              <w:right w:type="dxa" w:w="90"/>
+            </w:tcMar>
+          </w:tcPr>
+          <w:p>
+            <w:r>
+              <w:rPr>
+                <w:b w:val="false"/>
+                <w:bCs w:val="false"/>
+                <w:sz w:val="18"/>
+                <w:szCs w:val="18"/>
+              </w:rPr>
+              <w:t xml:space="preserve">Медленные товары: дешёвая реклама волной по 20 шт на 2 недели, по одному товару на карточку</w:t>
+            </w:r>
+          </w:p>
+        </w:tc>
+        <w:tc>
+          <w:tcPr>
+            <w:tcW w:type="dxa" w:w="2300"/>
+            <w:tcBorders>
+              <w:top w:val="single" w:color="BFC5CC" w:sz="4"/>
+              <w:left w:val="single" w:color="BFC5CC" w:sz="4"/>
+              <w:bottom w:val="single" w:color="BFC5CC" w:sz="4"/>
+              <w:right w:val="single" w:color="BFC5CC" w:sz="4"/>
+            </w:tcBorders>
+            <w:tcMar>
+              <w:top w:type="dxa" w:w="60"/>
+              <w:left w:type="dxa" w:w="90"/>
+              <w:bottom w:type="dxa" w:w="60"/>
+              <w:right w:type="dxa" w:w="90"/>
+            </w:tcMar>
+          </w:tcPr>
+          <w:p>
+            <w:r>
+              <w:rPr>
+                <w:b w:val="false"/>
+                <w:bCs w:val="false"/>
+                <w:sz w:val="18"/>
+                <w:szCs w:val="18"/>
+              </w:rPr>
+              <w:t xml:space="preserve">заказы там, где реклама их добавит; волна 30 тыс. ₽ в неделю</w:t>
+            </w:r>
+          </w:p>
+        </w:tc>
+        <w:tc>
+          <w:tcPr>
+            <w:tcW w:type="dxa" w:w="1500"/>
+            <w:tcBorders>
+              <w:top w:val="single" w:color="BFC5CC" w:sz="4"/>
+              <w:left w:val="single" w:color="BFC5CC" w:sz="4"/>
+              <w:bottom w:val="single" w:color="BFC5CC" w:sz="4"/>
+              <w:right w:val="single" w:color="BFC5CC" w:sz="4"/>
+            </w:tcBorders>
+            <w:tcMar>
+              <w:top w:type="dxa" w:w="60"/>
+              <w:left w:type="dxa" w:w="90"/>
+              <w:bottom w:type="dxa" w:w="60"/>
+              <w:right w:type="dxa" w:w="90"/>
+            </w:tcMar>
+          </w:tcPr>
+          <w:p>
+            <w:r>
+              <w:rPr>
+                <w:b w:val="false"/>
+                <w:bCs w:val="false"/>
+                <w:sz w:val="18"/>
+                <w:szCs w:val="18"/>
+              </w:rPr>
+              <w:t xml:space="preserve">через 2 недели по карточке</w:t>
+            </w:r>
+          </w:p>
+        </w:tc>
+        <w:tc>
+          <w:tcPr>
+            <w:tcW w:type="dxa" w:w="1488"/>
+            <w:tcBorders>
+              <w:top w:val="single" w:color="BFC5CC" w:sz="4"/>
+              <w:left w:val="single" w:color="BFC5CC" w:sz="4"/>
+              <w:bottom w:val="single" w:color="BFC5CC" w:sz="4"/>
+              <w:right w:val="single" w:color="BFC5CC" w:sz="4"/>
+            </w:tcBorders>
+            <w:tcMar>
+              <w:top w:type="dxa" w:w="60"/>
+              <w:left w:type="dxa" w:w="90"/>
+              <w:bottom w:type="dxa" w:w="60"/>
+              <w:right w:type="dxa" w:w="90"/>
+            </w:tcMar>
+          </w:tcPr>
+          <w:p>
+            <w:r>
+              <w:rPr>
+                <w:b w:val="false"/>
+                <w:bCs w:val="false"/>
+                <w:sz w:val="18"/>
+                <w:szCs w:val="18"/>
+              </w:rPr>
+              <w:t xml:space="preserve">заказы карточки не выросли - выключить</w:t>
+            </w:r>
+          </w:p>
+        </w:tc>
+      </w:tr>
+      <w:tr>
+        <w:trPr>
+          <w:tblHeader w:val="false"/>
+        </w:trPr>
+        <w:tc>
+          <w:tcPr>
+            <w:tcW w:type="dxa" w:w="450"/>
+            <w:tcBorders>
+              <w:top w:val="single" w:color="BFC5CC" w:sz="4"/>
+              <w:left w:val="single" w:color="BFC5CC" w:sz="4"/>
+              <w:bottom w:val="single" w:color="BFC5CC" w:sz="4"/>
+              <w:right w:val="single" w:color="BFC5CC" w:sz="4"/>
+            </w:tcBorders>
+            <w:tcMar>
+              <w:top w:type="dxa" w:w="60"/>
+              <w:left w:type="dxa" w:w="90"/>
+              <w:bottom w:type="dxa" w:w="60"/>
+              <w:right w:type="dxa" w:w="90"/>
+            </w:tcMar>
+          </w:tcPr>
+          <w:p>
+            <w:r>
+              <w:rPr>
+                <w:b w:val="false"/>
+                <w:bCs w:val="false"/>
+                <w:sz w:val="18"/>
+                <w:szCs w:val="18"/>
+              </w:rPr>
+              <w:t xml:space="preserve">4</w:t>
+            </w:r>
+          </w:p>
+        </w:tc>
+        <w:tc>
+          <w:tcPr>
+            <w:tcW w:type="dxa" w:w="3900"/>
+            <w:tcBorders>
+              <w:top w:val="single" w:color="BFC5CC" w:sz="4"/>
+              <w:left w:val="single" w:color="BFC5CC" w:sz="4"/>
+              <w:bottom w:val="single" w:color="BFC5CC" w:sz="4"/>
+              <w:right w:val="single" w:color="BFC5CC" w:sz="4"/>
+            </w:tcBorders>
+            <w:tcMar>
+              <w:top w:type="dxa" w:w="60"/>
+              <w:left w:type="dxa" w:w="90"/>
+              <w:bottom w:type="dxa" w:w="60"/>
+              <w:right w:type="dxa" w:w="90"/>
+            </w:tcMar>
+          </w:tcPr>
+          <w:p>
+            <w:r>
+              <w:rPr>
+                <w:b w:val="false"/>
+                <w:bCs w:val="false"/>
+                <w:sz w:val="18"/>
+                <w:szCs w:val="18"/>
+              </w:rPr>
+              <w:t xml:space="preserve">73 товара, которые при дешёвой рекламе в минусе, - цену не снижаем, рекламу не включаем, разбираем по «Отчету»</w:t>
+            </w:r>
+          </w:p>
+        </w:tc>
+        <w:tc>
+          <w:tcPr>
+            <w:tcW w:type="dxa" w:w="2300"/>
+            <w:tcBorders>
+              <w:top w:val="single" w:color="BFC5CC" w:sz="4"/>
+              <w:left w:val="single" w:color="BFC5CC" w:sz="4"/>
+              <w:bottom w:val="single" w:color="BFC5CC" w:sz="4"/>
+              <w:right w:val="single" w:color="BFC5CC" w:sz="4"/>
+            </w:tcBorders>
+            <w:tcMar>
+              <w:top w:type="dxa" w:w="60"/>
+              <w:left w:type="dxa" w:w="90"/>
+              <w:bottom w:type="dxa" w:w="60"/>
+              <w:right w:type="dxa" w:w="90"/>
+            </w:tcMar>
+          </w:tcPr>
+          <w:p>
+            <w:r>
+              <w:rPr>
+                <w:b w:val="false"/>
+                <w:bCs w:val="false"/>
+                <w:sz w:val="18"/>
+                <w:szCs w:val="18"/>
+              </w:rPr>
+              <w:t xml:space="preserve">не тратим на убыточные</w:t>
+            </w:r>
+          </w:p>
+        </w:tc>
+        <w:tc>
+          <w:tcPr>
+            <w:tcW w:type="dxa" w:w="1500"/>
+            <w:tcBorders>
+              <w:top w:val="single" w:color="BFC5CC" w:sz="4"/>
+              <w:left w:val="single" w:color="BFC5CC" w:sz="4"/>
+              <w:bottom w:val="single" w:color="BFC5CC" w:sz="4"/>
+              <w:right w:val="single" w:color="BFC5CC" w:sz="4"/>
+            </w:tcBorders>
+            <w:tcMar>
+              <w:top w:type="dxa" w:w="60"/>
+              <w:left w:type="dxa" w:w="90"/>
+              <w:bottom w:type="dxa" w:w="60"/>
+              <w:right w:type="dxa" w:w="90"/>
+            </w:tcMar>
+          </w:tcPr>
+          <w:p>
+            <w:r>
+              <w:rPr>
+                <w:b w:val="false"/>
+                <w:bCs w:val="false"/>
+                <w:sz w:val="18"/>
+                <w:szCs w:val="18"/>
+              </w:rPr>
+              <w:t xml:space="preserve">разбор за 2 недели</w:t>
+            </w:r>
+          </w:p>
+        </w:tc>
+        <w:tc>
+          <w:tcPr>
+            <w:tcW w:type="dxa" w:w="1488"/>
+            <w:tcBorders>
+              <w:top w:val="single" w:color="BFC5CC" w:sz="4"/>
+              <w:left w:val="single" w:color="BFC5CC" w:sz="4"/>
+              <w:bottom w:val="single" w:color="BFC5CC" w:sz="4"/>
+              <w:right w:val="single" w:color="BFC5CC" w:sz="4"/>
+            </w:tcBorders>
+            <w:tcMar>
+              <w:top w:type="dxa" w:w="60"/>
+              <w:left w:type="dxa" w:w="90"/>
+              <w:bottom w:type="dxa" w:w="60"/>
+              <w:right w:type="dxa" w:w="90"/>
+            </w:tcMar>
+          </w:tcPr>
+          <w:p>
+            <w:r>
+              <w:rPr>
+                <w:b w:val="false"/>
+                <w:bCs w:val="false"/>
+                <w:sz w:val="18"/>
+                <w:szCs w:val="18"/>
+              </w:rPr>
+              <w:t xml:space="preserve">-</w:t>
+            </w:r>
+          </w:p>
+        </w:tc>
+      </w:tr>
+      <w:tr>
+        <w:trPr>
+          <w:tblHeader w:val="false"/>
+        </w:trPr>
+        <w:tc>
+          <w:tcPr>
+            <w:tcW w:type="dxa" w:w="450"/>
+            <w:tcBorders>
+              <w:top w:val="single" w:color="BFC5CC" w:sz="4"/>
+              <w:left w:val="single" w:color="BFC5CC" w:sz="4"/>
+              <w:bottom w:val="single" w:color="BFC5CC" w:sz="4"/>
+              <w:right w:val="single" w:color="BFC5CC" w:sz="4"/>
+            </w:tcBorders>
+            <w:tcMar>
+              <w:top w:type="dxa" w:w="60"/>
+              <w:left w:type="dxa" w:w="90"/>
+              <w:bottom w:type="dxa" w:w="60"/>
+              <w:right w:type="dxa" w:w="90"/>
+            </w:tcMar>
+          </w:tcPr>
+          <w:p>
+            <w:r>
+              <w:rPr>
+                <w:b w:val="false"/>
+                <w:bCs w:val="false"/>
+                <w:sz w:val="18"/>
+                <w:szCs w:val="18"/>
+              </w:rPr>
+              <w:t xml:space="preserve">5</w:t>
+            </w:r>
+          </w:p>
+        </w:tc>
+        <w:tc>
+          <w:tcPr>
+            <w:tcW w:type="dxa" w:w="3900"/>
+            <w:tcBorders>
+              <w:top w:val="single" w:color="BFC5CC" w:sz="4"/>
+              <w:left w:val="single" w:color="BFC5CC" w:sz="4"/>
+              <w:bottom w:val="single" w:color="BFC5CC" w:sz="4"/>
+              <w:right w:val="single" w:color="BFC5CC" w:sz="4"/>
+            </w:tcBorders>
+            <w:tcMar>
+              <w:top w:type="dxa" w:w="60"/>
+              <w:left w:type="dxa" w:w="90"/>
+              <w:bottom w:type="dxa" w:w="60"/>
+              <w:right w:type="dxa" w:w="90"/>
+            </w:tcMar>
+          </w:tcPr>
+          <w:p>
+            <w:r>
+              <w:rPr>
+                <w:b w:val="false"/>
+                <w:bCs w:val="false"/>
+                <w:sz w:val="18"/>
+                <w:szCs w:val="18"/>
+              </w:rPr>
+              <w:t xml:space="preserve">Ставку за заказ держим 5%; раз в неделю одна цифра - реклама на заказ</w:t>
+            </w:r>
+          </w:p>
+        </w:tc>
+        <w:tc>
+          <w:tcPr>
+            <w:tcW w:type="dxa" w:w="2300"/>
+            <w:tcBorders>
+              <w:top w:val="single" w:color="BFC5CC" w:sz="4"/>
+              <w:left w:val="single" w:color="BFC5CC" w:sz="4"/>
+              <w:bottom w:val="single" w:color="BFC5CC" w:sz="4"/>
+              <w:right w:val="single" w:color="BFC5CC" w:sz="4"/>
+            </w:tcBorders>
+            <w:tcMar>
+              <w:top w:type="dxa" w:w="60"/>
+              <w:left w:type="dxa" w:w="90"/>
+              <w:bottom w:type="dxa" w:w="60"/>
+              <w:right w:type="dxa" w:w="90"/>
+            </w:tcMar>
+          </w:tcPr>
+          <w:p>
+            <w:r>
+              <w:rPr>
+                <w:b w:val="false"/>
+                <w:bCs w:val="false"/>
+                <w:sz w:val="18"/>
+                <w:szCs w:val="18"/>
+              </w:rPr>
+              <w:t xml:space="preserve">цель 6 тыс. ₽ на заказ и ниже</w:t>
+            </w:r>
+          </w:p>
+        </w:tc>
+        <w:tc>
+          <w:tcPr>
+            <w:tcW w:type="dxa" w:w="1500"/>
+            <w:tcBorders>
+              <w:top w:val="single" w:color="BFC5CC" w:sz="4"/>
+              <w:left w:val="single" w:color="BFC5CC" w:sz="4"/>
+              <w:bottom w:val="single" w:color="BFC5CC" w:sz="4"/>
+              <w:right w:val="single" w:color="BFC5CC" w:sz="4"/>
+            </w:tcBorders>
+            <w:tcMar>
+              <w:top w:type="dxa" w:w="60"/>
+              <w:left w:type="dxa" w:w="90"/>
+              <w:bottom w:type="dxa" w:w="60"/>
+              <w:right w:type="dxa" w:w="90"/>
+            </w:tcMar>
+          </w:tcPr>
+          <w:p>
+            <w:r>
+              <w:rPr>
+                <w:b w:val="false"/>
+                <w:bCs w:val="false"/>
+                <w:sz w:val="18"/>
+                <w:szCs w:val="18"/>
+              </w:rPr>
+              <w:t xml:space="preserve">еженедельно</w:t>
+            </w:r>
+          </w:p>
+        </w:tc>
+        <w:tc>
+          <w:tcPr>
+            <w:tcW w:type="dxa" w:w="1488"/>
+            <w:tcBorders>
+              <w:top w:val="single" w:color="BFC5CC" w:sz="4"/>
+              <w:left w:val="single" w:color="BFC5CC" w:sz="4"/>
+              <w:bottom w:val="single" w:color="BFC5CC" w:sz="4"/>
+              <w:right w:val="single" w:color="BFC5CC" w:sz="4"/>
+            </w:tcBorders>
+            <w:tcMar>
+              <w:top w:type="dxa" w:w="60"/>
+              <w:left w:type="dxa" w:w="90"/>
+              <w:bottom w:type="dxa" w:w="60"/>
+              <w:right w:type="dxa" w:w="90"/>
+            </w:tcMar>
+          </w:tcPr>
+          <w:p>
+            <w:r>
+              <w:rPr>
+                <w:b w:val="false"/>
+                <w:bCs w:val="false"/>
+                <w:sz w:val="18"/>
+                <w:szCs w:val="18"/>
+              </w:rPr>
+              <w:t xml:space="preserve">-</w:t>
+            </w:r>
+          </w:p>
+        </w:tc>
+      </w:tr>
+    </w:tbl>
+    <w:p>
+      <w:pPr>
+        <w:spacing w:after="100" w:before="80"/>
+      </w:pPr>
+      <w:r>
+        <w:rPr>
+          <w:color w:val="5A6470"/>
+          <w:sz w:val="18"/>
+          <w:szCs w:val="18"/>
+        </w:rPr>
+        <w:t xml:space="preserve">Итог [ГИПОТЕЗА]: расход около -60 тыс. ₽ в неделю (минус 90 по шагу 1, плюс 30 по шагу 3); заказы растут, только если снижение цены и дешёвая реклама их добавят - проверяем шагами через 2 недели. Прибыль со штуки считали как в «Отчете»: выплата OZON минус ставка за заказ, реклама, себестоимость, наша доставка за вычетом оплаты покупателем, АДМ 30% и налог 15%. Не учтены шкала комиссии OZON от цены, отмены, возвраты, хранение. Таблица по артикулам - отдельным файлом.</w:t>
       </w:r>
     </w:p>
     <w:p>

--- a/sessions/OZON-testy-itogi-2026-10-12.docx
+++ b/sessions/OZON-testy-itogi-2026-10-12.docx
@@ -131,7 +131,7 @@
         <w:t xml:space="preserve">Где мы сейчас. </w:t>
       </w:r>
       <w:r>
-        <w:t xml:space="preserve">Заказов 303 / 313 / 274 в июле / августе / сентябре (без отмен). Реклама за 04-10.10: ставка за заказ 232 тыс. ₽, 9 дорогих кампаний за клик (клик дороже 14 ₽) 112 тыс., 40 дешёвых 103 тыс. - около 447 тыс. ₽ в неделю, около 7 тыс. ₽ рекламы на один заказ (в сентябре около 6 тыс.). На витрине 823 товара, за 60 дней продавались 195; 139 из них без рекламы за клик дали половину заказов (291 из 568). 629 товаров за 60 дней не продавались.</w:t>
+        <w:t xml:space="preserve">Заказов без отмен 303 / 313 / 274 в июле / августе / сентябре; по неделям с середины августа 53 / 70 / 74 / 82, последняя (04-10.10) лучшая. Реклама за 04-10.10 - 447 тыс. ₽ (ставка за заказ 232 тыс., клики 215 тыс.), на заказ 5,4 тыс. ₽, с поправкой на будущие отмены около 6 тыс. - как в сентябре: расход вырос вместе с заказами. Карточки, где идут дорогие кампании за клик, дают больше половины заказов магазина (43 из 82 за неделю). 110 товаров без рекламы за клик дали 36% заказов за 60 дней. 629 товаров за 60 дней не продавались, из них 301 набрал от 100 показов без заказа.</w:t>
       </w:r>
     </w:p>
     <w:p>
@@ -160,10 +160,10 @@
           <w:b/>
           <w:bCs/>
         </w:rPr>
-        <w:t xml:space="preserve">Дорогие клики переплачивают. </w:t>
-      </w:r>
-      <w:r>
-        <w:t xml:space="preserve">Доплату OZON даёт любая реклама за клик, ставка 8-12 ₽ даёт ту же, что 25-52 ₽. Дорогая ставка покупает показы, заказов сверх правила теста 3 не дала.</w:t>
+        <w:t xml:space="preserve">Доплату OZON покупаем самой дешёвой рекламой. </w:t>
+      </w:r>
+      <w:r>
+        <w:t xml:space="preserve">8, 12 и 25 ₽ дают одну и ту же доплату (33-52 ₽ - то же за 2 дня после 08.10). Дорогая ставка добавляет показы и немного заказов товара (+2-2,6 в неделю), правило теста 3 не выполнено.</w:t>
       </w:r>
     </w:p>
     <w:p>
@@ -180,10 +180,10 @@
           <w:b/>
           <w:bCs/>
         </w:rPr>
-        <w:t xml:space="preserve">Дешёвая реклама окупается не везде. </w:t>
-      </w:r>
-      <w:r>
-        <w:t xml:space="preserve">При 1 500 ₽ в неделю товару нужно продавать от 0,5 шт в неделю, иначе реклама на заказ дороже 10 тыс. ₽ и прибыль уходит в минус (у 135 медленных товаров). Окупится, только если реклама утроит заказы, как в тесте 1.</w:t>
+        <w:t xml:space="preserve">Сокращать дорогие кампании надо по одной. </w:t>
+      </w:r>
+      <w:r>
+        <w:t xml:space="preserve">Они стоят в карточках, которые дают больше половины заказов магазина; одна ошибка ударит по всему магазину.</w:t>
       </w:r>
     </w:p>
     <w:p>
@@ -200,10 +200,10 @@
           <w:b/>
           <w:bCs/>
         </w:rPr>
-        <w:t xml:space="preserve">Цену можно снижать у тех, кто продаётся. </w:t>
-      </w:r>
-      <w:r>
-        <w:t xml:space="preserve">У товаров от 0,5 шт в неделю запас до 10% рентабельности 20-27%. Снижение цены окупается ростом заказов: -5% цены требует около +16% заказов, -10% около +37%. Сколько заказов даст снижение, тестами не измерено.</w:t>
+        <w:t xml:space="preserve">Дешёвая реклама окупается не везде. </w:t>
+      </w:r>
+      <w:r>
+        <w:t xml:space="preserve">На товарах, которые без неё почти не продавались, заказов стало втрое больше (тест 1); в карточке, где реклама уже есть, заказы перетекают с соседей. Товару с продажами меньше 0,5 шт в неделю 1 500 ₽ в неделю окупится, только если реклама утроит заказы.</w:t>
       </w:r>
     </w:p>
     <w:p>
@@ -220,10 +220,10 @@
           <w:b/>
           <w:bCs/>
         </w:rPr>
-        <w:t xml:space="preserve">Акция нужна как способ дать цену. </w:t>
-      </w:r>
-      <w:r>
-        <w:t xml:space="preserve">Наша скидка в «Эластичном» доходит до покупателя; других выгод акций не доказано. Если цену снижаем сами, акция не обязательна.</w:t>
+        <w:t xml:space="preserve">Ставка за заказ 5% - минимум OZON, держит показы всего магазина. </w:t>
+      </w:r>
+      <w:r>
+        <w:t xml:space="preserve">Без неё показы падали в 2-3 раза. Рост статьи в октябре - от роста заказов: на заказ 2,8-3,2 тыс. ₽ против 3,1 тыс. в сентябре.</w:t>
       </w:r>
     </w:p>
     <w:p>
@@ -240,10 +240,10 @@
           <w:b/>
           <w:bCs/>
         </w:rPr>
-        <w:t xml:space="preserve">Ставка за заказ 5% держит показы всего магазина. </w:t>
-      </w:r>
-      <w:r>
-        <w:t xml:space="preserve">Без неё показы падали в 2-3 раза. Это самая большая статья, её не поднимаем и сначала разбираем, почему в октябре она выросла.</w:t>
+        <w:t xml:space="preserve">Цена. </w:t>
+      </w:r>
+      <w:r>
+        <w:t xml:space="preserve">У продающихся товаров (от 0,5 шт в неделю) есть запас снизить цену при рентабельности 10%; -10% цены окупится, если заказы вырастут примерно на 37%. Сколько заказов даст снижение, тестами не измерено. 301 товар с показами без заказов - вопрос цены и карточки, а не рекламы.</w:t>
       </w:r>
     </w:p>
     <w:p>
@@ -255,7 +255,7 @@
           <w:b/>
           <w:bCs/>
         </w:rPr>
-        <w:t xml:space="preserve">Стратегия: 5 шагов</w:t>
+        <w:t xml:space="preserve">Стратегия</w:t>
       </w:r>
     </w:p>
     <w:tbl>
@@ -393,7 +393,7 @@
                 <w:sz w:val="18"/>
                 <w:szCs w:val="18"/>
               </w:rPr>
-              <w:t xml:space="preserve">Когда проверка</w:t>
+              <w:t xml:space="preserve">Когда</w:t>
             </w:r>
           </w:p>
         </w:tc>
@@ -483,7 +483,7 @@
                 <w:sz w:val="18"/>
                 <w:szCs w:val="18"/>
               </w:rPr>
-              <w:t xml:space="preserve">9 дорогих кампаний за клик - на 8-12 ₽ и лимит 2 тыс. ₽ в неделю, по 2-3 в неделю, KONUX первым</w:t>
+              <w:t xml:space="preserve">С 13.10 обе кампании KONUX на 8 ₽ и 2 тыс. ₽ в неделю. Если карточка не просела, с 27.10 по одной в неделю: GGT-03-3-3-O-20090 и три дорогие от 08.10. KUVINO и GGT-46 - по вашему ответу</w:t>
             </w:r>
           </w:p>
         </w:tc>
@@ -511,7 +511,7 @@
                 <w:sz w:val="18"/>
                 <w:szCs w:val="18"/>
               </w:rPr>
-              <w:t xml:space="preserve">до -90 тыс. ₽ расхода в неделю, если заказы удержатся</w:t>
+              <w:t xml:space="preserve">расход -50 тыс. ₽ в неделю после KONUX, до -142 тыс. после всех шести; прибыль от +18 до +140 тыс. в неделю</w:t>
             </w:r>
           </w:p>
         </w:tc>
@@ -539,7 +539,7 @@
                 <w:sz w:val="18"/>
                 <w:szCs w:val="18"/>
               </w:rPr>
-              <w:t xml:space="preserve">через 2 недели по каждой</w:t>
+              <w:t xml:space="preserve">13.10, итог 27.10</w:t>
             </w:r>
           </w:p>
         </w:tc>
@@ -567,7 +567,7 @@
                 <w:sz w:val="18"/>
                 <w:szCs w:val="18"/>
               </w:rPr>
-              <w:t xml:space="preserve">заказы карточки ниже базы на 20%</w:t>
+              <w:t xml:space="preserve">доля карточки в заказах магазина и корзины товара обе ниже базы больше чем на 30%</w:t>
             </w:r>
           </w:p>
         </w:tc>
@@ -628,7 +628,7 @@
                 <w:sz w:val="18"/>
                 <w:szCs w:val="18"/>
               </w:rPr>
-              <w:t xml:space="preserve">28 продающихся товаров из таблицы «Можно снизить цену»: дешёвая реклама и своя цена -10% (не ниже цены 10% рентабельности), без акции</w:t>
+              <w:t xml:space="preserve">Одна партия дешёвой рекламы: 20 товаров по условиям шага 3 ниже, 8 ₽, 1 500 ₽ в неделю на товар, 4 недели, до 120 тыс. ₽</w:t>
             </w:r>
           </w:p>
         </w:tc>
@@ -656,7 +656,7 @@
                 <w:sz w:val="18"/>
                 <w:szCs w:val="18"/>
               </w:rPr>
-              <w:t xml:space="preserve">больше заказов, если они вырастут больше чем на 37%</w:t>
+              <w:t xml:space="preserve">от +10 до +35 тыс. ₽ прибыли за 4 недели (широкий разброс)</w:t>
             </w:r>
           </w:p>
         </w:tc>
@@ -684,7 +684,7 @@
                 <w:sz w:val="18"/>
                 <w:szCs w:val="18"/>
               </w:rPr>
-              <w:t xml:space="preserve">через 2 недели</w:t>
+              <w:t xml:space="preserve">после 27.10, по вашему решению</w:t>
             </w:r>
           </w:p>
         </w:tc>
@@ -712,7 +712,7 @@
                 <w:sz w:val="18"/>
                 <w:szCs w:val="18"/>
               </w:rPr>
-              <w:t xml:space="preserve">рост заказов меньше нужного - вернуть цену</w:t>
+              <w:t xml:space="preserve">через 2 недели заказы карточек выросли не больше, чем у магазина</w:t>
             </w:r>
           </w:p>
         </w:tc>
@@ -773,7 +773,7 @@
                 <w:sz w:val="18"/>
                 <w:szCs w:val="18"/>
               </w:rPr>
-              <w:t xml:space="preserve">Медленные товары: дешёвая реклама волной по 20 шт на 2 недели, по одному товару на карточку</w:t>
+              <w:t xml:space="preserve">Ставка за заказ 5%, не поднимаем; выгрузить свежий журнал ставок</w:t>
             </w:r>
           </w:p>
         </w:tc>
@@ -801,7 +801,7 @@
                 <w:sz w:val="18"/>
                 <w:szCs w:val="18"/>
               </w:rPr>
-              <w:t xml:space="preserve">заказы там, где реклама их добавит; волна 30 тыс. ₽ в неделю</w:t>
+              <w:t xml:space="preserve">показы магазина</w:t>
             </w:r>
           </w:p>
         </w:tc>
@@ -829,7 +829,7 @@
                 <w:sz w:val="18"/>
                 <w:szCs w:val="18"/>
               </w:rPr>
-              <w:t xml:space="preserve">через 2 недели по карточке</w:t>
+              <w:t xml:space="preserve">постоянно</w:t>
             </w:r>
           </w:p>
         </w:tc>
@@ -857,7 +857,7 @@
                 <w:sz w:val="18"/>
                 <w:szCs w:val="18"/>
               </w:rPr>
-              <w:t xml:space="preserve">заказы карточки не выросли - выключить</w:t>
+              <w:t xml:space="preserve">-</w:t>
             </w:r>
           </w:p>
         </w:tc>
@@ -918,7 +918,7 @@
                 <w:sz w:val="18"/>
                 <w:szCs w:val="18"/>
               </w:rPr>
-              <w:t xml:space="preserve">73 товара, которые при дешёвой рекламе в минусе, - цену не снижаем, рекламу не включаем, разбираем по «Отчету»</w:t>
+              <w:t xml:space="preserve">Цена: пилот -10% на части продающихся товаров из таблицы «Можно снизить цену»</w:t>
             </w:r>
           </w:p>
         </w:tc>
@@ -946,7 +946,7 @@
                 <w:sz w:val="18"/>
                 <w:szCs w:val="18"/>
               </w:rPr>
-              <w:t xml:space="preserve">не тратим на убыточные</w:t>
+              <w:t xml:space="preserve">больше заказов, если рост больше 37%</w:t>
             </w:r>
           </w:p>
         </w:tc>
@@ -974,7 +974,7 @@
                 <w:sz w:val="18"/>
                 <w:szCs w:val="18"/>
               </w:rPr>
-              <w:t xml:space="preserve">разбор за 2 недели</w:t>
+              <w:t xml:space="preserve">после итога шага 1</w:t>
             </w:r>
           </w:p>
         </w:tc>
@@ -1002,7 +1002,7 @@
                 <w:sz w:val="18"/>
                 <w:szCs w:val="18"/>
               </w:rPr>
-              <w:t xml:space="preserve">-</w:t>
+              <w:t xml:space="preserve">через 2 недели рост меньше нужного - вернуть цену</w:t>
             </w:r>
           </w:p>
         </w:tc>
@@ -1063,7 +1063,7 @@
                 <w:sz w:val="18"/>
                 <w:szCs w:val="18"/>
               </w:rPr>
-              <w:t xml:space="preserve">Ставку за заказ держим 5%; раз в неделю одна цифра - реклама на заказ</w:t>
+              <w:t xml:space="preserve">Акции: «Эластичный» держим, из «Усиления» массово не выходим; эффект меряем по снимкам с 23.09</w:t>
             </w:r>
           </w:p>
         </w:tc>
@@ -1091,7 +1091,7 @@
                 <w:sz w:val="18"/>
                 <w:szCs w:val="18"/>
               </w:rPr>
-              <w:t xml:space="preserve">цель 6 тыс. ₽ на заказ и ниже</w:t>
+              <w:t xml:space="preserve">-</w:t>
             </w:r>
           </w:p>
         </w:tc>
@@ -1119,7 +1119,7 @@
                 <w:sz w:val="18"/>
                 <w:szCs w:val="18"/>
               </w:rPr>
-              <w:t xml:space="preserve">еженедельно</w:t>
+              <w:t xml:space="preserve">постоянно</w:t>
             </w:r>
           </w:p>
         </w:tc>
@@ -1163,7 +1163,7 @@
           <w:sz w:val="18"/>
           <w:szCs w:val="18"/>
         </w:rPr>
-        <w:t xml:space="preserve">Итог [ГИПОТЕЗА]: расход около -60 тыс. ₽ в неделю (минус 90 по шагу 1, плюс 30 по шагу 3); заказы растут, только если снижение цены и дешёвая реклама их добавят - проверяем шагами через 2 недели. Прибыль со штуки считали как в «Отчете»: выплата OZON минус ставка за заказ, реклама, себестоимость, наша доставка за вычетом оплаты покупателем, АДМ 30% и налог 15%. Не учтены шкала комиссии OZON от цены, отмены, возвраты, хранение. Таблица по артикулам - отдельным файлом.</w:t>
+        <w:t xml:space="preserve">Правила: одно изменение на карточку за раз; база - 4 недели до изменения без 08-09.10; следим за двумя цифрами за скользящие 4 недели - заказы без отмен и расход (пример цели [ГИПОТЕЗА]: расход ниже 400 тыс. ₽ в неделю при заказах не ниже 70). Итог по деньгам [ШИРОКИЙ ДИАПАЗОН - НЕПРОВЕРЕНО]: расход в первые 2 недели около -20 тыс. в неделю с учётом партии, после всех шести кампаний до -112 тыс. Риски: сезон не отделён (заказы растут 4 недели подряд), комиссия выросла с 32% до 51% - если вырастет ещё, суммы пересчитать. Кабинет - команда, цифры - Катя, решения - Иван.</w:t>
       </w:r>
     </w:p>
     <w:p>

--- a/sessions/OZON-testy-itogi-2026-10-12.docx
+++ b/sessions/OZON-testy-itogi-2026-10-12.docx
@@ -131,7 +131,7 @@
         <w:t xml:space="preserve">Где мы сейчас. </w:t>
       </w:r>
       <w:r>
-        <w:t xml:space="preserve">Заказов без отмен 303 / 313 / 274 в июле / августе / сентябре; по неделям с середины августа 53 / 70 / 74 / 82, последняя (04-10.10) лучшая. Реклама за 04-10.10 - 447 тыс. ₽ (ставка за заказ 232 тыс., клики 215 тыс.), на заказ 5,4 тыс. ₽, с поправкой на будущие отмены около 6 тыс. - как в сентябре: расход вырос вместе с заказами. Карточки, где идут дорогие кампании за клик, дают больше половины заказов магазина (43 из 82 за неделю). 110 товаров без рекламы за клик дали 36% заказов за 60 дней. 629 товаров за 60 дней не продавались, из них 301 набрал от 100 показов без заказа.</w:t>
+        <w:t xml:space="preserve">Заказов без отмен 303 / 313 / 274 в июле / августе / сентябре; в марте-июне продавали 392-616 в месяц, почему после июня вдвое меньше, не разобрано. За последние 4 недели 53 / 70 / 74 / 82, последняя (04-10.10) лучшая с начала июля. Реклама за 04-10.10 - 447 тыс. ₽ (ставка за заказ 232 тыс., клики 215 тыс.), на заказ 5,4 тыс. ₽, с поправкой на будущие отмены 6,0-6,1 тыс. - как в сентябре: расход вырос вместе с заказами. Карточки, где идут дорогие кампании за клик, дают больше половины заказов магазина (43 из 82 за неделю). 110 товаров без рекламы за клик дали 36% заказов за 60 дней. 629 товаров за 60 дней не продавались, из них 301 набрал от 100 показов за 10 дней октября без заказа.</w:t>
       </w:r>
     </w:p>
     <w:p>
@@ -240,10 +240,10 @@
           <w:b/>
           <w:bCs/>
         </w:rPr>
-        <w:t xml:space="preserve">Цена. </w:t>
-      </w:r>
-      <w:r>
-        <w:t xml:space="preserve">У продающихся товаров (от 0,5 шт в неделю) есть запас снизить цену при рентабельности 10%; -10% цены окупится, если заказы вырастут примерно на 37%. Сколько заказов даст снижение, тестами не измерено. 301 товар с показами без заказов - вопрос цены и карточки, а не рекламы.</w:t>
+        <w:t xml:space="preserve">Цена - только пилот с контролем. </w:t>
+      </w:r>
+      <w:r>
+        <w:t xml:space="preserve">По расчёту модели (она на проверке; без шкалы комиссии от цены, отмен, возвратов и хранения) у 28 продающихся товаров есть запас снизить цену при рентабельности 10%. Чтобы прибыль не упала при -10%, им нужно +22...+47% заказов, середина +28%; сколько даст снижение, тестами не измерено. 27 из 28 в акциях: цену менять в карточке и в акции в один день. 301 товар с показами без заказов - скорее вопрос цены и карточки, чем рекламы (гипотеза).</w:t>
       </w:r>
     </w:p>
     <w:p>
@@ -483,7 +483,7 @@
                 <w:sz w:val="18"/>
                 <w:szCs w:val="18"/>
               </w:rPr>
-              <w:t xml:space="preserve">С 13.10 обе кампании KONUX на 8 ₽ и 2 тыс. ₽ в неделю. Если карточка не просела, с 27.10 по одной в неделю: GGT-03-3-3-O-20090 и три дорогие от 08.10. KUVINO и GGT-46 - по вашему ответу</w:t>
+              <w:t xml:space="preserve">С 13.10 обе кампании KONUX на 8 ₽ и 2 тыс. ₽ в неделю. Если карточка не провалилась, дальше одна кампания на карточку раз в 2 недели: в GGT-03 - O-20090 (27.10), O-18090 (17.11), 3-5-E-16080 (01.12); GGT-47-3-5-90 - 03.11; в неделю распродажи 11.11 не меняем. KUVINO и GGT-46 - по вашему ответу</w:t>
             </w:r>
           </w:p>
         </w:tc>
@@ -511,7 +511,7 @@
                 <w:sz w:val="18"/>
                 <w:szCs w:val="18"/>
               </w:rPr>
-              <w:t xml:space="preserve">расход -50 тыс. ₽ в неделю после KONUX, до -142 тыс. после всех шести; прибыль от +18 до +140 тыс. в неделю</w:t>
+              <w:t xml:space="preserve">расход -50 тыс. ₽ в неделю после KONUX, до -142 тыс. после всех шести; прибыль от +18 до +140 тыс. в неделю (широкий разброс, не проверено)</w:t>
             </w:r>
           </w:p>
         </w:tc>
@@ -539,7 +539,7 @@
                 <w:sz w:val="18"/>
                 <w:szCs w:val="18"/>
               </w:rPr>
-              <w:t xml:space="preserve">13.10, итог 27.10</w:t>
+              <w:t xml:space="preserve">13.10, итог KONUX 27.10, все шесть к 01.12</w:t>
             </w:r>
           </w:p>
         </w:tc>
@@ -567,7 +567,7 @@
                 <w:sz w:val="18"/>
                 <w:szCs w:val="18"/>
               </w:rPr>
-              <w:t xml:space="preserve">доля карточки в заказах магазина и корзины товара обе ниже базы больше чем на 30%</w:t>
+              <w:t xml:space="preserve">KONUX: доля карточки в заказах магазина за 2 недели ниже 3% (сейчас 6,8%). Кампании от 08.10: корзины товара ниже, чем до запуска, больше чем на 30%. Корзины старых кампаний не годятся: на 8 ₽ падают при любом исходе</w:t>
             </w:r>
           </w:p>
         </w:tc>
@@ -918,7 +918,7 @@
                 <w:sz w:val="18"/>
                 <w:szCs w:val="18"/>
               </w:rPr>
-              <w:t xml:space="preserve">Цена: пилот -10% на части продающихся товаров из таблицы «Можно снизить цену»</w:t>
+              <w:t xml:space="preserve">Цена: пилот -10% на 7-8 продающихся товарах вне карточек шага 1, столько же - контроль без изменений; цену в карточке и в акции в один день, проверка наутро</w:t>
             </w:r>
           </w:p>
         </w:tc>
@@ -946,7 +946,7 @@
                 <w:sz w:val="18"/>
                 <w:szCs w:val="18"/>
               </w:rPr>
-              <w:t xml:space="preserve">больше заказов, если рост больше 37%</w:t>
+              <w:t xml:space="preserve">прибыль не упадёт, если заказы пилота вырастут на 22-47% больше контроля (широкий разброс, не проверено)</w:t>
             </w:r>
           </w:p>
         </w:tc>
@@ -974,7 +974,7 @@
                 <w:sz w:val="18"/>
                 <w:szCs w:val="18"/>
               </w:rPr>
-              <w:t xml:space="preserve">после итога шага 1</w:t>
+              <w:t xml:space="preserve">после 27.10, по вашему решению (цена больше 5%)</w:t>
             </w:r>
           </w:p>
         </w:tc>
@@ -1002,7 +1002,7 @@
                 <w:sz w:val="18"/>
                 <w:szCs w:val="18"/>
               </w:rPr>
-              <w:t xml:space="preserve">через 2 недели рост меньше нужного - вернуть цену</w:t>
+              <w:t xml:space="preserve">через 4 недели прирост меньше нужного - вернуть цену</w:t>
             </w:r>
           </w:p>
         </w:tc>
@@ -1163,7 +1163,7 @@
           <w:sz w:val="18"/>
           <w:szCs w:val="18"/>
         </w:rPr>
-        <w:t xml:space="preserve">Правила: одно изменение на карточку за раз; база - 4 недели до изменения без 08-09.10; следим за двумя цифрами за скользящие 4 недели - заказы без отмен и расход (пример цели [ГИПОТЕЗА]: расход ниже 400 тыс. ₽ в неделю при заказах не ниже 70). Итог по деньгам [ШИРОКИЙ ДИАПАЗОН - НЕПРОВЕРЕНО]: расход в первые 2 недели около -20 тыс. в неделю с учётом партии, после всех шести кампаний до -112 тыс. Риски: сезон не отделён (заказы растут 4 недели подряд), комиссия выросла с 32% до 51% - если вырастет ещё, суммы пересчитать. Кабинет - команда, цифры - Катя, решения - Иван.</w:t>
+        <w:t xml:space="preserve">Правила: одно изменение на карточку за 2 недели; в неделю распродажи 11.11 ничего не меняем; цена больше 5% и бюджет больше 100 тыс. - ваше решение. Следим за двумя цифрами за скользящие 4 недели - заказы без отмен и расход (пример цели [ГИПОТЕЗА]: расход ниже 400 тыс. ₽ в неделю при заказах не ниже 70). Итог по деньгам [ШИРОКИЙ ДИАПАЗОН - НЕПРОВЕРЕНО]: расход 13-27.10 -50 тыс. в неделю, с партией с 27.10 -20 тыс., после всех шести кампаний к 01.12 до -112 тыс.; пилот цены в сумму не входит. Риски: сезон не отделён (заказы растут 4 недели подряд), комиссия выросла с 32% до 51% - если вырастет ещё, суммы пересчитать. Кабинет - команда, цифры - Катя, решения - Иван.</w:t>
       </w:r>
     </w:p>
     <w:p>
@@ -5539,7 +5539,7 @@
                 <w:sz w:val="18"/>
                 <w:szCs w:val="18"/>
               </w:rPr>
-              <w:t xml:space="preserve">карточка за 2 недели продаёт меньше 7,4 шт в неделю (до 08.10 было 9,2) - вернуть</w:t>
+              <w:t xml:space="preserve">доля карточки в заказах магазина за 2 недели ниже 3% (сейчас 6,8%, в сентябре 14,2%) - вернуть</w:t>
             </w:r>
           </w:p>
         </w:tc>
@@ -5600,7 +5600,7 @@
                 <w:sz w:val="18"/>
                 <w:szCs w:val="18"/>
               </w:rPr>
-              <w:t xml:space="preserve">Только если шаг 1 не уронил заказы: так же снизить до 8-12 ₽ остальные дорогие (GGT-03-3-3-O-20090, 16 ₽ за клик, и три новых от 08.10: O-18090, 3-5-E-16080, GGT-47-3-5-90), по одной в неделю</w:t>
+              <w:t xml:space="preserve">Только если шаг 1 не уронил заказы: так же снизить до 8-12 ₽ остальные дорогие (GGT-03-3-3-O-20090, 16 ₽ за клик, и три новых от 08.10: O-18090, 3-5-E-16080, GGT-47-3-5-90), по одной кампании на карточку раз в 2 недели (три из четырёх - в GGT-03), в неделю 11.11 не меняем</w:t>
             </w:r>
           </w:p>
         </w:tc>
@@ -5656,7 +5656,7 @@
                 <w:sz w:val="18"/>
                 <w:szCs w:val="18"/>
               </w:rPr>
-              <w:t xml:space="preserve">с 27.10</w:t>
+              <w:t xml:space="preserve">с 27.10 до 01.12</w:t>
             </w:r>
           </w:p>
         </w:tc>
@@ -6421,6 +6421,19 @@
       </w:pPr>
       <w:r>
         <w:t xml:space="preserve">Что решаете вы</w:t>
+      </w:r>
+    </w:p>
+    <w:p>
+      <w:pPr>
+        <w:pStyle w:val="ListParagraph"/>
+        <w:numPr>
+          <w:ilvl w:val="0"/>
+          <w:numId w:val="3"/>
+        </w:numPr>
+        <w:spacing w:after="60"/>
+      </w:pPr>
+      <w:r>
+        <w:t xml:space="preserve">Номера шагов ниже - по таблице «Что делаем дальше». Пилот цены (шаг 4 таблицы «Стратегия»): согласуете -10% на 7-8 продающихся товарах с контролем?</w:t>
       </w:r>
     </w:p>
     <w:p>

--- a/sessions/OZON-testy-itogi-2026-10-12.docx
+++ b/sessions/OZON-testy-itogi-2026-10-12.docx
@@ -567,7 +567,7 @@
                 <w:sz w:val="18"/>
                 <w:szCs w:val="18"/>
               </w:rPr>
-              <w:t xml:space="preserve">KONUX: доля карточки в заказах магазина за 2 недели ниже 3% (сейчас 6,8%). Кампании от 08.10: корзины товара ниже, чем до запуска, больше чем на 30%. Корзины старых кампаний не годятся: на 8 ₽ падают при любом исходе</w:t>
+              <w:t xml:space="preserve">KONUX: доля карточки в заказах магазина за 2 недели ниже 3% (сейчас 6,8%). O-20090: доля GGT-03 ниже половины базы (17-18%). Кампании от 08.10: корзины товара ниже, чем до запуска, больше чем на 30%. Корзины старых кампаний не годятся: на 8 ₽ падают при любом исходе</w:t>
             </w:r>
           </w:p>
         </w:tc>
@@ -918,7 +918,7 @@
                 <w:sz w:val="18"/>
                 <w:szCs w:val="18"/>
               </w:rPr>
-              <w:t xml:space="preserve">Цена: пилот -10% на 7-8 продающихся товарах вне карточек шага 1, столько же - контроль без изменений; цену в карточке и в акции в один день, проверка наутро</w:t>
+              <w:t xml:space="preserve">Цена: пилот -10% в 4 карточках из 8 (вне карточек шага 1), остальные 4 - контроль; карточки с товарами теста 4 - в контроль; цену в карточке и в акции в один день, проверка наутро</w:t>
             </w:r>
           </w:p>
         </w:tc>
@@ -946,7 +946,7 @@
                 <w:sz w:val="18"/>
                 <w:szCs w:val="18"/>
               </w:rPr>
-              <w:t xml:space="preserve">прибыль не упадёт, если заказы пилота вырастут на 22-47% больше контроля (широкий разброс, не проверено)</w:t>
+              <w:t xml:space="preserve">прибыль не упадёт, если заказы пилота вырастут на 22-47% больше контроля (широкий разброс, не проверено); при нулевом росте до -9 тыс. прибыли в неделю</w:t>
             </w:r>
           </w:p>
         </w:tc>
@@ -974,7 +974,7 @@
                 <w:sz w:val="18"/>
                 <w:szCs w:val="18"/>
               </w:rPr>
-              <w:t xml:space="preserve">после 27.10, по вашему решению (цена больше 5%)</w:t>
+              <w:t xml:space="preserve">с 29.10, итог 26.11, по вашему решению (цена больше 5%)</w:t>
             </w:r>
           </w:p>
         </w:tc>
@@ -1163,7 +1163,7 @@
           <w:sz w:val="18"/>
           <w:szCs w:val="18"/>
         </w:rPr>
-        <w:t xml:space="preserve">Правила: одно изменение на карточку за 2 недели; в неделю распродажи 11.11 ничего не меняем; цена больше 5% и бюджет больше 100 тыс. - ваше решение. Следим за двумя цифрами за скользящие 4 недели - заказы без отмен и расход (пример цели [ГИПОТЕЗА]: расход ниже 400 тыс. ₽ в неделю при заказах не ниже 70). Итог по деньгам [ШИРОКИЙ ДИАПАЗОН - НЕПРОВЕРЕНО]: расход 13-27.10 -50 тыс. в неделю, с партией с 27.10 -20 тыс., после всех шести кампаний к 01.12 до -112 тыс.; пилот цены в сумму не входит. Риски: сезон не отделён (заказы растут 4 недели подряд), комиссия выросла с 32% до 51% - если вырастет ещё, суммы пересчитать. Кабинет - команда, цифры - Катя, решения - Иван.</w:t>
+        <w:t xml:space="preserve">Правила: одно изменение на карточку за 2 недели; в неделю распродажи 11.11 ничего не меняем; цена больше 5% и бюджет больше 100 тыс. - ваше решение. Следим за двумя цифрами за скользящие 4 недели - заказы без отмен и расход (пример цели [ГИПОТЕЗА]: расход ниже 400 тыс. ₽ в неделю при заказах не ниже 70). Итог по деньгам [ШИРОКИЙ ДИАПАЗОН - НЕПРОВЕРЕНО]: расход 13-27.10 -50 тыс. в неделю, с 27.10 -46 тыс., с 17.11 -91 тыс., с 01.12 -142 тыс. (партия 27.10-24.11 учтена); пилот цены - до -9 тыс. прибыли в неделю, если заказы не вырастут. Риски: сезон не отделён (заказы растут 4 недели подряд), комиссия выросла с 32% до 51% - если вырастет ещё, суммы пересчитать; правило OZON о доплате видно 3 недели - если поменяется, снижение ставок останавливаем. Кабинет - команда, цифры - Катя, решения - Иван.</w:t>
       </w:r>
     </w:p>
     <w:p>
@@ -5684,7 +5684,7 @@
                 <w:sz w:val="18"/>
                 <w:szCs w:val="18"/>
               </w:rPr>
-              <w:t xml:space="preserve">корзины рекламируемого товара за 2 недели упали больше чем на 30% к базе - вернуть. База: для трёх кампаний от 08.10 - 24.09-07.10, до их запуска (с дорогой рекламой корзины выросли, а заказы нет); для O-20090 - 2 недели до снижения. По заказам (около 1 в неделю на товар) не различить</w:t>
+              <w:t xml:space="preserve">корзины рекламируемого товара за 2 недели упали больше чем на 30% к базе до запуска (24.09-07.10) - вернуть; это для трёх кампаний от 08.10. O-20090 - не по корзинам (на 8 ₽ они падают при любом исходе), а по доле карточки GGT-03 в заказах магазина: ниже половины базы (17-18%) - вернуть</w:t>
             </w:r>
           </w:p>
         </w:tc>

--- a/sessions/OZON-testy-itogi-2026-10-12.docx
+++ b/sessions/OZON-testy-itogi-2026-10-12.docx
@@ -240,10 +240,10 @@
           <w:b/>
           <w:bCs/>
         </w:rPr>
-        <w:t xml:space="preserve">Цена - только пилот с контролем. </w:t>
-      </w:r>
-      <w:r>
-        <w:t xml:space="preserve">По расчёту модели (она на проверке; без шкалы комиссии от цены, отмен, возвратов и хранения) у 28 продающихся товаров есть запас снизить цену при рентабельности 10%. Чтобы прибыль не упала при -10%, им нужно +22...+47% заказов, середина +28%; сколько даст снижение, тестами не измерено. 27 из 28 в акциях: цену менять в карточке и в акции в один день. 301 товар с показами без заказов - скорее вопрос цены и карточки, чем рекламы (гипотеза).</w:t>
+        <w:t xml:space="preserve">Цена: решение отложено. </w:t>
+      </w:r>
+      <w:r>
+        <w:t xml:space="preserve">Расчёт «до какой цены можно снизить» не прошёл проверку ФЕНИКСА (вето 12.10): модель расходится с «Отчетом» за сентябрь на +75%. Пока цены не меняем; насколько вырастут заказы от снижения цены, тестами не измерено. 301 товар с показами без заказов - скорее вопрос цены и карточки, чем рекламы (гипотеза).</w:t>
       </w:r>
     </w:p>
     <w:p>
@@ -918,7 +918,7 @@
                 <w:sz w:val="18"/>
                 <w:szCs w:val="18"/>
               </w:rPr>
-              <w:t xml:space="preserve">Цена: пилот -10% в 4 карточках из 8 (вне карточек шага 1), остальные 4 - контроль; карточки с товарами теста 4 - в контроль; цену в карточке и в акции в один день, проверка наутро</w:t>
+              <w:t xml:space="preserve">Цена: пилот снижения - после пересчёта модели цены по «Отчету» и вашего решения</w:t>
             </w:r>
           </w:p>
         </w:tc>
@@ -946,7 +946,7 @@
                 <w:sz w:val="18"/>
                 <w:szCs w:val="18"/>
               </w:rPr>
-              <w:t xml:space="preserve">прибыль не упадёт, если заказы пилота вырастут на 22-47% больше контроля (широкий разброс, не проверено); при нулевом росте до -9 тыс. прибыли в неделю</w:t>
+              <w:t xml:space="preserve">-</w:t>
             </w:r>
           </w:p>
         </w:tc>
@@ -974,7 +974,7 @@
                 <w:sz w:val="18"/>
                 <w:szCs w:val="18"/>
               </w:rPr>
-              <w:t xml:space="preserve">с 29.10, итог 26.11, по вашему решению (цена больше 5%)</w:t>
+              <w:t xml:space="preserve">не раньше пересчёта</w:t>
             </w:r>
           </w:p>
         </w:tc>
@@ -1002,7 +1002,7 @@
                 <w:sz w:val="18"/>
                 <w:szCs w:val="18"/>
               </w:rPr>
-              <w:t xml:space="preserve">через 4 недели прирост меньше нужного - вернуть цену</w:t>
+              <w:t xml:space="preserve">-</w:t>
             </w:r>
           </w:p>
         </w:tc>
@@ -1163,7 +1163,7 @@
           <w:sz w:val="18"/>
           <w:szCs w:val="18"/>
         </w:rPr>
-        <w:t xml:space="preserve">Правила: одно изменение на карточку за 2 недели; в неделю распродажи 11.11 ничего не меняем; цена больше 5% и бюджет больше 100 тыс. - ваше решение. Следим за двумя цифрами за скользящие 4 недели - заказы без отмен и расход (пример цели [ГИПОТЕЗА]: расход ниже 400 тыс. ₽ в неделю при заказах не ниже 70). Итог по деньгам [ШИРОКИЙ ДИАПАЗОН - НЕПРОВЕРЕНО]: расход 13-27.10 -50 тыс. в неделю, с 27.10 -46 тыс., с 17.11 -91 тыс., с 01.12 -142 тыс. (партия 27.10-24.11 учтена); пилот цены - до -9 тыс. прибыли в неделю, если заказы не вырастут. Риски: сезон не отделён (заказы растут 4 недели подряд), комиссия выросла с 32% до 51% - если вырастет ещё, суммы пересчитать; правило OZON о доплате видно 3 недели - если поменяется, снижение ставок останавливаем. Кабинет - команда, цифры - Катя, решения - Иван.</w:t>
+        <w:t xml:space="preserve">Правила: одно изменение на карточку за 2 недели; в неделю распродажи 11.11 ничего не меняем; цена больше 5% и бюджет больше 100 тыс. - ваше решение. Следим за двумя цифрами за скользящие 4 недели - заказы без отмен и расход (пример цели [ГИПОТЕЗА]: расход ниже 400 тыс. ₽ в неделю при заказах не ниже 70). Итог по деньгам [ШИРОКИЙ ДИАПАЗОН - НЕПРОВЕРЕНО]: расход 13-27.10 -50 тыс. в неделю, с 27.10 -46 тыс., с 17.11 -91 тыс., с 01.12 -142 тыс. (партия 27.10-24.11 учтена); пилот цены в сумму не входит. Риски: сезон не отделён (заказы растут 4 недели подряд), комиссия выросла с 32% до 51% - если вырастет ещё, суммы пересчитать; правило OZON о доплате видно 3 недели - если поменяется, снижение ставок останавливаем. Кабинет - команда, цифры - Катя, решения - Иван.</w:t>
       </w:r>
     </w:p>
     <w:p>
@@ -6433,7 +6433,7 @@
         <w:spacing w:after="60"/>
       </w:pPr>
       <w:r>
-        <w:t xml:space="preserve">Номера шагов ниже - по таблице «Что делаем дальше». Пилот цены (шаг 4 таблицы «Стратегия»): согласуете -10% на 7-8 продающихся товарах с контролем?</w:t>
+        <w:t xml:space="preserve">Номера шагов ниже - по таблице «Что делаем дальше». Таблицу «Можно снизить цену» не применять: модель цены на пересчёте после вето ФЕНИКСА.</w:t>
       </w:r>
     </w:p>
     <w:p>
